--- a/tech_cards/душевая мужская женская_tech_card.docx
+++ b/tech_cards/душевая мужская женская_tech_card.docx
@@ -278,7 +278,7 @@
                 <w:b/>
                 <w:sz w:val="18"/>
               </w:rPr>
-              <w:t>Помещение: душевая (мужская, женская)</w:t>
+              <w:t>Помещение: душевая  (мужская, женская)</w:t>
             </w:r>
           </w:p>
         </w:tc>
@@ -832,6 +832,7 @@
         <w:tc>
           <w:tcPr>
             <w:tcW w:w="1688" w:type="dxa"/>
+            <w:vMerge w:val="restart"/>
           </w:tcPr>
           <w:p>
             <w:pPr>
@@ -842,7 +843,7 @@
                 <w:sz w:val="14"/>
                 <w:rFonts w:ascii="Arial" w:hAnsi="Arial"/>
               </w:rPr>
-              <w:t xml:space="preserve">водопроводные трубы (до 2 м), стены туалетных кабин</w:t>
+              <w:t xml:space="preserve">потолок</w:t>
             </w:r>
           </w:p>
         </w:tc>
@@ -859,7 +860,7 @@
                 <w:sz w:val="14"/>
                 <w:rFonts w:ascii="Arial" w:hAnsi="Arial"/>
               </w:rPr>
-              <w:t xml:space="preserve">мойка</w:t>
+              <w:t xml:space="preserve">очистка (обеспыливание поверхностей)</w:t>
             </w:r>
           </w:p>
         </w:tc>
@@ -889,7 +890,6 @@
         <w:tc>
           <w:tcPr>
             <w:tcW w:w="1913" w:type="dxa"/>
-            <w:shd w:val="clear" w:color="auto" w:fill="99FF99"/>
           </w:tcPr>
           <w:p>
             <w:pPr>
@@ -898,10 +898,9 @@
             <w:r>
               <w:rPr>
                 <w:rFonts w:ascii="Arial" w:hAnsi="Arial"/>
-                <w:b/>
-                <w:sz w:val="14"/>
-              </w:rPr>
-              <w:t>ХИМИТЕК КУХМАСТЕР-ФОРТЕ для дозирующих систем</w:t>
+                <w:sz w:val="14"/>
+              </w:rPr>
+              <w:t>_____________________</w:t>
             </w:r>
           </w:p>
         </w:tc>
@@ -918,7 +917,7 @@
                 <w:sz w:val="14"/>
                 <w:rFonts w:ascii="Arial" w:hAnsi="Arial"/>
               </w:rPr>
-              <w:t xml:space="preserve">ручной (протирание, обработка щёткой)</w:t>
+              <w:t xml:space="preserve">ручной (протирание)</w:t>
             </w:r>
           </w:p>
         </w:tc>
@@ -935,17 +934,7 @@
                 <w:rFonts w:ascii="Arial" w:hAnsi="Arial"/>
                 <w:sz w:val="14"/>
               </w:rPr>
-              <w:t>3,0 % - 4,0 %</w:t>
-            </w:r>
-            <w:r>
-              <w:br/>
-            </w:r>
-            <w:r>
-              <w:rPr>
-                <w:rFonts w:ascii="Arial" w:hAnsi="Arial"/>
-                <w:sz w:val="14"/>
-              </w:rPr>
-              <w:t>дозирующая система ProMax</w:t>
+              <w:t>___________________</w:t>
             </w:r>
           </w:p>
         </w:tc>
@@ -962,1463 +951,7 @@
                 <w:sz w:val="14"/>
                 <w:rFonts w:ascii="Arial" w:hAnsi="Arial"/>
               </w:rPr>
-              <w:t xml:space="preserve">не ниже 40°C</w:t>
-            </w:r>
-          </w:p>
-        </w:tc>
-        <w:tc>
-          <w:tcPr>
-            <w:tcW w:w="1126" w:type="dxa"/>
-          </w:tcPr>
-          <w:p>
-            <w:pPr>
-              <w:pStyle w:val="--3"/>
-            </w:pPr>
-            <w:r>
-              <w:rPr>
-                <w:sz w:val="14"/>
-                <w:rFonts w:ascii="Arial" w:hAnsi="Arial"/>
-              </w:rPr>
               <w:t xml:space="preserve">___________</w:t>
-            </w:r>
-          </w:p>
-        </w:tc>
-        <w:tc>
-          <w:tcPr>
-            <w:tcW w:w="510" w:type="dxa"/>
-            <w:noWrap/>
-            <w:tcMar>
-              <w:left w:w="0" w:type="dxa"/>
-              <w:right w:w="0" w:type="dxa"/>
-            </w:tcMar>
-            <w:textDirection w:val="btLr"/>
-            <w:tcFitText/>
-            <w:vAlign w:val="center"/>
-          </w:tcPr>
-          <w:p>
-            <w:pPr>
-              <w:pStyle w:val="--3"/>
-            </w:pPr>
-            <w:r>
-              <w:rPr>
-                <w:sz w:val="14"/>
-                <w:rFonts w:ascii="Arial" w:hAnsi="Arial"/>
-                <w:b/>
-              </w:rPr>
-              <w:t xml:space="preserve">промаркированный</w:t>
-            </w:r>
-          </w:p>
-        </w:tc>
-        <w:tc>
-          <w:tcPr>
-            <w:tcW w:w="958" w:type="dxa"/>
-          </w:tcPr>
-          <w:p>
-            <w:pPr>
-              <w:pStyle w:val="--3"/>
-            </w:pPr>
-            <w:r>
-              <w:rPr>
-                <w:sz w:val="14"/>
-                <w:rFonts w:ascii="Arial" w:hAnsi="Arial"/>
-              </w:rPr>
-              <w:t xml:space="preserve">1 раз в неделю</w:t>
-            </w:r>
-          </w:p>
-        </w:tc>
-        <w:tc>
-          <w:tcPr>
-            <w:tcW w:w="1351" w:type="dxa"/>
-          </w:tcPr>
-          <w:p>
-            <w:pPr>
-              <w:pStyle w:val="--2"/>
-            </w:pPr>
-            <w:r>
-              <w:rPr>
-                <w:sz w:val="14"/>
-                <w:rFonts w:ascii="Arial" w:hAnsi="Arial"/>
-              </w:rPr>
-              <w:t xml:space="preserve">сотрудник внутреннего клининга</w:t>
-            </w:r>
-          </w:p>
-        </w:tc>
-        <w:tc>
-          <w:tcPr>
-            <w:tcW w:w="1688" w:type="dxa"/>
-          </w:tcPr>
-          <w:p>
-            <w:pPr>
-              <w:pStyle w:val="--2"/>
-            </w:pPr>
-            <w:r>
-              <w:rPr>
-                <w:sz w:val="14"/>
-                <w:rFonts w:ascii="Arial" w:hAnsi="Arial"/>
-              </w:rPr>
-              <w:t xml:space="preserve">визуальный контроль/ сотрудник отдела качества</w:t>
-            </w:r>
-          </w:p>
-        </w:tc>
-      </w:tr>
-      <w:tr>
-        <w:tc>
-          <w:tcPr>
-            <w:tcW w:w="1688" w:type="dxa"/>
-          </w:tcPr>
-          <w:p>
-            <w:pPr>
-              <w:pStyle w:val="--2"/>
-            </w:pPr>
-            <w:r>
-              <w:rPr>
-                <w:sz w:val="14"/>
-                <w:rFonts w:ascii="Arial" w:hAnsi="Arial"/>
-              </w:rPr>
-              <w:t xml:space="preserve">выключатели, дверные ручки</w:t>
-            </w:r>
-          </w:p>
-        </w:tc>
-        <w:tc>
-          <w:tcPr>
-            <w:tcW w:w="1408" w:type="dxa"/>
-          </w:tcPr>
-          <w:p>
-            <w:pPr>
-              <w:pStyle w:val="--2"/>
-            </w:pPr>
-            <w:r>
-              <w:rPr>
-                <w:sz w:val="14"/>
-                <w:rFonts w:ascii="Arial" w:hAnsi="Arial"/>
-              </w:rPr>
-              <w:t xml:space="preserve">мойка</w:t>
-            </w:r>
-          </w:p>
-        </w:tc>
-        <w:tc>
-          <w:tcPr>
-            <w:tcW w:w="506" w:type="dxa"/>
-            <w:tcMar>
-              <w:left w:w="0" w:type="dxa"/>
-              <w:right w:w="0" w:type="dxa"/>
-            </w:tcMar>
-            <w:textDirection w:val="btLr"/>
-            <w:vAlign w:val="center"/>
-          </w:tcPr>
-          <w:p>
-            <w:pPr>
-              <w:pStyle w:val="--3"/>
-            </w:pPr>
-            <w:r>
-              <w:rPr>
-                <w:sz w:val="14"/>
-                <w:rFonts w:ascii="Arial" w:hAnsi="Arial"/>
-              </w:rPr>
-              <w:t xml:space="preserve"/>
-            </w:r>
-          </w:p>
-        </w:tc>
-        <w:tc>
-          <w:tcPr>
-            <w:tcW w:w="1913" w:type="dxa"/>
-            <w:shd w:val="clear" w:color="auto" w:fill="99FF99"/>
-          </w:tcPr>
-          <w:p>
-            <w:pPr>
-              <w:pStyle w:val="-0"/>
-            </w:pPr>
-            <w:r>
-              <w:rPr>
-                <w:rFonts w:ascii="Arial" w:hAnsi="Arial"/>
-                <w:b/>
-                <w:sz w:val="14"/>
-              </w:rPr>
-              <w:t>ХИМИТЕК КУХМАСТЕР-ФОРТЕ для дозирующих систем</w:t>
-            </w:r>
-          </w:p>
-        </w:tc>
-        <w:tc>
-          <w:tcPr>
-            <w:tcW w:w="1520" w:type="dxa"/>
-          </w:tcPr>
-          <w:p>
-            <w:pPr>
-              <w:pStyle w:val="--2"/>
-            </w:pPr>
-            <w:r>
-              <w:rPr>
-                <w:sz w:val="14"/>
-                <w:rFonts w:ascii="Arial" w:hAnsi="Arial"/>
-              </w:rPr>
-              <w:t xml:space="preserve">ручной (протирание)</w:t>
-            </w:r>
-          </w:p>
-        </w:tc>
-        <w:tc>
-          <w:tcPr>
-            <w:tcW w:w="2025" w:type="dxa"/>
-          </w:tcPr>
-          <w:p>
-            <w:pPr>
-              <w:pStyle w:val="--3"/>
-            </w:pPr>
-            <w:r>
-              <w:rPr>
-                <w:rFonts w:ascii="Arial" w:hAnsi="Arial"/>
-                <w:sz w:val="14"/>
-              </w:rPr>
-              <w:t>3,0 % - 4,0 %</w:t>
-            </w:r>
-            <w:r>
-              <w:br/>
-            </w:r>
-            <w:r>
-              <w:rPr>
-                <w:rFonts w:ascii="Arial" w:hAnsi="Arial"/>
-                <w:sz w:val="14"/>
-              </w:rPr>
-              <w:t>дозирующая система ProMax</w:t>
-            </w:r>
-          </w:p>
-        </w:tc>
-        <w:tc>
-          <w:tcPr>
-            <w:tcW w:w="1183" w:type="dxa"/>
-          </w:tcPr>
-          <w:p>
-            <w:pPr>
-              <w:pStyle w:val="--3"/>
-            </w:pPr>
-            <w:r>
-              <w:rPr>
-                <w:sz w:val="14"/>
-                <w:rFonts w:ascii="Arial" w:hAnsi="Arial"/>
-              </w:rPr>
-              <w:t xml:space="preserve">не ниже 40°C</w:t>
-            </w:r>
-          </w:p>
-        </w:tc>
-        <w:tc>
-          <w:tcPr>
-            <w:tcW w:w="1126" w:type="dxa"/>
-          </w:tcPr>
-          <w:p>
-            <w:pPr>
-              <w:pStyle w:val="--3"/>
-            </w:pPr>
-            <w:r>
-              <w:rPr>
-                <w:sz w:val="14"/>
-                <w:rFonts w:ascii="Arial" w:hAnsi="Arial"/>
-              </w:rPr>
-              <w:t xml:space="preserve">___________</w:t>
-            </w:r>
-          </w:p>
-        </w:tc>
-        <w:tc>
-          <w:tcPr>
-            <w:tcW w:w="510" w:type="dxa"/>
-            <w:noWrap/>
-            <w:tcMar>
-              <w:left w:w="0" w:type="dxa"/>
-              <w:right w:w="0" w:type="dxa"/>
-            </w:tcMar>
-            <w:textDirection w:val="btLr"/>
-            <w:tcFitText/>
-            <w:vAlign w:val="center"/>
-          </w:tcPr>
-          <w:p>
-            <w:pPr>
-              <w:pStyle w:val="--3"/>
-            </w:pPr>
-            <w:r>
-              <w:rPr>
-                <w:sz w:val="14"/>
-                <w:rFonts w:ascii="Arial" w:hAnsi="Arial"/>
-                <w:b/>
-              </w:rPr>
-              <w:t xml:space="preserve">промаркированный</w:t>
-            </w:r>
-          </w:p>
-        </w:tc>
-        <w:tc>
-          <w:tcPr>
-            <w:tcW w:w="958" w:type="dxa"/>
-          </w:tcPr>
-          <w:p>
-            <w:pPr>
-              <w:pStyle w:val="--3"/>
-            </w:pPr>
-            <w:r>
-              <w:rPr>
-                <w:sz w:val="14"/>
-                <w:rFonts w:ascii="Arial" w:hAnsi="Arial"/>
-              </w:rPr>
-              <w:t xml:space="preserve">1 раз в смену</w:t>
-            </w:r>
-          </w:p>
-        </w:tc>
-        <w:tc>
-          <w:tcPr>
-            <w:tcW w:w="1351" w:type="dxa"/>
-          </w:tcPr>
-          <w:p>
-            <w:pPr>
-              <w:pStyle w:val="--2"/>
-            </w:pPr>
-            <w:r>
-              <w:rPr>
-                <w:sz w:val="14"/>
-                <w:rFonts w:ascii="Arial" w:hAnsi="Arial"/>
-              </w:rPr>
-              <w:t xml:space="preserve">сотрудник внутреннего клининга</w:t>
-            </w:r>
-          </w:p>
-        </w:tc>
-        <w:tc>
-          <w:tcPr>
-            <w:tcW w:w="1688" w:type="dxa"/>
-          </w:tcPr>
-          <w:p>
-            <w:pPr>
-              <w:pStyle w:val="--2"/>
-            </w:pPr>
-            <w:r>
-              <w:rPr>
-                <w:sz w:val="14"/>
-                <w:rFonts w:ascii="Arial" w:hAnsi="Arial"/>
-              </w:rPr>
-              <w:t xml:space="preserve">визуальный контроль/ сотрудник отдела качества</w:t>
-            </w:r>
-          </w:p>
-        </w:tc>
-      </w:tr>
-      <w:tr>
-        <w:tc>
-          <w:tcPr>
-            <w:tcW w:w="1688" w:type="dxa"/>
-          </w:tcPr>
-          <w:p>
-            <w:pPr>
-              <w:pStyle w:val="--2"/>
-            </w:pPr>
-            <w:r>
-              <w:rPr>
-                <w:sz w:val="14"/>
-                <w:rFonts w:ascii="Arial" w:hAnsi="Arial"/>
-              </w:rPr>
-              <w:t xml:space="preserve">смесители</w:t>
-            </w:r>
-          </w:p>
-        </w:tc>
-        <w:tc>
-          <w:tcPr>
-            <w:tcW w:w="1408" w:type="dxa"/>
-          </w:tcPr>
-          <w:p>
-            <w:pPr>
-              <w:pStyle w:val="--2"/>
-            </w:pPr>
-            <w:r>
-              <w:rPr>
-                <w:sz w:val="14"/>
-                <w:rFonts w:ascii="Arial" w:hAnsi="Arial"/>
-              </w:rPr>
-              <w:t xml:space="preserve">мойка</w:t>
-            </w:r>
-          </w:p>
-        </w:tc>
-        <w:tc>
-          <w:tcPr>
-            <w:tcW w:w="506" w:type="dxa"/>
-            <w:tcMar>
-              <w:left w:w="0" w:type="dxa"/>
-              <w:right w:w="0" w:type="dxa"/>
-            </w:tcMar>
-            <w:textDirection w:val="btLr"/>
-            <w:vAlign w:val="center"/>
-          </w:tcPr>
-          <w:p>
-            <w:pPr>
-              <w:pStyle w:val="--3"/>
-            </w:pPr>
-            <w:r>
-              <w:rPr>
-                <w:sz w:val="14"/>
-                <w:rFonts w:ascii="Arial" w:hAnsi="Arial"/>
-              </w:rPr>
-              <w:t xml:space="preserve"/>
-            </w:r>
-          </w:p>
-        </w:tc>
-        <w:tc>
-          <w:tcPr>
-            <w:tcW w:w="1913" w:type="dxa"/>
-            <w:shd w:val="clear" w:color="auto" w:fill="FFCCCC"/>
-          </w:tcPr>
-          <w:p>
-            <w:pPr>
-              <w:pStyle w:val="-0"/>
-            </w:pPr>
-            <w:r>
-              <w:rPr>
-                <w:rFonts w:ascii="Arial" w:hAnsi="Arial"/>
-                <w:b/>
-                <w:sz w:val="14"/>
-              </w:rPr>
-              <w:t>ХИМИТЕК ПОЛИКОР</w:t>
-            </w:r>
-            <w:r>
-              <w:rPr>
-                <w:rFonts w:ascii="Arial" w:hAnsi="Arial"/>
-                <w:b/>
-                <w:sz w:val="14"/>
-                <w:vertAlign w:val="superscript"/>
-              </w:rPr>
-              <w:t>®</w:t>
-            </w:r>
-            <w:r>
-              <w:rPr>
-                <w:rFonts w:ascii="Arial" w:hAnsi="Arial"/>
-                <w:b/>
-                <w:sz w:val="14"/>
-              </w:rPr>
-              <w:t>-ГЕЛЬ</w:t>
-            </w:r>
-          </w:p>
-        </w:tc>
-        <w:tc>
-          <w:tcPr>
-            <w:tcW w:w="1520" w:type="dxa"/>
-          </w:tcPr>
-          <w:p>
-            <w:pPr>
-              <w:pStyle w:val="--2"/>
-            </w:pPr>
-            <w:r>
-              <w:rPr>
-                <w:sz w:val="14"/>
-                <w:rFonts w:ascii="Arial" w:hAnsi="Arial"/>
-              </w:rPr>
-              <w:t xml:space="preserve">ручной (протирание, обработка щёткой)</w:t>
-            </w:r>
-          </w:p>
-        </w:tc>
-        <w:tc>
-          <w:tcPr>
-            <w:tcW w:w="2025" w:type="dxa"/>
-          </w:tcPr>
-          <w:p>
-            <w:pPr>
-              <w:pStyle w:val="--3"/>
-            </w:pPr>
-            <w:r>
-              <w:rPr>
-                <w:rFonts w:ascii="Arial" w:hAnsi="Arial"/>
-                <w:sz w:val="14"/>
-              </w:rPr>
-              <w:t>___________________</w:t>
-            </w:r>
-            <w:r>
-              <w:br/>
-            </w:r>
-            <w:r>
-              <w:rPr>
-                <w:rFonts w:ascii="Arial" w:hAnsi="Arial"/>
-                <w:sz w:val="14"/>
-              </w:rPr>
-              <w:t>готовая форма</w:t>
-            </w:r>
-          </w:p>
-        </w:tc>
-        <w:tc>
-          <w:tcPr>
-            <w:tcW w:w="1183" w:type="dxa"/>
-          </w:tcPr>
-          <w:p>
-            <w:pPr>
-              <w:pStyle w:val="--3"/>
-            </w:pPr>
-            <w:r>
-              <w:rPr>
-                <w:sz w:val="14"/>
-                <w:rFonts w:ascii="Arial" w:hAnsi="Arial"/>
-              </w:rPr>
-              <w:t xml:space="preserve">___________</w:t>
-            </w:r>
-          </w:p>
-        </w:tc>
-        <w:tc>
-          <w:tcPr>
-            <w:tcW w:w="1126" w:type="dxa"/>
-          </w:tcPr>
-          <w:p>
-            <w:pPr>
-              <w:pStyle w:val="--3"/>
-            </w:pPr>
-            <w:r>
-              <w:rPr>
-                <w:sz w:val="14"/>
-                <w:rFonts w:ascii="Arial" w:hAnsi="Arial"/>
-              </w:rPr>
-              <w:t xml:space="preserve">5 минут</w:t>
-            </w:r>
-          </w:p>
-        </w:tc>
-        <w:tc>
-          <w:tcPr>
-            <w:tcW w:w="510" w:type="dxa"/>
-            <w:noWrap/>
-            <w:tcMar>
-              <w:left w:w="0" w:type="dxa"/>
-              <w:right w:w="0" w:type="dxa"/>
-            </w:tcMar>
-            <w:textDirection w:val="btLr"/>
-            <w:tcFitText/>
-            <w:vAlign w:val="center"/>
-          </w:tcPr>
-          <w:p>
-            <w:pPr>
-              <w:pStyle w:val="--3"/>
-            </w:pPr>
-            <w:r>
-              <w:rPr>
-                <w:sz w:val="14"/>
-                <w:rFonts w:ascii="Arial" w:hAnsi="Arial"/>
-                <w:b/>
-              </w:rPr>
-              <w:t xml:space="preserve">промаркированный</w:t>
-            </w:r>
-          </w:p>
-        </w:tc>
-        <w:tc>
-          <w:tcPr>
-            <w:tcW w:w="958" w:type="dxa"/>
-          </w:tcPr>
-          <w:p>
-            <w:pPr>
-              <w:pStyle w:val="--3"/>
-            </w:pPr>
-            <w:r>
-              <w:rPr>
-                <w:sz w:val="14"/>
-                <w:rFonts w:ascii="Arial" w:hAnsi="Arial"/>
-              </w:rPr>
-              <w:t xml:space="preserve">2 раза в смену, по мере загрязнения</w:t>
-            </w:r>
-          </w:p>
-        </w:tc>
-        <w:tc>
-          <w:tcPr>
-            <w:tcW w:w="1351" w:type="dxa"/>
-          </w:tcPr>
-          <w:p>
-            <w:pPr>
-              <w:pStyle w:val="--2"/>
-            </w:pPr>
-            <w:r>
-              <w:rPr>
-                <w:sz w:val="14"/>
-                <w:rFonts w:ascii="Arial" w:hAnsi="Arial"/>
-              </w:rPr>
-              <w:t xml:space="preserve">сотрудник внутреннего клининга</w:t>
-            </w:r>
-          </w:p>
-        </w:tc>
-        <w:tc>
-          <w:tcPr>
-            <w:tcW w:w="1688" w:type="dxa"/>
-          </w:tcPr>
-          <w:p>
-            <w:pPr>
-              <w:pStyle w:val="--2"/>
-            </w:pPr>
-            <w:r>
-              <w:rPr>
-                <w:sz w:val="14"/>
-                <w:rFonts w:ascii="Arial" w:hAnsi="Arial"/>
-              </w:rPr>
-              <w:t xml:space="preserve">визуальный контроль/ сотрудник отдела качества</w:t>
-            </w:r>
-          </w:p>
-        </w:tc>
-      </w:tr>
-      <w:tr>
-        <w:tc>
-          <w:tcPr>
-            <w:tcW w:w="1688" w:type="dxa"/>
-          </w:tcPr>
-          <w:p>
-            <w:pPr>
-              <w:pStyle w:val="--2"/>
-            </w:pPr>
-            <w:r>
-              <w:rPr>
-                <w:sz w:val="14"/>
-                <w:rFonts w:ascii="Arial" w:hAnsi="Arial"/>
-              </w:rPr>
-              <w:t xml:space="preserve">душевые секции</w:t>
-            </w:r>
-          </w:p>
-        </w:tc>
-        <w:tc>
-          <w:tcPr>
-            <w:tcW w:w="1408" w:type="dxa"/>
-          </w:tcPr>
-          <w:p>
-            <w:pPr>
-              <w:pStyle w:val="--2"/>
-            </w:pPr>
-            <w:r>
-              <w:rPr>
-                <w:sz w:val="14"/>
-                <w:rFonts w:ascii="Arial" w:hAnsi="Arial"/>
-              </w:rPr>
-              <w:t xml:space="preserve">мойка</w:t>
-            </w:r>
-          </w:p>
-        </w:tc>
-        <w:tc>
-          <w:tcPr>
-            <w:tcW w:w="506" w:type="dxa"/>
-            <w:tcMar>
-              <w:left w:w="0" w:type="dxa"/>
-              <w:right w:w="0" w:type="dxa"/>
-            </w:tcMar>
-            <w:textDirection w:val="btLr"/>
-            <w:vAlign w:val="center"/>
-          </w:tcPr>
-          <w:p>
-            <w:pPr>
-              <w:pStyle w:val="--3"/>
-            </w:pPr>
-            <w:r>
-              <w:rPr>
-                <w:sz w:val="14"/>
-                <w:rFonts w:ascii="Arial" w:hAnsi="Arial"/>
-              </w:rPr>
-              <w:t xml:space="preserve"/>
-            </w:r>
-          </w:p>
-        </w:tc>
-        <w:tc>
-          <w:tcPr>
-            <w:tcW w:w="1913" w:type="dxa"/>
-            <w:shd w:val="clear" w:color="auto" w:fill="FFCCCC"/>
-          </w:tcPr>
-          <w:p>
-            <w:pPr>
-              <w:pStyle w:val="-0"/>
-            </w:pPr>
-            <w:r>
-              <w:rPr>
-                <w:rFonts w:ascii="Arial" w:hAnsi="Arial"/>
-                <w:b/>
-                <w:sz w:val="14"/>
-              </w:rPr>
-              <w:t>ХИМИТЕК ПОЛИКОР</w:t>
-            </w:r>
-            <w:r>
-              <w:rPr>
-                <w:rFonts w:ascii="Arial" w:hAnsi="Arial"/>
-                <w:b/>
-                <w:sz w:val="14"/>
-                <w:vertAlign w:val="superscript"/>
-              </w:rPr>
-              <w:t>®</w:t>
-            </w:r>
-            <w:r>
-              <w:rPr>
-                <w:rFonts w:ascii="Arial" w:hAnsi="Arial"/>
-                <w:b/>
-                <w:sz w:val="14"/>
-              </w:rPr>
-              <w:t>-ГЕЛЬ</w:t>
-            </w:r>
-          </w:p>
-        </w:tc>
-        <w:tc>
-          <w:tcPr>
-            <w:tcW w:w="1520" w:type="dxa"/>
-          </w:tcPr>
-          <w:p>
-            <w:pPr>
-              <w:pStyle w:val="--2"/>
-            </w:pPr>
-            <w:r>
-              <w:rPr>
-                <w:sz w:val="14"/>
-                <w:rFonts w:ascii="Arial" w:hAnsi="Arial"/>
-              </w:rPr>
-              <w:t xml:space="preserve">ручной (протирание, обработка щёткой)</w:t>
-            </w:r>
-          </w:p>
-        </w:tc>
-        <w:tc>
-          <w:tcPr>
-            <w:tcW w:w="2025" w:type="dxa"/>
-          </w:tcPr>
-          <w:p>
-            <w:pPr>
-              <w:pStyle w:val="--3"/>
-            </w:pPr>
-            <w:r>
-              <w:rPr>
-                <w:rFonts w:ascii="Arial" w:hAnsi="Arial"/>
-                <w:sz w:val="14"/>
-              </w:rPr>
-              <w:t>___________________</w:t>
-            </w:r>
-            <w:r>
-              <w:br/>
-            </w:r>
-            <w:r>
-              <w:rPr>
-                <w:rFonts w:ascii="Arial" w:hAnsi="Arial"/>
-                <w:sz w:val="14"/>
-              </w:rPr>
-              <w:t>готовая форма</w:t>
-            </w:r>
-          </w:p>
-        </w:tc>
-        <w:tc>
-          <w:tcPr>
-            <w:tcW w:w="1183" w:type="dxa"/>
-          </w:tcPr>
-          <w:p>
-            <w:pPr>
-              <w:pStyle w:val="--3"/>
-            </w:pPr>
-            <w:r>
-              <w:rPr>
-                <w:sz w:val="14"/>
-                <w:rFonts w:ascii="Arial" w:hAnsi="Arial"/>
-              </w:rPr>
-              <w:t xml:space="preserve">___________</w:t>
-            </w:r>
-          </w:p>
-        </w:tc>
-        <w:tc>
-          <w:tcPr>
-            <w:tcW w:w="1126" w:type="dxa"/>
-          </w:tcPr>
-          <w:p>
-            <w:pPr>
-              <w:pStyle w:val="--3"/>
-            </w:pPr>
-            <w:r>
-              <w:rPr>
-                <w:sz w:val="14"/>
-                <w:rFonts w:ascii="Arial" w:hAnsi="Arial"/>
-              </w:rPr>
-              <w:t xml:space="preserve">5 минут</w:t>
-            </w:r>
-          </w:p>
-        </w:tc>
-        <w:tc>
-          <w:tcPr>
-            <w:tcW w:w="510" w:type="dxa"/>
-            <w:noWrap/>
-            <w:tcMar>
-              <w:left w:w="0" w:type="dxa"/>
-              <w:right w:w="0" w:type="dxa"/>
-            </w:tcMar>
-            <w:textDirection w:val="btLr"/>
-            <w:tcFitText/>
-            <w:vAlign w:val="center"/>
-          </w:tcPr>
-          <w:p>
-            <w:pPr>
-              <w:pStyle w:val="--3"/>
-            </w:pPr>
-            <w:r>
-              <w:rPr>
-                <w:sz w:val="14"/>
-                <w:rFonts w:ascii="Arial" w:hAnsi="Arial"/>
-                <w:b/>
-              </w:rPr>
-              <w:t xml:space="preserve">промаркированный</w:t>
-            </w:r>
-          </w:p>
-        </w:tc>
-        <w:tc>
-          <w:tcPr>
-            <w:tcW w:w="958" w:type="dxa"/>
-          </w:tcPr>
-          <w:p>
-            <w:pPr>
-              <w:pStyle w:val="--3"/>
-            </w:pPr>
-            <w:r>
-              <w:rPr>
-                <w:sz w:val="14"/>
-                <w:rFonts w:ascii="Arial" w:hAnsi="Arial"/>
-              </w:rPr>
-              <w:t xml:space="preserve">1 раз в неделю, по мере загрязнения</w:t>
-            </w:r>
-          </w:p>
-        </w:tc>
-        <w:tc>
-          <w:tcPr>
-            <w:tcW w:w="1351" w:type="dxa"/>
-          </w:tcPr>
-          <w:p>
-            <w:pPr>
-              <w:pStyle w:val="--2"/>
-            </w:pPr>
-            <w:r>
-              <w:rPr>
-                <w:sz w:val="14"/>
-                <w:rFonts w:ascii="Arial" w:hAnsi="Arial"/>
-              </w:rPr>
-              <w:t xml:space="preserve">сотрудник внутреннего клининга</w:t>
-            </w:r>
-          </w:p>
-        </w:tc>
-        <w:tc>
-          <w:tcPr>
-            <w:tcW w:w="1688" w:type="dxa"/>
-          </w:tcPr>
-          <w:p>
-            <w:pPr>
-              <w:pStyle w:val="--2"/>
-            </w:pPr>
-            <w:r>
-              <w:rPr>
-                <w:sz w:val="14"/>
-                <w:rFonts w:ascii="Arial" w:hAnsi="Arial"/>
-              </w:rPr>
-              <w:t xml:space="preserve">визуальный контроль/ сотрудник отдела качества</w:t>
-            </w:r>
-          </w:p>
-        </w:tc>
-      </w:tr>
-      <w:tr>
-        <w:tc>
-          <w:tcPr>
-            <w:tcW w:w="1688" w:type="dxa"/>
-          </w:tcPr>
-          <w:p>
-            <w:pPr>
-              <w:pStyle w:val="--2"/>
-            </w:pPr>
-            <w:r>
-              <w:rPr>
-                <w:sz w:val="14"/>
-                <w:rFonts w:ascii="Arial" w:hAnsi="Arial"/>
-              </w:rPr>
-              <w:t xml:space="preserve">зеркальные поверхности</w:t>
-            </w:r>
-          </w:p>
-        </w:tc>
-        <w:tc>
-          <w:tcPr>
-            <w:tcW w:w="1408" w:type="dxa"/>
-          </w:tcPr>
-          <w:p>
-            <w:pPr>
-              <w:pStyle w:val="--2"/>
-            </w:pPr>
-            <w:r>
-              <w:rPr>
-                <w:sz w:val="14"/>
-                <w:rFonts w:ascii="Arial" w:hAnsi="Arial"/>
-              </w:rPr>
-              <w:t xml:space="preserve">мойка</w:t>
-            </w:r>
-          </w:p>
-        </w:tc>
-        <w:tc>
-          <w:tcPr>
-            <w:tcW w:w="506" w:type="dxa"/>
-            <w:tcMar>
-              <w:left w:w="0" w:type="dxa"/>
-              <w:right w:w="0" w:type="dxa"/>
-            </w:tcMar>
-            <w:textDirection w:val="btLr"/>
-            <w:vAlign w:val="center"/>
-          </w:tcPr>
-          <w:p>
-            <w:pPr>
-              <w:pStyle w:val="--3"/>
-            </w:pPr>
-            <w:r>
-              <w:rPr>
-                <w:sz w:val="14"/>
-                <w:rFonts w:ascii="Arial" w:hAnsi="Arial"/>
-              </w:rPr>
-              <w:t xml:space="preserve"/>
-            </w:r>
-          </w:p>
-        </w:tc>
-        <w:tc>
-          <w:tcPr>
-            <w:tcW w:w="1913" w:type="dxa"/>
-            <w:shd w:val="clear" w:color="auto" w:fill="99FF99"/>
-          </w:tcPr>
-          <w:p>
-            <w:pPr>
-              <w:pStyle w:val="-0"/>
-            </w:pPr>
-            <w:r>
-              <w:rPr>
-                <w:rFonts w:ascii="Arial" w:hAnsi="Arial"/>
-                <w:b/>
-                <w:sz w:val="14"/>
-              </w:rPr>
-              <w:t>ХИМИТЕК КУХМАСТЕР-ФОРТЕ для дозирующих систем</w:t>
-            </w:r>
-          </w:p>
-        </w:tc>
-        <w:tc>
-          <w:tcPr>
-            <w:tcW w:w="1520" w:type="dxa"/>
-          </w:tcPr>
-          <w:p>
-            <w:pPr>
-              <w:pStyle w:val="--2"/>
-            </w:pPr>
-            <w:r>
-              <w:rPr>
-                <w:sz w:val="14"/>
-                <w:rFonts w:ascii="Arial" w:hAnsi="Arial"/>
-              </w:rPr>
-              <w:t xml:space="preserve">ручной (протирание)</w:t>
-            </w:r>
-          </w:p>
-        </w:tc>
-        <w:tc>
-          <w:tcPr>
-            <w:tcW w:w="2025" w:type="dxa"/>
-          </w:tcPr>
-          <w:p>
-            <w:pPr>
-              <w:pStyle w:val="--3"/>
-            </w:pPr>
-            <w:r>
-              <w:rPr>
-                <w:rFonts w:ascii="Arial" w:hAnsi="Arial"/>
-                <w:sz w:val="14"/>
-              </w:rPr>
-              <w:t>3,0 % - 4,0 %</w:t>
-            </w:r>
-            <w:r>
-              <w:br/>
-            </w:r>
-            <w:r>
-              <w:rPr>
-                <w:rFonts w:ascii="Arial" w:hAnsi="Arial"/>
-                <w:sz w:val="14"/>
-              </w:rPr>
-              <w:t>дозирующая система ProMax</w:t>
-            </w:r>
-          </w:p>
-        </w:tc>
-        <w:tc>
-          <w:tcPr>
-            <w:tcW w:w="1183" w:type="dxa"/>
-          </w:tcPr>
-          <w:p>
-            <w:pPr>
-              <w:pStyle w:val="--3"/>
-            </w:pPr>
-            <w:r>
-              <w:rPr>
-                <w:sz w:val="14"/>
-                <w:rFonts w:ascii="Arial" w:hAnsi="Arial"/>
-              </w:rPr>
-              <w:t xml:space="preserve">___________</w:t>
-            </w:r>
-          </w:p>
-        </w:tc>
-        <w:tc>
-          <w:tcPr>
-            <w:tcW w:w="1126" w:type="dxa"/>
-          </w:tcPr>
-          <w:p>
-            <w:pPr>
-              <w:pStyle w:val="--3"/>
-            </w:pPr>
-            <w:r>
-              <w:rPr>
-                <w:sz w:val="14"/>
-                <w:rFonts w:ascii="Arial" w:hAnsi="Arial"/>
-              </w:rPr>
-              <w:t xml:space="preserve">___________</w:t>
-            </w:r>
-          </w:p>
-        </w:tc>
-        <w:tc>
-          <w:tcPr>
-            <w:tcW w:w="510" w:type="dxa"/>
-            <w:noWrap/>
-            <w:tcMar>
-              <w:left w:w="0" w:type="dxa"/>
-              <w:right w:w="0" w:type="dxa"/>
-            </w:tcMar>
-            <w:textDirection w:val="btLr"/>
-            <w:tcFitText/>
-            <w:vAlign w:val="center"/>
-          </w:tcPr>
-          <w:p>
-            <w:pPr>
-              <w:pStyle w:val="--3"/>
-            </w:pPr>
-            <w:r>
-              <w:rPr>
-                <w:sz w:val="14"/>
-                <w:rFonts w:ascii="Arial" w:hAnsi="Arial"/>
-                <w:b/>
-              </w:rPr>
-              <w:t xml:space="preserve">промаркированный</w:t>
-            </w:r>
-          </w:p>
-        </w:tc>
-        <w:tc>
-          <w:tcPr>
-            <w:tcW w:w="958" w:type="dxa"/>
-          </w:tcPr>
-          <w:p>
-            <w:pPr>
-              <w:pStyle w:val="--3"/>
-            </w:pPr>
-            <w:r>
-              <w:rPr>
-                <w:sz w:val="14"/>
-                <w:rFonts w:ascii="Arial" w:hAnsi="Arial"/>
-              </w:rPr>
-              <w:t xml:space="preserve">1 раз в неделю</w:t>
-            </w:r>
-          </w:p>
-        </w:tc>
-        <w:tc>
-          <w:tcPr>
-            <w:tcW w:w="1351" w:type="dxa"/>
-          </w:tcPr>
-          <w:p>
-            <w:pPr>
-              <w:pStyle w:val="--2"/>
-            </w:pPr>
-            <w:r>
-              <w:rPr>
-                <w:sz w:val="14"/>
-                <w:rFonts w:ascii="Arial" w:hAnsi="Arial"/>
-              </w:rPr>
-              <w:t xml:space="preserve">сотрудник внутреннего клининга</w:t>
-            </w:r>
-          </w:p>
-        </w:tc>
-        <w:tc>
-          <w:tcPr>
-            <w:tcW w:w="1688" w:type="dxa"/>
-          </w:tcPr>
-          <w:p>
-            <w:pPr>
-              <w:pStyle w:val="--2"/>
-            </w:pPr>
-            <w:r>
-              <w:rPr>
-                <w:sz w:val="14"/>
-                <w:rFonts w:ascii="Arial" w:hAnsi="Arial"/>
-              </w:rPr>
-              <w:t xml:space="preserve">визуальный контроль/ сотрудник отдела качества</w:t>
-            </w:r>
-          </w:p>
-        </w:tc>
-      </w:tr>
-      <w:tr>
-        <w:tc>
-          <w:tcPr>
-            <w:tcW w:w="1688" w:type="dxa"/>
-          </w:tcPr>
-          <w:p>
-            <w:pPr>
-              <w:pStyle w:val="--2"/>
-            </w:pPr>
-            <w:r>
-              <w:rPr>
-                <w:sz w:val="14"/>
-                <w:rFonts w:ascii="Arial" w:hAnsi="Arial"/>
-              </w:rPr>
-              <w:t xml:space="preserve">вешалки</w:t>
-            </w:r>
-          </w:p>
-        </w:tc>
-        <w:tc>
-          <w:tcPr>
-            <w:tcW w:w="1408" w:type="dxa"/>
-          </w:tcPr>
-          <w:p>
-            <w:pPr>
-              <w:pStyle w:val="--2"/>
-            </w:pPr>
-            <w:r>
-              <w:rPr>
-                <w:sz w:val="14"/>
-                <w:rFonts w:ascii="Arial" w:hAnsi="Arial"/>
-              </w:rPr>
-              <w:t xml:space="preserve">мойка</w:t>
-            </w:r>
-          </w:p>
-        </w:tc>
-        <w:tc>
-          <w:tcPr>
-            <w:tcW w:w="506" w:type="dxa"/>
-            <w:tcMar>
-              <w:left w:w="0" w:type="dxa"/>
-              <w:right w:w="0" w:type="dxa"/>
-            </w:tcMar>
-            <w:textDirection w:val="btLr"/>
-            <w:vAlign w:val="center"/>
-          </w:tcPr>
-          <w:p>
-            <w:pPr>
-              <w:pStyle w:val="--3"/>
-            </w:pPr>
-            <w:r>
-              <w:rPr>
-                <w:sz w:val="14"/>
-                <w:rFonts w:ascii="Arial" w:hAnsi="Arial"/>
-              </w:rPr>
-              <w:t xml:space="preserve"/>
-            </w:r>
-          </w:p>
-        </w:tc>
-        <w:tc>
-          <w:tcPr>
-            <w:tcW w:w="1913" w:type="dxa"/>
-            <w:shd w:val="clear" w:color="auto" w:fill="99FF99"/>
-          </w:tcPr>
-          <w:p>
-            <w:pPr>
-              <w:pStyle w:val="-0"/>
-            </w:pPr>
-            <w:r>
-              <w:rPr>
-                <w:rFonts w:ascii="Arial" w:hAnsi="Arial"/>
-                <w:b/>
-                <w:sz w:val="14"/>
-              </w:rPr>
-              <w:t>ХИМИТЕК КУХМАСТЕР-ФОРТЕ для дозирующих систем</w:t>
-            </w:r>
-          </w:p>
-        </w:tc>
-        <w:tc>
-          <w:tcPr>
-            <w:tcW w:w="1520" w:type="dxa"/>
-          </w:tcPr>
-          <w:p>
-            <w:pPr>
-              <w:pStyle w:val="--2"/>
-            </w:pPr>
-            <w:r>
-              <w:rPr>
-                <w:sz w:val="14"/>
-                <w:rFonts w:ascii="Arial" w:hAnsi="Arial"/>
-              </w:rPr>
-              <w:t xml:space="preserve">ручной (протирание, обработка щёткой)</w:t>
-            </w:r>
-          </w:p>
-        </w:tc>
-        <w:tc>
-          <w:tcPr>
-            <w:tcW w:w="2025" w:type="dxa"/>
-          </w:tcPr>
-          <w:p>
-            <w:pPr>
-              <w:pStyle w:val="--3"/>
-            </w:pPr>
-            <w:r>
-              <w:rPr>
-                <w:rFonts w:ascii="Arial" w:hAnsi="Arial"/>
-                <w:sz w:val="14"/>
-              </w:rPr>
-              <w:t>3,0 % - 4,0 %</w:t>
-            </w:r>
-            <w:r>
-              <w:br/>
-            </w:r>
-            <w:r>
-              <w:rPr>
-                <w:rFonts w:ascii="Arial" w:hAnsi="Arial"/>
-                <w:sz w:val="14"/>
-              </w:rPr>
-              <w:t>дозирующая система ProMax</w:t>
-            </w:r>
-          </w:p>
-        </w:tc>
-        <w:tc>
-          <w:tcPr>
-            <w:tcW w:w="1183" w:type="dxa"/>
-          </w:tcPr>
-          <w:p>
-            <w:pPr>
-              <w:pStyle w:val="--3"/>
-            </w:pPr>
-            <w:r>
-              <w:rPr>
-                <w:sz w:val="14"/>
-                <w:rFonts w:ascii="Arial" w:hAnsi="Arial"/>
-              </w:rPr>
-              <w:t xml:space="preserve">не ниже 40°C</w:t>
-            </w:r>
-          </w:p>
-        </w:tc>
-        <w:tc>
-          <w:tcPr>
-            <w:tcW w:w="1126" w:type="dxa"/>
-          </w:tcPr>
-          <w:p>
-            <w:pPr>
-              <w:pStyle w:val="--3"/>
-            </w:pPr>
-            <w:r>
-              <w:rPr>
-                <w:sz w:val="14"/>
-                <w:rFonts w:ascii="Arial" w:hAnsi="Arial"/>
-              </w:rPr>
-              <w:t xml:space="preserve">___________</w:t>
-            </w:r>
-          </w:p>
-        </w:tc>
-        <w:tc>
-          <w:tcPr>
-            <w:tcW w:w="510" w:type="dxa"/>
-            <w:noWrap/>
-            <w:tcMar>
-              <w:left w:w="0" w:type="dxa"/>
-              <w:right w:w="0" w:type="dxa"/>
-            </w:tcMar>
-            <w:textDirection w:val="btLr"/>
-            <w:tcFitText/>
-            <w:vAlign w:val="center"/>
-          </w:tcPr>
-          <w:p>
-            <w:pPr>
-              <w:pStyle w:val="--3"/>
-            </w:pPr>
-            <w:r>
-              <w:rPr>
-                <w:sz w:val="14"/>
-                <w:rFonts w:ascii="Arial" w:hAnsi="Arial"/>
-                <w:b/>
-              </w:rPr>
-              <w:t xml:space="preserve">промаркированный</w:t>
-            </w:r>
-          </w:p>
-        </w:tc>
-        <w:tc>
-          <w:tcPr>
-            <w:tcW w:w="958" w:type="dxa"/>
-          </w:tcPr>
-          <w:p>
-            <w:pPr>
-              <w:pStyle w:val="--3"/>
-            </w:pPr>
-            <w:r>
-              <w:rPr>
-                <w:sz w:val="14"/>
-                <w:rFonts w:ascii="Arial" w:hAnsi="Arial"/>
-              </w:rPr>
-              <w:t xml:space="preserve">1 раз в неделю, по мере загрязнения</w:t>
-            </w:r>
-          </w:p>
-        </w:tc>
-        <w:tc>
-          <w:tcPr>
-            <w:tcW w:w="1351" w:type="dxa"/>
-          </w:tcPr>
-          <w:p>
-            <w:pPr>
-              <w:pStyle w:val="--2"/>
-            </w:pPr>
-            <w:r>
-              <w:rPr>
-                <w:sz w:val="14"/>
-                <w:rFonts w:ascii="Arial" w:hAnsi="Arial"/>
-              </w:rPr>
-              <w:t xml:space="preserve">сотрудник внутреннего клининга</w:t>
-            </w:r>
-          </w:p>
-        </w:tc>
-        <w:tc>
-          <w:tcPr>
-            <w:tcW w:w="1688" w:type="dxa"/>
-          </w:tcPr>
-          <w:p>
-            <w:pPr>
-              <w:pStyle w:val="--2"/>
-            </w:pPr>
-            <w:r>
-              <w:rPr>
-                <w:sz w:val="14"/>
-                <w:rFonts w:ascii="Arial" w:hAnsi="Arial"/>
-              </w:rPr>
-              <w:t xml:space="preserve">визуальный контроль/ сотрудник отдела качества</w:t>
-            </w:r>
-          </w:p>
-        </w:tc>
-      </w:tr>
-      <w:tr>
-        <w:tc>
-          <w:tcPr>
-            <w:tcW w:w="15876" w:type="dxa"/>
-            <w:gridSpan w:val="12"/>
-            <w:shd w:val="clear" w:color="auto" w:fill="D2D2D2"/>
-          </w:tcPr>
-          <w:p>
-            <w:pPr>
-              <w:pStyle w:val="--2"/>
-            </w:pPr>
-            <w:r>
-              <w:rPr>
-                <w:sz w:val="14"/>
-                <w:rFonts w:ascii="Arial" w:hAnsi="Arial"/>
-                <w:b/>
-              </w:rPr>
-              <w:t xml:space="preserve">Санитарная обработка производственного инвентаря, посуды</w:t>
-            </w:r>
-          </w:p>
-        </w:tc>
-      </w:tr>
-      <w:tr>
-        <w:tc>
-          <w:tcPr>
-            <w:tcW w:w="1688" w:type="dxa"/>
-            <w:vMerge w:val="restart"/>
-          </w:tcPr>
-          <w:p>
-            <w:pPr>
-              <w:pStyle w:val="--2"/>
-            </w:pPr>
-            <w:r>
-              <w:rPr>
-                <w:sz w:val="14"/>
-                <w:rFonts w:ascii="Arial" w:hAnsi="Arial"/>
-              </w:rPr>
-              <w:t xml:space="preserve">мусорные корзины</w:t>
-            </w:r>
-          </w:p>
-        </w:tc>
-        <w:tc>
-          <w:tcPr>
-            <w:tcW w:w="1408" w:type="dxa"/>
-          </w:tcPr>
-          <w:p>
-            <w:pPr>
-              <w:pStyle w:val="--2"/>
-            </w:pPr>
-            <w:r>
-              <w:rPr>
-                <w:sz w:val="14"/>
-                <w:rFonts w:ascii="Arial" w:hAnsi="Arial"/>
-              </w:rPr>
-              <w:t xml:space="preserve">мойка</w:t>
-            </w:r>
-          </w:p>
-        </w:tc>
-        <w:tc>
-          <w:tcPr>
-            <w:tcW w:w="506" w:type="dxa"/>
-            <w:vMerge w:val="restart"/>
-            <w:tcMar>
-              <w:left w:w="0" w:type="dxa"/>
-              <w:right w:w="0" w:type="dxa"/>
-            </w:tcMar>
-            <w:textDirection w:val="btLr"/>
-            <w:vAlign w:val="center"/>
-          </w:tcPr>
-          <w:p>
-            <w:pPr>
-              <w:pStyle w:val="--3"/>
-            </w:pPr>
-            <w:r>
-              <w:rPr>
-                <w:sz w:val="14"/>
-                <w:rFonts w:ascii="Arial" w:hAnsi="Arial"/>
-              </w:rPr>
-              <w:t xml:space="preserve"/>
-            </w:r>
-          </w:p>
-        </w:tc>
-        <w:tc>
-          <w:tcPr>
-            <w:tcW w:w="1913" w:type="dxa"/>
-            <w:shd w:val="clear" w:color="auto" w:fill="99FF99"/>
-          </w:tcPr>
-          <w:p>
-            <w:pPr>
-              <w:pStyle w:val="-0"/>
-            </w:pPr>
-            <w:r>
-              <w:rPr>
-                <w:rFonts w:ascii="Arial" w:hAnsi="Arial"/>
-                <w:b/>
-                <w:sz w:val="14"/>
-              </w:rPr>
-              <w:t>ХИМИТЕК КУХМАСТЕР-ФОРТЕ для дозирующих систем</w:t>
-            </w:r>
-          </w:p>
-        </w:tc>
-        <w:tc>
-          <w:tcPr>
-            <w:tcW w:w="1520" w:type="dxa"/>
-          </w:tcPr>
-          <w:p>
-            <w:pPr>
-              <w:pStyle w:val="--2"/>
-            </w:pPr>
-            <w:r>
-              <w:rPr>
-                <w:sz w:val="14"/>
-                <w:rFonts w:ascii="Arial" w:hAnsi="Arial"/>
-              </w:rPr>
-              <w:t xml:space="preserve">ручной (протирание, обработка щёткой)</w:t>
-            </w:r>
-          </w:p>
-        </w:tc>
-        <w:tc>
-          <w:tcPr>
-            <w:tcW w:w="2025" w:type="dxa"/>
-          </w:tcPr>
-          <w:p>
-            <w:pPr>
-              <w:pStyle w:val="--3"/>
-            </w:pPr>
-            <w:r>
-              <w:rPr>
-                <w:rFonts w:ascii="Arial" w:hAnsi="Arial"/>
-                <w:sz w:val="14"/>
-              </w:rPr>
-              <w:t>3,0 % - 4,0 %</w:t>
-            </w:r>
-            <w:r>
-              <w:br/>
-            </w:r>
-            <w:r>
-              <w:rPr>
-                <w:rFonts w:ascii="Arial" w:hAnsi="Arial"/>
-                <w:sz w:val="14"/>
-              </w:rPr>
-              <w:t>дозирующая система ProMax</w:t>
-            </w:r>
-          </w:p>
-        </w:tc>
-        <w:tc>
-          <w:tcPr>
-            <w:tcW w:w="1183" w:type="dxa"/>
-          </w:tcPr>
-          <w:p>
-            <w:pPr>
-              <w:pStyle w:val="--3"/>
-            </w:pPr>
-            <w:r>
-              <w:rPr>
-                <w:sz w:val="14"/>
-                <w:rFonts w:ascii="Arial" w:hAnsi="Arial"/>
-              </w:rPr>
-              <w:t xml:space="preserve">не ниже 40°C</w:t>
             </w:r>
           </w:p>
         </w:tc>
@@ -2469,7 +1002,6 @@
         <w:tc>
           <w:tcPr>
             <w:tcW w:w="958" w:type="dxa"/>
-            <w:vMerge w:val="restart"/>
           </w:tcPr>
           <w:p>
             <w:pPr>
@@ -2480,7 +1012,7 @@
                 <w:sz w:val="14"/>
                 <w:rFonts w:ascii="Arial" w:hAnsi="Arial"/>
               </w:rPr>
-              <w:t xml:space="preserve">1 раз в неделю, по мере загрязнения</w:t>
+              <w:t xml:space="preserve">1 раз в 3 месяца</w:t>
             </w:r>
           </w:p>
         </w:tc>
@@ -2542,14 +1074,14 @@
                 <w:sz w:val="14"/>
                 <w:rFonts w:ascii="Arial" w:hAnsi="Arial"/>
               </w:rPr>
-              <w:t xml:space="preserve">дезинфекция</w:t>
+              <w:t xml:space="preserve">мойка</w:t>
             </w:r>
           </w:p>
         </w:tc>
         <w:tc>
           <w:tcPr>
             <w:tcW w:w="506" w:type="dxa"/>
-            <w:vMerge/>
+            <w:vMerge w:val="restart"/>
             <w:tcMar>
               <w:left w:w="0" w:type="dxa"/>
               <w:right w:w="0" w:type="dxa"/>
@@ -2557,11 +1089,23 @@
             <w:textDirection w:val="btLr"/>
             <w:vAlign w:val="center"/>
           </w:tcPr>
-          <w:p/>
+          <w:p>
+            <w:pPr>
+              <w:pStyle w:val="--3"/>
+            </w:pPr>
+            <w:r>
+              <w:rPr>
+                <w:sz w:val="14"/>
+                <w:rFonts w:ascii="Arial" w:hAnsi="Arial"/>
+              </w:rPr>
+              <w:t xml:space="preserve"/>
+            </w:r>
+          </w:p>
         </w:tc>
         <w:tc>
           <w:tcPr>
             <w:tcW w:w="1913" w:type="dxa"/>
+            <w:shd w:val="clear" w:color="auto" w:fill="99FF99"/>
           </w:tcPr>
           <w:p>
             <w:pPr>
@@ -2573,7 +1117,7 @@
                 <w:b/>
                 <w:sz w:val="14"/>
               </w:rPr>
-              <w:t>ХИМИТЕК УНИВЕСАЛ-ДЕЗ</w:t>
+              <w:t>ХИМИТЕК ИЗУМРУД 310</w:t>
             </w:r>
           </w:p>
         </w:tc>
@@ -2590,7 +1134,7 @@
                 <w:sz w:val="14"/>
                 <w:rFonts w:ascii="Arial" w:hAnsi="Arial"/>
               </w:rPr>
-              <w:t xml:space="preserve">ручной (протирание)</w:t>
+              <w:t xml:space="preserve">ручной (протирание, обработка щёткой)</w:t>
             </w:r>
           </w:p>
         </w:tc>
@@ -2607,7 +1151,7 @@
                 <w:rFonts w:ascii="Arial" w:hAnsi="Arial"/>
                 <w:sz w:val="14"/>
               </w:rPr>
-              <w:t>3,0 %</w:t>
+              <w:t>1,0 % - 2,0 %</w:t>
             </w:r>
             <w:r>
               <w:br/>
@@ -2634,7 +1178,7 @@
                 <w:sz w:val="14"/>
                 <w:rFonts w:ascii="Arial" w:hAnsi="Arial"/>
               </w:rPr>
-              <w:t xml:space="preserve">18-20°C</w:t>
+              <w:t xml:space="preserve">не ниже 40°C</w:t>
             </w:r>
           </w:p>
         </w:tc>
@@ -2651,7 +1195,7 @@
                 <w:sz w:val="14"/>
                 <w:rFonts w:ascii="Arial" w:hAnsi="Arial"/>
               </w:rPr>
-              <w:t xml:space="preserve">20 минут</w:t>
+              <w:t xml:space="preserve">___________</w:t>
             </w:r>
           </w:p>
         </w:tc>
@@ -2673,9 +1217,20 @@
         <w:tc>
           <w:tcPr>
             <w:tcW w:w="958" w:type="dxa"/>
-            <w:vMerge/>
-          </w:tcPr>
-          <w:p/>
+            <w:vMerge w:val="restart"/>
+          </w:tcPr>
+          <w:p>
+            <w:pPr>
+              <w:pStyle w:val="--3"/>
+            </w:pPr>
+            <w:r>
+              <w:rPr>
+                <w:sz w:val="14"/>
+                <w:rFonts w:ascii="Arial" w:hAnsi="Arial"/>
+              </w:rPr>
+              <w:t xml:space="preserve">1 раз в 12 месяцев</w:t>
+            </w:r>
+          </w:p>
         </w:tc>
         <w:tc>
           <w:tcPr>
@@ -2733,6 +1288,7 @@
         <w:tc>
           <w:tcPr>
             <w:tcW w:w="1913" w:type="dxa"/>
+            <w:shd w:val="clear" w:color="auto" w:fill="FFFFCC"/>
           </w:tcPr>
           <w:p>
             <w:pPr>
@@ -2744,7 +1300,24 @@
                 <w:b/>
                 <w:sz w:val="14"/>
               </w:rPr>
-              <w:t>ХИМИТЕК УНИВЕСАЛ-ДЕЗ</w:t>
+              <w:t>ХИМИТЕК ПОЛИДЕЗ</w:t>
+            </w:r>
+            <w:r>
+              <w:rPr>
+                <w:rFonts w:ascii="Arial" w:hAnsi="Arial"/>
+                <w:b/>
+                <w:sz w:val="14"/>
+                <w:vertAlign w:val="superscript"/>
+              </w:rPr>
+              <w:t>®</w:t>
+            </w:r>
+            <w:r>
+              <w:rPr>
+                <w:rFonts w:ascii="Arial" w:hAnsi="Arial"/>
+                <w:b/>
+                <w:sz w:val="14"/>
+              </w:rPr>
+              <w:t>-СУПЕР</w:t>
             </w:r>
           </w:p>
         </w:tc>
@@ -2761,7 +1334,7 @@
                 <w:sz w:val="14"/>
                 <w:rFonts w:ascii="Arial" w:hAnsi="Arial"/>
               </w:rPr>
-              <w:t xml:space="preserve">ручной (протирание)</w:t>
+              <w:t xml:space="preserve">протирание</w:t>
             </w:r>
           </w:p>
         </w:tc>
@@ -2778,7 +1351,7 @@
                 <w:rFonts w:ascii="Arial" w:hAnsi="Arial"/>
                 <w:sz w:val="14"/>
               </w:rPr>
-              <w:t>3,0 %</w:t>
+              <w:t>0,02 % - 0,04 % (по НУК)</w:t>
             </w:r>
             <w:r>
               <w:br/>
@@ -2805,7 +1378,7 @@
                 <w:sz w:val="14"/>
                 <w:rFonts w:ascii="Arial" w:hAnsi="Arial"/>
               </w:rPr>
-              <w:t xml:space="preserve">18-20°C</w:t>
+              <w:t xml:space="preserve">не выше 20°C</w:t>
             </w:r>
           </w:p>
         </w:tc>
@@ -2822,7 +1395,7 @@
                 <w:sz w:val="14"/>
                 <w:rFonts w:ascii="Arial" w:hAnsi="Arial"/>
               </w:rPr>
-              <w:t xml:space="preserve">30 минут</w:t>
+              <w:t xml:space="preserve">20 минут</w:t>
             </w:r>
           </w:p>
         </w:tc>
@@ -2851,19 +1424,9 @@
         <w:tc>
           <w:tcPr>
             <w:tcW w:w="1351" w:type="dxa"/>
-          </w:tcPr>
-          <w:p>
-            <w:pPr>
-              <w:pStyle w:val="--2"/>
-            </w:pPr>
-            <w:r>
-              <w:rPr>
-                <w:sz w:val="14"/>
-                <w:rFonts w:ascii="Arial" w:hAnsi="Arial"/>
-              </w:rPr>
-              <w:t xml:space="preserve">уборщик служебных помещений</w:t>
-            </w:r>
-          </w:p>
+            <w:vMerge/>
+          </w:tcPr>
+          <w:p/>
         </w:tc>
         <w:tc>
           <w:tcPr>
@@ -2877,9 +1440,20 @@
         <w:tc>
           <w:tcPr>
             <w:tcW w:w="1688" w:type="dxa"/>
-            <w:vMerge/>
-          </w:tcPr>
-          <w:p/>
+            <w:vMerge w:val="restart"/>
+          </w:tcPr>
+          <w:p>
+            <w:pPr>
+              <w:pStyle w:val="--2"/>
+            </w:pPr>
+            <w:r>
+              <w:rPr>
+                <w:sz w:val="14"/>
+                <w:rFonts w:ascii="Arial" w:hAnsi="Arial"/>
+              </w:rPr>
+              <w:t xml:space="preserve">вентиляционные диффузоры, водопроводные трубы (выше 2 м), светильники (внешние поверхности), стены (выше 2 м)</w:t>
+            </w:r>
+          </w:p>
         </w:tc>
         <w:tc>
           <w:tcPr>
@@ -2894,14 +1468,13 @@
                 <w:sz w:val="14"/>
                 <w:rFonts w:ascii="Arial" w:hAnsi="Arial"/>
               </w:rPr>
-              <w:t xml:space="preserve">дезинфекция</w:t>
+              <w:t xml:space="preserve">очистка (обеспыливание поверхностей)</w:t>
             </w:r>
           </w:p>
         </w:tc>
         <w:tc>
           <w:tcPr>
             <w:tcW w:w="506" w:type="dxa"/>
-            <w:vMerge/>
             <w:tcMar>
               <w:left w:w="0" w:type="dxa"/>
               <w:right w:w="0" w:type="dxa"/>
@@ -2909,11 +1482,238 @@
             <w:textDirection w:val="btLr"/>
             <w:vAlign w:val="center"/>
           </w:tcPr>
+          <w:p>
+            <w:pPr>
+              <w:pStyle w:val="--3"/>
+            </w:pPr>
+            <w:r>
+              <w:rPr>
+                <w:sz w:val="14"/>
+                <w:rFonts w:ascii="Arial" w:hAnsi="Arial"/>
+              </w:rPr>
+              <w:t xml:space="preserve"/>
+            </w:r>
+          </w:p>
+        </w:tc>
+        <w:tc>
+          <w:tcPr>
+            <w:tcW w:w="1913" w:type="dxa"/>
+          </w:tcPr>
+          <w:p>
+            <w:pPr>
+              <w:pStyle w:val="-0"/>
+            </w:pPr>
+            <w:r>
+              <w:rPr>
+                <w:rFonts w:ascii="Arial" w:hAnsi="Arial"/>
+                <w:sz w:val="14"/>
+              </w:rPr>
+              <w:t>_____________________</w:t>
+            </w:r>
+          </w:p>
+        </w:tc>
+        <w:tc>
+          <w:tcPr>
+            <w:tcW w:w="1520" w:type="dxa"/>
+          </w:tcPr>
+          <w:p>
+            <w:pPr>
+              <w:pStyle w:val="--2"/>
+            </w:pPr>
+            <w:r>
+              <w:rPr>
+                <w:sz w:val="14"/>
+                <w:rFonts w:ascii="Arial" w:hAnsi="Arial"/>
+              </w:rPr>
+              <w:t xml:space="preserve">ручной (протирание)</w:t>
+            </w:r>
+          </w:p>
+        </w:tc>
+        <w:tc>
+          <w:tcPr>
+            <w:tcW w:w="2025" w:type="dxa"/>
+          </w:tcPr>
+          <w:p>
+            <w:pPr>
+              <w:pStyle w:val="--3"/>
+            </w:pPr>
+            <w:r>
+              <w:rPr>
+                <w:rFonts w:ascii="Arial" w:hAnsi="Arial"/>
+                <w:sz w:val="14"/>
+              </w:rPr>
+              <w:t>___________________</w:t>
+            </w:r>
+          </w:p>
+        </w:tc>
+        <w:tc>
+          <w:tcPr>
+            <w:tcW w:w="1183" w:type="dxa"/>
+          </w:tcPr>
+          <w:p>
+            <w:pPr>
+              <w:pStyle w:val="--3"/>
+            </w:pPr>
+            <w:r>
+              <w:rPr>
+                <w:sz w:val="14"/>
+                <w:rFonts w:ascii="Arial" w:hAnsi="Arial"/>
+              </w:rPr>
+              <w:t xml:space="preserve">___________</w:t>
+            </w:r>
+          </w:p>
+        </w:tc>
+        <w:tc>
+          <w:tcPr>
+            <w:tcW w:w="1126" w:type="dxa"/>
+          </w:tcPr>
+          <w:p>
+            <w:pPr>
+              <w:pStyle w:val="--3"/>
+            </w:pPr>
+            <w:r>
+              <w:rPr>
+                <w:sz w:val="14"/>
+                <w:rFonts w:ascii="Arial" w:hAnsi="Arial"/>
+              </w:rPr>
+              <w:t xml:space="preserve">___________</w:t>
+            </w:r>
+          </w:p>
+        </w:tc>
+        <w:tc>
+          <w:tcPr>
+            <w:tcW w:w="510" w:type="dxa"/>
+            <w:vMerge w:val="restart"/>
+            <w:noWrap/>
+            <w:tcMar>
+              <w:left w:w="0" w:type="dxa"/>
+              <w:right w:w="0" w:type="dxa"/>
+            </w:tcMar>
+            <w:textDirection w:val="btLr"/>
+            <w:tcFitText/>
+            <w:vAlign w:val="center"/>
+          </w:tcPr>
+          <w:p>
+            <w:pPr>
+              <w:pStyle w:val="--3"/>
+            </w:pPr>
+            <w:r>
+              <w:rPr>
+                <w:sz w:val="14"/>
+                <w:rFonts w:ascii="Arial" w:hAnsi="Arial"/>
+                <w:b/>
+              </w:rPr>
+              <w:t xml:space="preserve">промаркированный</w:t>
+            </w:r>
+          </w:p>
+        </w:tc>
+        <w:tc>
+          <w:tcPr>
+            <w:tcW w:w="958" w:type="dxa"/>
+          </w:tcPr>
+          <w:p>
+            <w:pPr>
+              <w:pStyle w:val="--3"/>
+            </w:pPr>
+            <w:r>
+              <w:rPr>
+                <w:sz w:val="14"/>
+                <w:rFonts w:ascii="Arial" w:hAnsi="Arial"/>
+              </w:rPr>
+              <w:t xml:space="preserve">1 раз в 3 месяца</w:t>
+            </w:r>
+          </w:p>
+        </w:tc>
+        <w:tc>
+          <w:tcPr>
+            <w:tcW w:w="1351" w:type="dxa"/>
+            <w:vMerge w:val="restart"/>
+          </w:tcPr>
+          <w:p>
+            <w:pPr>
+              <w:pStyle w:val="--2"/>
+            </w:pPr>
+            <w:r>
+              <w:rPr>
+                <w:sz w:val="14"/>
+                <w:rFonts w:ascii="Arial" w:hAnsi="Arial"/>
+              </w:rPr>
+              <w:t xml:space="preserve">сотрудник внутреннего клининга</w:t>
+            </w:r>
+          </w:p>
+        </w:tc>
+        <w:tc>
+          <w:tcPr>
+            <w:tcW w:w="1688" w:type="dxa"/>
+            <w:vMerge w:val="restart"/>
+          </w:tcPr>
+          <w:p>
+            <w:pPr>
+              <w:pStyle w:val="--2"/>
+            </w:pPr>
+            <w:r>
+              <w:rPr>
+                <w:sz w:val="14"/>
+                <w:rFonts w:ascii="Arial" w:hAnsi="Arial"/>
+              </w:rPr>
+              <w:t xml:space="preserve">визуальный контроль/ сотрудник отдела качества</w:t>
+            </w:r>
+          </w:p>
+        </w:tc>
+      </w:tr>
+      <w:tr>
+        <w:tc>
+          <w:tcPr>
+            <w:tcW w:w="1688" w:type="dxa"/>
+            <w:vMerge/>
+          </w:tcPr>
           <w:p/>
         </w:tc>
         <w:tc>
           <w:tcPr>
+            <w:tcW w:w="1408" w:type="dxa"/>
+          </w:tcPr>
+          <w:p>
+            <w:pPr>
+              <w:pStyle w:val="--2"/>
+            </w:pPr>
+            <w:r>
+              <w:rPr>
+                <w:sz w:val="14"/>
+                <w:rFonts w:ascii="Arial" w:hAnsi="Arial"/>
+              </w:rPr>
+              <w:t xml:space="preserve">мойка</w:t>
+            </w:r>
+          </w:p>
+        </w:tc>
+        <w:tc>
+          <w:tcPr>
+            <w:tcW w:w="506" w:type="dxa"/>
+            <w:vMerge w:val="restart"/>
+            <w:tcMar>
+              <w:left w:w="0" w:type="dxa"/>
+              <w:right w:w="0" w:type="dxa"/>
+            </w:tcMar>
+            <w:textDirection w:val="btLr"/>
+            <w:vAlign w:val="center"/>
+          </w:tcPr>
+          <w:p>
+            <w:pPr>
+              <w:pStyle w:val="--3"/>
+            </w:pPr>
+            <w:r>
+              <w:rPr>
+                <w:sz w:val="14"/>
+                <w:rFonts w:ascii="Arial" w:hAnsi="Arial"/>
+              </w:rPr>
+              <w:t xml:space="preserve"/>
+            </w:r>
+          </w:p>
+        </w:tc>
+        <w:tc>
+          <w:tcPr>
             <w:tcW w:w="1913" w:type="dxa"/>
+            <w:shd w:val="clear" w:color="auto" w:fill="99FF99"/>
           </w:tcPr>
           <w:p>
             <w:pPr>
@@ -2925,7 +1725,7 @@
                 <w:b/>
                 <w:sz w:val="14"/>
               </w:rPr>
-              <w:t>ХИМИТЕК УНИВЕСАЛ-ДЕЗ</w:t>
+              <w:t>ХИМИТЕК ИЗУМРУД 310</w:t>
             </w:r>
           </w:p>
         </w:tc>
@@ -2942,7 +1742,7 @@
                 <w:sz w:val="14"/>
                 <w:rFonts w:ascii="Arial" w:hAnsi="Arial"/>
               </w:rPr>
-              <w:t xml:space="preserve">ручной (протирание)</w:t>
+              <w:t xml:space="preserve">ручной (протирание, обработка щёткой)</w:t>
             </w:r>
           </w:p>
         </w:tc>
@@ -2959,7 +1759,7 @@
                 <w:rFonts w:ascii="Arial" w:hAnsi="Arial"/>
                 <w:sz w:val="14"/>
               </w:rPr>
-              <w:t>3,0 %</w:t>
+              <w:t>1,0 % - 2,0 %</w:t>
             </w:r>
             <w:r>
               <w:br/>
@@ -2986,7 +1786,7 @@
                 <w:sz w:val="14"/>
                 <w:rFonts w:ascii="Arial" w:hAnsi="Arial"/>
               </w:rPr>
-              <w:t xml:space="preserve">18-20°C</w:t>
+              <w:t xml:space="preserve">не ниже 40°C</w:t>
             </w:r>
           </w:p>
         </w:tc>
@@ -3003,7 +1803,7 @@
                 <w:sz w:val="14"/>
                 <w:rFonts w:ascii="Arial" w:hAnsi="Arial"/>
               </w:rPr>
-              <w:t xml:space="preserve">15 минут</w:t>
+              <w:t xml:space="preserve">___________</w:t>
             </w:r>
           </w:p>
         </w:tc>
@@ -3025,26 +1825,27 @@
         <w:tc>
           <w:tcPr>
             <w:tcW w:w="958" w:type="dxa"/>
+            <w:vMerge w:val="restart"/>
+          </w:tcPr>
+          <w:p>
+            <w:pPr>
+              <w:pStyle w:val="--3"/>
+            </w:pPr>
+            <w:r>
+              <w:rPr>
+                <w:sz w:val="14"/>
+                <w:rFonts w:ascii="Arial" w:hAnsi="Arial"/>
+              </w:rPr>
+              <w:t xml:space="preserve">1 раз в 6 месяцев</w:t>
+            </w:r>
+          </w:p>
+        </w:tc>
+        <w:tc>
+          <w:tcPr>
+            <w:tcW w:w="1351" w:type="dxa"/>
             <w:vMerge/>
           </w:tcPr>
           <w:p/>
-        </w:tc>
-        <w:tc>
-          <w:tcPr>
-            <w:tcW w:w="1351" w:type="dxa"/>
-          </w:tcPr>
-          <w:p>
-            <w:pPr>
-              <w:pStyle w:val="--2"/>
-            </w:pPr>
-            <w:r>
-              <w:rPr>
-                <w:sz w:val="14"/>
-                <w:rFonts w:ascii="Arial" w:hAnsi="Arial"/>
-              </w:rPr>
-              <w:t xml:space="preserve">сотрудник внутреннего клининга</w:t>
-            </w:r>
-          </w:p>
         </w:tc>
         <w:tc>
           <w:tcPr>
@@ -3058,6 +1859,13 @@
         <w:tc>
           <w:tcPr>
             <w:tcW w:w="1688" w:type="dxa"/>
+            <w:vMerge/>
+          </w:tcPr>
+          <w:p/>
+        </w:tc>
+        <w:tc>
+          <w:tcPr>
+            <w:tcW w:w="1408" w:type="dxa"/>
           </w:tcPr>
           <w:p>
             <w:pPr>
@@ -3068,7 +1876,3174 @@
                 <w:sz w:val="14"/>
                 <w:rFonts w:ascii="Arial" w:hAnsi="Arial"/>
               </w:rPr>
-              <w:t xml:space="preserve">канализационные трапы</w:t>
+              <w:t xml:space="preserve">дезинфекция</w:t>
+            </w:r>
+          </w:p>
+        </w:tc>
+        <w:tc>
+          <w:tcPr>
+            <w:tcW w:w="506" w:type="dxa"/>
+            <w:vMerge/>
+            <w:tcMar>
+              <w:left w:w="0" w:type="dxa"/>
+              <w:right w:w="0" w:type="dxa"/>
+            </w:tcMar>
+            <w:textDirection w:val="btLr"/>
+            <w:vAlign w:val="center"/>
+          </w:tcPr>
+          <w:p/>
+        </w:tc>
+        <w:tc>
+          <w:tcPr>
+            <w:tcW w:w="1913" w:type="dxa"/>
+            <w:shd w:val="clear" w:color="auto" w:fill="FFFFCC"/>
+          </w:tcPr>
+          <w:p>
+            <w:pPr>
+              <w:pStyle w:val="-0"/>
+            </w:pPr>
+            <w:r>
+              <w:rPr>
+                <w:rFonts w:ascii="Arial" w:hAnsi="Arial"/>
+                <w:b/>
+                <w:sz w:val="14"/>
+              </w:rPr>
+              <w:t>ХИМИТЕК ПОЛИДЕЗ</w:t>
+            </w:r>
+            <w:r>
+              <w:rPr>
+                <w:rFonts w:ascii="Arial" w:hAnsi="Arial"/>
+                <w:b/>
+                <w:sz w:val="14"/>
+                <w:vertAlign w:val="superscript"/>
+              </w:rPr>
+              <w:t>®</w:t>
+            </w:r>
+            <w:r>
+              <w:rPr>
+                <w:rFonts w:ascii="Arial" w:hAnsi="Arial"/>
+                <w:b/>
+                <w:sz w:val="14"/>
+              </w:rPr>
+              <w:t>-СУПЕР</w:t>
+            </w:r>
+          </w:p>
+        </w:tc>
+        <w:tc>
+          <w:tcPr>
+            <w:tcW w:w="1520" w:type="dxa"/>
+          </w:tcPr>
+          <w:p>
+            <w:pPr>
+              <w:pStyle w:val="--2"/>
+            </w:pPr>
+            <w:r>
+              <w:rPr>
+                <w:sz w:val="14"/>
+                <w:rFonts w:ascii="Arial" w:hAnsi="Arial"/>
+              </w:rPr>
+              <w:t xml:space="preserve">протирание</w:t>
+            </w:r>
+          </w:p>
+        </w:tc>
+        <w:tc>
+          <w:tcPr>
+            <w:tcW w:w="2025" w:type="dxa"/>
+          </w:tcPr>
+          <w:p>
+            <w:pPr>
+              <w:pStyle w:val="--3"/>
+            </w:pPr>
+            <w:r>
+              <w:rPr>
+                <w:rFonts w:ascii="Arial" w:hAnsi="Arial"/>
+                <w:sz w:val="14"/>
+              </w:rPr>
+              <w:t>0,02 % - 0,04 % (по НУК)</w:t>
+            </w:r>
+            <w:r>
+              <w:br/>
+            </w:r>
+            <w:r>
+              <w:rPr>
+                <w:rFonts w:ascii="Arial" w:hAnsi="Arial"/>
+                <w:sz w:val="14"/>
+              </w:rPr>
+              <w:t>дозирующая система ProMax</w:t>
+            </w:r>
+          </w:p>
+        </w:tc>
+        <w:tc>
+          <w:tcPr>
+            <w:tcW w:w="1183" w:type="dxa"/>
+          </w:tcPr>
+          <w:p>
+            <w:pPr>
+              <w:pStyle w:val="--3"/>
+            </w:pPr>
+            <w:r>
+              <w:rPr>
+                <w:sz w:val="14"/>
+                <w:rFonts w:ascii="Arial" w:hAnsi="Arial"/>
+              </w:rPr>
+              <w:t xml:space="preserve">не выше 20°C</w:t>
+            </w:r>
+          </w:p>
+        </w:tc>
+        <w:tc>
+          <w:tcPr>
+            <w:tcW w:w="1126" w:type="dxa"/>
+          </w:tcPr>
+          <w:p>
+            <w:pPr>
+              <w:pStyle w:val="--3"/>
+            </w:pPr>
+            <w:r>
+              <w:rPr>
+                <w:sz w:val="14"/>
+                <w:rFonts w:ascii="Arial" w:hAnsi="Arial"/>
+              </w:rPr>
+              <w:t xml:space="preserve">20 минут</w:t>
+            </w:r>
+          </w:p>
+        </w:tc>
+        <w:tc>
+          <w:tcPr>
+            <w:tcW w:w="510" w:type="dxa"/>
+            <w:vMerge/>
+            <w:noWrap/>
+            <w:tcMar>
+              <w:left w:w="0" w:type="dxa"/>
+              <w:right w:w="0" w:type="dxa"/>
+            </w:tcMar>
+            <w:textDirection w:val="btLr"/>
+            <w:tcFitText/>
+            <w:vAlign w:val="center"/>
+          </w:tcPr>
+          <w:p/>
+        </w:tc>
+        <w:tc>
+          <w:tcPr>
+            <w:tcW w:w="958" w:type="dxa"/>
+            <w:vMerge/>
+          </w:tcPr>
+          <w:p/>
+        </w:tc>
+        <w:tc>
+          <w:tcPr>
+            <w:tcW w:w="1351" w:type="dxa"/>
+            <w:vMerge/>
+          </w:tcPr>
+          <w:p/>
+        </w:tc>
+        <w:tc>
+          <w:tcPr>
+            <w:tcW w:w="1688" w:type="dxa"/>
+            <w:vMerge/>
+          </w:tcPr>
+          <w:p/>
+        </w:tc>
+      </w:tr>
+      <w:tr>
+        <w:tc>
+          <w:tcPr>
+            <w:tcW w:w="1688" w:type="dxa"/>
+            <w:vMerge w:val="restart"/>
+          </w:tcPr>
+          <w:p>
+            <w:pPr>
+              <w:pStyle w:val="--2"/>
+            </w:pPr>
+            <w:r>
+              <w:rPr>
+                <w:sz w:val="14"/>
+                <w:rFonts w:ascii="Arial" w:hAnsi="Arial"/>
+              </w:rPr>
+              <w:t xml:space="preserve">водопроводные трубы (до 2 м), розетки, стены (до 2 м)</w:t>
+            </w:r>
+          </w:p>
+        </w:tc>
+        <w:tc>
+          <w:tcPr>
+            <w:tcW w:w="1408" w:type="dxa"/>
+          </w:tcPr>
+          <w:p>
+            <w:pPr>
+              <w:pStyle w:val="--2"/>
+            </w:pPr>
+            <w:r>
+              <w:rPr>
+                <w:sz w:val="14"/>
+                <w:rFonts w:ascii="Arial" w:hAnsi="Arial"/>
+              </w:rPr>
+              <w:t xml:space="preserve">мойка</w:t>
+            </w:r>
+          </w:p>
+        </w:tc>
+        <w:tc>
+          <w:tcPr>
+            <w:tcW w:w="506" w:type="dxa"/>
+            <w:vMerge w:val="restart"/>
+            <w:tcMar>
+              <w:left w:w="0" w:type="dxa"/>
+              <w:right w:w="0" w:type="dxa"/>
+            </w:tcMar>
+            <w:textDirection w:val="btLr"/>
+            <w:vAlign w:val="center"/>
+          </w:tcPr>
+          <w:p>
+            <w:pPr>
+              <w:pStyle w:val="--3"/>
+            </w:pPr>
+            <w:r>
+              <w:rPr>
+                <w:sz w:val="14"/>
+                <w:rFonts w:ascii="Arial" w:hAnsi="Arial"/>
+              </w:rPr>
+              <w:t xml:space="preserve"/>
+            </w:r>
+          </w:p>
+        </w:tc>
+        <w:tc>
+          <w:tcPr>
+            <w:tcW w:w="1913" w:type="dxa"/>
+            <w:shd w:val="clear" w:color="auto" w:fill="99FF99"/>
+          </w:tcPr>
+          <w:p>
+            <w:pPr>
+              <w:pStyle w:val="-0"/>
+            </w:pPr>
+            <w:r>
+              <w:rPr>
+                <w:rFonts w:ascii="Arial" w:hAnsi="Arial"/>
+                <w:b/>
+                <w:sz w:val="14"/>
+              </w:rPr>
+              <w:t>ХИМИТЕК ИЗУМРУД 310</w:t>
+            </w:r>
+          </w:p>
+        </w:tc>
+        <w:tc>
+          <w:tcPr>
+            <w:tcW w:w="1520" w:type="dxa"/>
+          </w:tcPr>
+          <w:p>
+            <w:pPr>
+              <w:pStyle w:val="--2"/>
+            </w:pPr>
+            <w:r>
+              <w:rPr>
+                <w:sz w:val="14"/>
+                <w:rFonts w:ascii="Arial" w:hAnsi="Arial"/>
+              </w:rPr>
+              <w:t xml:space="preserve">ручной (протирание, обработка щёткой)</w:t>
+            </w:r>
+          </w:p>
+        </w:tc>
+        <w:tc>
+          <w:tcPr>
+            <w:tcW w:w="2025" w:type="dxa"/>
+          </w:tcPr>
+          <w:p>
+            <w:pPr>
+              <w:pStyle w:val="--3"/>
+            </w:pPr>
+            <w:r>
+              <w:rPr>
+                <w:rFonts w:ascii="Arial" w:hAnsi="Arial"/>
+                <w:sz w:val="14"/>
+              </w:rPr>
+              <w:t>1,0 % - 2,0 %</w:t>
+            </w:r>
+            <w:r>
+              <w:br/>
+            </w:r>
+            <w:r>
+              <w:rPr>
+                <w:rFonts w:ascii="Arial" w:hAnsi="Arial"/>
+                <w:sz w:val="14"/>
+              </w:rPr>
+              <w:t>дозирующая система ProMax</w:t>
+            </w:r>
+          </w:p>
+        </w:tc>
+        <w:tc>
+          <w:tcPr>
+            <w:tcW w:w="1183" w:type="dxa"/>
+          </w:tcPr>
+          <w:p>
+            <w:pPr>
+              <w:pStyle w:val="--3"/>
+            </w:pPr>
+            <w:r>
+              <w:rPr>
+                <w:sz w:val="14"/>
+                <w:rFonts w:ascii="Arial" w:hAnsi="Arial"/>
+              </w:rPr>
+              <w:t xml:space="preserve">не ниже 40°C</w:t>
+            </w:r>
+          </w:p>
+        </w:tc>
+        <w:tc>
+          <w:tcPr>
+            <w:tcW w:w="1126" w:type="dxa"/>
+          </w:tcPr>
+          <w:p>
+            <w:pPr>
+              <w:pStyle w:val="--3"/>
+            </w:pPr>
+            <w:r>
+              <w:rPr>
+                <w:sz w:val="14"/>
+                <w:rFonts w:ascii="Arial" w:hAnsi="Arial"/>
+              </w:rPr>
+              <w:t xml:space="preserve">___________</w:t>
+            </w:r>
+          </w:p>
+        </w:tc>
+        <w:tc>
+          <w:tcPr>
+            <w:tcW w:w="510" w:type="dxa"/>
+            <w:vMerge w:val="restart"/>
+            <w:noWrap/>
+            <w:tcMar>
+              <w:left w:w="0" w:type="dxa"/>
+              <w:right w:w="0" w:type="dxa"/>
+            </w:tcMar>
+            <w:textDirection w:val="btLr"/>
+            <w:tcFitText/>
+            <w:vAlign w:val="center"/>
+          </w:tcPr>
+          <w:p>
+            <w:pPr>
+              <w:pStyle w:val="--3"/>
+            </w:pPr>
+            <w:r>
+              <w:rPr>
+                <w:sz w:val="14"/>
+                <w:rFonts w:ascii="Arial" w:hAnsi="Arial"/>
+                <w:b/>
+              </w:rPr>
+              <w:t xml:space="preserve">промаркированный</w:t>
+            </w:r>
+          </w:p>
+        </w:tc>
+        <w:tc>
+          <w:tcPr>
+            <w:tcW w:w="958" w:type="dxa"/>
+            <w:vMerge w:val="restart"/>
+          </w:tcPr>
+          <w:p>
+            <w:pPr>
+              <w:pStyle w:val="--3"/>
+            </w:pPr>
+            <w:r>
+              <w:rPr>
+                <w:sz w:val="14"/>
+                <w:rFonts w:ascii="Arial" w:hAnsi="Arial"/>
+              </w:rPr>
+              <w:t xml:space="preserve">1 раз в неделю</w:t>
+            </w:r>
+          </w:p>
+        </w:tc>
+        <w:tc>
+          <w:tcPr>
+            <w:tcW w:w="1351" w:type="dxa"/>
+            <w:vMerge w:val="restart"/>
+          </w:tcPr>
+          <w:p>
+            <w:pPr>
+              <w:pStyle w:val="--2"/>
+            </w:pPr>
+            <w:r>
+              <w:rPr>
+                <w:sz w:val="14"/>
+                <w:rFonts w:ascii="Arial" w:hAnsi="Arial"/>
+              </w:rPr>
+              <w:t xml:space="preserve">сотрудник внутреннего клининга</w:t>
+            </w:r>
+          </w:p>
+        </w:tc>
+        <w:tc>
+          <w:tcPr>
+            <w:tcW w:w="1688" w:type="dxa"/>
+            <w:vMerge w:val="restart"/>
+          </w:tcPr>
+          <w:p>
+            <w:pPr>
+              <w:pStyle w:val="--2"/>
+            </w:pPr>
+            <w:r>
+              <w:rPr>
+                <w:sz w:val="14"/>
+                <w:rFonts w:ascii="Arial" w:hAnsi="Arial"/>
+              </w:rPr>
+              <w:t xml:space="preserve">визуальный контроль/ сотрудник отдела качества</w:t>
+            </w:r>
+          </w:p>
+        </w:tc>
+      </w:tr>
+      <w:tr>
+        <w:tc>
+          <w:tcPr>
+            <w:tcW w:w="1688" w:type="dxa"/>
+            <w:vMerge/>
+          </w:tcPr>
+          <w:p/>
+        </w:tc>
+        <w:tc>
+          <w:tcPr>
+            <w:tcW w:w="1408" w:type="dxa"/>
+          </w:tcPr>
+          <w:p>
+            <w:pPr>
+              <w:pStyle w:val="--2"/>
+            </w:pPr>
+            <w:r>
+              <w:rPr>
+                <w:sz w:val="14"/>
+                <w:rFonts w:ascii="Arial" w:hAnsi="Arial"/>
+              </w:rPr>
+              <w:t xml:space="preserve">дезинфекция</w:t>
+            </w:r>
+          </w:p>
+        </w:tc>
+        <w:tc>
+          <w:tcPr>
+            <w:tcW w:w="506" w:type="dxa"/>
+            <w:vMerge/>
+            <w:tcMar>
+              <w:left w:w="0" w:type="dxa"/>
+              <w:right w:w="0" w:type="dxa"/>
+            </w:tcMar>
+            <w:textDirection w:val="btLr"/>
+            <w:vAlign w:val="center"/>
+          </w:tcPr>
+          <w:p/>
+        </w:tc>
+        <w:tc>
+          <w:tcPr>
+            <w:tcW w:w="1913" w:type="dxa"/>
+            <w:shd w:val="clear" w:color="auto" w:fill="FFFFCC"/>
+          </w:tcPr>
+          <w:p>
+            <w:pPr>
+              <w:pStyle w:val="-0"/>
+            </w:pPr>
+            <w:r>
+              <w:rPr>
+                <w:rFonts w:ascii="Arial" w:hAnsi="Arial"/>
+                <w:b/>
+                <w:sz w:val="14"/>
+              </w:rPr>
+              <w:t>ХИМИТЕК ПОЛИДЕЗ</w:t>
+            </w:r>
+            <w:r>
+              <w:rPr>
+                <w:rFonts w:ascii="Arial" w:hAnsi="Arial"/>
+                <w:b/>
+                <w:sz w:val="14"/>
+                <w:vertAlign w:val="superscript"/>
+              </w:rPr>
+              <w:t>®</w:t>
+            </w:r>
+            <w:r>
+              <w:rPr>
+                <w:rFonts w:ascii="Arial" w:hAnsi="Arial"/>
+                <w:b/>
+                <w:sz w:val="14"/>
+              </w:rPr>
+              <w:t>-СУПЕР</w:t>
+            </w:r>
+          </w:p>
+        </w:tc>
+        <w:tc>
+          <w:tcPr>
+            <w:tcW w:w="1520" w:type="dxa"/>
+          </w:tcPr>
+          <w:p>
+            <w:pPr>
+              <w:pStyle w:val="--2"/>
+            </w:pPr>
+            <w:r>
+              <w:rPr>
+                <w:sz w:val="14"/>
+                <w:rFonts w:ascii="Arial" w:hAnsi="Arial"/>
+              </w:rPr>
+              <w:t xml:space="preserve">протирание</w:t>
+            </w:r>
+          </w:p>
+        </w:tc>
+        <w:tc>
+          <w:tcPr>
+            <w:tcW w:w="2025" w:type="dxa"/>
+          </w:tcPr>
+          <w:p>
+            <w:pPr>
+              <w:pStyle w:val="--3"/>
+            </w:pPr>
+            <w:r>
+              <w:rPr>
+                <w:rFonts w:ascii="Arial" w:hAnsi="Arial"/>
+                <w:sz w:val="14"/>
+              </w:rPr>
+              <w:t>0,02 % - 0,04 % (по НУК)</w:t>
+            </w:r>
+            <w:r>
+              <w:br/>
+            </w:r>
+            <w:r>
+              <w:rPr>
+                <w:rFonts w:ascii="Arial" w:hAnsi="Arial"/>
+                <w:sz w:val="14"/>
+              </w:rPr>
+              <w:t>дозирующая система ProMax</w:t>
+            </w:r>
+          </w:p>
+        </w:tc>
+        <w:tc>
+          <w:tcPr>
+            <w:tcW w:w="1183" w:type="dxa"/>
+          </w:tcPr>
+          <w:p>
+            <w:pPr>
+              <w:pStyle w:val="--3"/>
+            </w:pPr>
+            <w:r>
+              <w:rPr>
+                <w:sz w:val="14"/>
+                <w:rFonts w:ascii="Arial" w:hAnsi="Arial"/>
+              </w:rPr>
+              <w:t xml:space="preserve">не выше 20°C</w:t>
+            </w:r>
+          </w:p>
+        </w:tc>
+        <w:tc>
+          <w:tcPr>
+            <w:tcW w:w="1126" w:type="dxa"/>
+          </w:tcPr>
+          <w:p>
+            <w:pPr>
+              <w:pStyle w:val="--3"/>
+            </w:pPr>
+            <w:r>
+              <w:rPr>
+                <w:sz w:val="14"/>
+                <w:rFonts w:ascii="Arial" w:hAnsi="Arial"/>
+              </w:rPr>
+              <w:t xml:space="preserve">20 минут</w:t>
+            </w:r>
+          </w:p>
+        </w:tc>
+        <w:tc>
+          <w:tcPr>
+            <w:tcW w:w="510" w:type="dxa"/>
+            <w:vMerge/>
+            <w:noWrap/>
+            <w:tcMar>
+              <w:left w:w="0" w:type="dxa"/>
+              <w:right w:w="0" w:type="dxa"/>
+            </w:tcMar>
+            <w:textDirection w:val="btLr"/>
+            <w:tcFitText/>
+            <w:vAlign w:val="center"/>
+          </w:tcPr>
+          <w:p/>
+        </w:tc>
+        <w:tc>
+          <w:tcPr>
+            <w:tcW w:w="958" w:type="dxa"/>
+            <w:vMerge/>
+          </w:tcPr>
+          <w:p/>
+        </w:tc>
+        <w:tc>
+          <w:tcPr>
+            <w:tcW w:w="1351" w:type="dxa"/>
+            <w:vMerge/>
+          </w:tcPr>
+          <w:p/>
+        </w:tc>
+        <w:tc>
+          <w:tcPr>
+            <w:tcW w:w="1688" w:type="dxa"/>
+            <w:vMerge/>
+          </w:tcPr>
+          <w:p/>
+        </w:tc>
+      </w:tr>
+      <w:tr>
+        <w:tc>
+          <w:tcPr>
+            <w:tcW w:w="1688" w:type="dxa"/>
+            <w:vMerge w:val="restart"/>
+          </w:tcPr>
+          <w:p>
+            <w:pPr>
+              <w:pStyle w:val="--2"/>
+            </w:pPr>
+            <w:r>
+              <w:rPr>
+                <w:sz w:val="14"/>
+                <w:rFonts w:ascii="Arial" w:hAnsi="Arial"/>
+              </w:rPr>
+              <w:t xml:space="preserve">двери</w:t>
+            </w:r>
+          </w:p>
+        </w:tc>
+        <w:tc>
+          <w:tcPr>
+            <w:tcW w:w="1408" w:type="dxa"/>
+          </w:tcPr>
+          <w:p>
+            <w:pPr>
+              <w:pStyle w:val="--2"/>
+            </w:pPr>
+            <w:r>
+              <w:rPr>
+                <w:sz w:val="14"/>
+                <w:rFonts w:ascii="Arial" w:hAnsi="Arial"/>
+              </w:rPr>
+              <w:t xml:space="preserve">мойка</w:t>
+            </w:r>
+          </w:p>
+        </w:tc>
+        <w:tc>
+          <w:tcPr>
+            <w:tcW w:w="506" w:type="dxa"/>
+            <w:vMerge w:val="restart"/>
+            <w:tcMar>
+              <w:left w:w="0" w:type="dxa"/>
+              <w:right w:w="0" w:type="dxa"/>
+            </w:tcMar>
+            <w:textDirection w:val="btLr"/>
+            <w:vAlign w:val="center"/>
+          </w:tcPr>
+          <w:p>
+            <w:pPr>
+              <w:pStyle w:val="--3"/>
+            </w:pPr>
+            <w:r>
+              <w:rPr>
+                <w:sz w:val="14"/>
+                <w:rFonts w:ascii="Arial" w:hAnsi="Arial"/>
+              </w:rPr>
+              <w:t xml:space="preserve"/>
+            </w:r>
+          </w:p>
+        </w:tc>
+        <w:tc>
+          <w:tcPr>
+            <w:tcW w:w="1913" w:type="dxa"/>
+            <w:shd w:val="clear" w:color="auto" w:fill="99FF99"/>
+          </w:tcPr>
+          <w:p>
+            <w:pPr>
+              <w:pStyle w:val="-0"/>
+            </w:pPr>
+            <w:r>
+              <w:rPr>
+                <w:rFonts w:ascii="Arial" w:hAnsi="Arial"/>
+                <w:b/>
+                <w:sz w:val="14"/>
+              </w:rPr>
+              <w:t>ХИМИТЕК ИЗУМРУД 310</w:t>
+            </w:r>
+          </w:p>
+        </w:tc>
+        <w:tc>
+          <w:tcPr>
+            <w:tcW w:w="1520" w:type="dxa"/>
+          </w:tcPr>
+          <w:p>
+            <w:pPr>
+              <w:pStyle w:val="--2"/>
+            </w:pPr>
+            <w:r>
+              <w:rPr>
+                <w:sz w:val="14"/>
+                <w:rFonts w:ascii="Arial" w:hAnsi="Arial"/>
+              </w:rPr>
+              <w:t xml:space="preserve">ручной (протирание, обработка щёткой)</w:t>
+            </w:r>
+          </w:p>
+        </w:tc>
+        <w:tc>
+          <w:tcPr>
+            <w:tcW w:w="2025" w:type="dxa"/>
+          </w:tcPr>
+          <w:p>
+            <w:pPr>
+              <w:pStyle w:val="--3"/>
+            </w:pPr>
+            <w:r>
+              <w:rPr>
+                <w:rFonts w:ascii="Arial" w:hAnsi="Arial"/>
+                <w:sz w:val="14"/>
+              </w:rPr>
+              <w:t>1,0 % - 2,0 %</w:t>
+            </w:r>
+            <w:r>
+              <w:br/>
+            </w:r>
+            <w:r>
+              <w:rPr>
+                <w:rFonts w:ascii="Arial" w:hAnsi="Arial"/>
+                <w:sz w:val="14"/>
+              </w:rPr>
+              <w:t>дозирующая система ProMax</w:t>
+            </w:r>
+          </w:p>
+        </w:tc>
+        <w:tc>
+          <w:tcPr>
+            <w:tcW w:w="1183" w:type="dxa"/>
+          </w:tcPr>
+          <w:p>
+            <w:pPr>
+              <w:pStyle w:val="--3"/>
+            </w:pPr>
+            <w:r>
+              <w:rPr>
+                <w:sz w:val="14"/>
+                <w:rFonts w:ascii="Arial" w:hAnsi="Arial"/>
+              </w:rPr>
+              <w:t xml:space="preserve">не ниже 40°C</w:t>
+            </w:r>
+          </w:p>
+        </w:tc>
+        <w:tc>
+          <w:tcPr>
+            <w:tcW w:w="1126" w:type="dxa"/>
+          </w:tcPr>
+          <w:p>
+            <w:pPr>
+              <w:pStyle w:val="--3"/>
+            </w:pPr>
+            <w:r>
+              <w:rPr>
+                <w:sz w:val="14"/>
+                <w:rFonts w:ascii="Arial" w:hAnsi="Arial"/>
+              </w:rPr>
+              <w:t xml:space="preserve">___________</w:t>
+            </w:r>
+          </w:p>
+        </w:tc>
+        <w:tc>
+          <w:tcPr>
+            <w:tcW w:w="510" w:type="dxa"/>
+            <w:vMerge w:val="restart"/>
+            <w:noWrap/>
+            <w:tcMar>
+              <w:left w:w="0" w:type="dxa"/>
+              <w:right w:w="0" w:type="dxa"/>
+            </w:tcMar>
+            <w:textDirection w:val="btLr"/>
+            <w:tcFitText/>
+            <w:vAlign w:val="center"/>
+          </w:tcPr>
+          <w:p>
+            <w:pPr>
+              <w:pStyle w:val="--3"/>
+            </w:pPr>
+            <w:r>
+              <w:rPr>
+                <w:sz w:val="14"/>
+                <w:rFonts w:ascii="Arial" w:hAnsi="Arial"/>
+                <w:b/>
+              </w:rPr>
+              <w:t xml:space="preserve">промаркированный</w:t>
+            </w:r>
+          </w:p>
+        </w:tc>
+        <w:tc>
+          <w:tcPr>
+            <w:tcW w:w="958" w:type="dxa"/>
+            <w:vMerge w:val="restart"/>
+          </w:tcPr>
+          <w:p>
+            <w:pPr>
+              <w:pStyle w:val="--3"/>
+            </w:pPr>
+            <w:r>
+              <w:rPr>
+                <w:sz w:val="14"/>
+                <w:rFonts w:ascii="Arial" w:hAnsi="Arial"/>
+              </w:rPr>
+              <w:t xml:space="preserve">1 раз в неделю</w:t>
+            </w:r>
+          </w:p>
+        </w:tc>
+        <w:tc>
+          <w:tcPr>
+            <w:tcW w:w="1351" w:type="dxa"/>
+            <w:vMerge w:val="restart"/>
+          </w:tcPr>
+          <w:p>
+            <w:pPr>
+              <w:pStyle w:val="--2"/>
+            </w:pPr>
+            <w:r>
+              <w:rPr>
+                <w:sz w:val="14"/>
+                <w:rFonts w:ascii="Arial" w:hAnsi="Arial"/>
+              </w:rPr>
+              <w:t xml:space="preserve">сотрудник внутреннего клининга</w:t>
+            </w:r>
+          </w:p>
+        </w:tc>
+        <w:tc>
+          <w:tcPr>
+            <w:tcW w:w="1688" w:type="dxa"/>
+            <w:vMerge w:val="restart"/>
+          </w:tcPr>
+          <w:p>
+            <w:pPr>
+              <w:pStyle w:val="--2"/>
+            </w:pPr>
+            <w:r>
+              <w:rPr>
+                <w:sz w:val="14"/>
+                <w:rFonts w:ascii="Arial" w:hAnsi="Arial"/>
+              </w:rPr>
+              <w:t xml:space="preserve">визуальный контроль/ сотрудник отдела качества</w:t>
+            </w:r>
+          </w:p>
+        </w:tc>
+      </w:tr>
+      <w:tr>
+        <w:tc>
+          <w:tcPr>
+            <w:tcW w:w="1688" w:type="dxa"/>
+            <w:vMerge/>
+          </w:tcPr>
+          <w:p/>
+        </w:tc>
+        <w:tc>
+          <w:tcPr>
+            <w:tcW w:w="1408" w:type="dxa"/>
+          </w:tcPr>
+          <w:p>
+            <w:pPr>
+              <w:pStyle w:val="--2"/>
+            </w:pPr>
+            <w:r>
+              <w:rPr>
+                <w:sz w:val="14"/>
+                <w:rFonts w:ascii="Arial" w:hAnsi="Arial"/>
+              </w:rPr>
+              <w:t xml:space="preserve">дезинфекция</w:t>
+            </w:r>
+          </w:p>
+        </w:tc>
+        <w:tc>
+          <w:tcPr>
+            <w:tcW w:w="506" w:type="dxa"/>
+            <w:vMerge/>
+            <w:tcMar>
+              <w:left w:w="0" w:type="dxa"/>
+              <w:right w:w="0" w:type="dxa"/>
+            </w:tcMar>
+            <w:textDirection w:val="btLr"/>
+            <w:vAlign w:val="center"/>
+          </w:tcPr>
+          <w:p/>
+        </w:tc>
+        <w:tc>
+          <w:tcPr>
+            <w:tcW w:w="1913" w:type="dxa"/>
+            <w:shd w:val="clear" w:color="auto" w:fill="FFFFCC"/>
+          </w:tcPr>
+          <w:p>
+            <w:pPr>
+              <w:pStyle w:val="-0"/>
+            </w:pPr>
+            <w:r>
+              <w:rPr>
+                <w:rFonts w:ascii="Arial" w:hAnsi="Arial"/>
+                <w:b/>
+                <w:sz w:val="14"/>
+              </w:rPr>
+              <w:t>ХИМИТЕК ПОЛИДЕЗ</w:t>
+            </w:r>
+            <w:r>
+              <w:rPr>
+                <w:rFonts w:ascii="Arial" w:hAnsi="Arial"/>
+                <w:b/>
+                <w:sz w:val="14"/>
+                <w:vertAlign w:val="superscript"/>
+              </w:rPr>
+              <w:t>®</w:t>
+            </w:r>
+            <w:r>
+              <w:rPr>
+                <w:rFonts w:ascii="Arial" w:hAnsi="Arial"/>
+                <w:b/>
+                <w:sz w:val="14"/>
+              </w:rPr>
+              <w:t>-СУПЕР</w:t>
+            </w:r>
+          </w:p>
+        </w:tc>
+        <w:tc>
+          <w:tcPr>
+            <w:tcW w:w="1520" w:type="dxa"/>
+          </w:tcPr>
+          <w:p>
+            <w:pPr>
+              <w:pStyle w:val="--2"/>
+            </w:pPr>
+            <w:r>
+              <w:rPr>
+                <w:sz w:val="14"/>
+                <w:rFonts w:ascii="Arial" w:hAnsi="Arial"/>
+              </w:rPr>
+              <w:t xml:space="preserve">протирание</w:t>
+            </w:r>
+          </w:p>
+        </w:tc>
+        <w:tc>
+          <w:tcPr>
+            <w:tcW w:w="2025" w:type="dxa"/>
+          </w:tcPr>
+          <w:p>
+            <w:pPr>
+              <w:pStyle w:val="--3"/>
+            </w:pPr>
+            <w:r>
+              <w:rPr>
+                <w:rFonts w:ascii="Arial" w:hAnsi="Arial"/>
+                <w:sz w:val="14"/>
+              </w:rPr>
+              <w:t>0,02 % - 0,04 % (по НУК)</w:t>
+            </w:r>
+            <w:r>
+              <w:br/>
+            </w:r>
+            <w:r>
+              <w:rPr>
+                <w:rFonts w:ascii="Arial" w:hAnsi="Arial"/>
+                <w:sz w:val="14"/>
+              </w:rPr>
+              <w:t>дозирующая система ProMax</w:t>
+            </w:r>
+          </w:p>
+        </w:tc>
+        <w:tc>
+          <w:tcPr>
+            <w:tcW w:w="1183" w:type="dxa"/>
+          </w:tcPr>
+          <w:p>
+            <w:pPr>
+              <w:pStyle w:val="--3"/>
+            </w:pPr>
+            <w:r>
+              <w:rPr>
+                <w:sz w:val="14"/>
+                <w:rFonts w:ascii="Arial" w:hAnsi="Arial"/>
+              </w:rPr>
+              <w:t xml:space="preserve">не выше 20°C</w:t>
+            </w:r>
+          </w:p>
+        </w:tc>
+        <w:tc>
+          <w:tcPr>
+            <w:tcW w:w="1126" w:type="dxa"/>
+          </w:tcPr>
+          <w:p>
+            <w:pPr>
+              <w:pStyle w:val="--3"/>
+            </w:pPr>
+            <w:r>
+              <w:rPr>
+                <w:sz w:val="14"/>
+                <w:rFonts w:ascii="Arial" w:hAnsi="Arial"/>
+              </w:rPr>
+              <w:t xml:space="preserve">20 минут</w:t>
+            </w:r>
+          </w:p>
+        </w:tc>
+        <w:tc>
+          <w:tcPr>
+            <w:tcW w:w="510" w:type="dxa"/>
+            <w:vMerge/>
+            <w:noWrap/>
+            <w:tcMar>
+              <w:left w:w="0" w:type="dxa"/>
+              <w:right w:w="0" w:type="dxa"/>
+            </w:tcMar>
+            <w:textDirection w:val="btLr"/>
+            <w:tcFitText/>
+            <w:vAlign w:val="center"/>
+          </w:tcPr>
+          <w:p/>
+        </w:tc>
+        <w:tc>
+          <w:tcPr>
+            <w:tcW w:w="958" w:type="dxa"/>
+            <w:vMerge/>
+          </w:tcPr>
+          <w:p/>
+        </w:tc>
+        <w:tc>
+          <w:tcPr>
+            <w:tcW w:w="1351" w:type="dxa"/>
+            <w:vMerge/>
+          </w:tcPr>
+          <w:p/>
+        </w:tc>
+        <w:tc>
+          <w:tcPr>
+            <w:tcW w:w="1688" w:type="dxa"/>
+            <w:vMerge/>
+          </w:tcPr>
+          <w:p/>
+        </w:tc>
+      </w:tr>
+      <w:tr>
+        <w:tc>
+          <w:tcPr>
+            <w:tcW w:w="1688" w:type="dxa"/>
+            <w:vMerge w:val="restart"/>
+          </w:tcPr>
+          <w:p>
+            <w:pPr>
+              <w:pStyle w:val="--2"/>
+            </w:pPr>
+            <w:r>
+              <w:rPr>
+                <w:sz w:val="14"/>
+                <w:rFonts w:ascii="Arial" w:hAnsi="Arial"/>
+              </w:rPr>
+              <w:t xml:space="preserve">выключатели</w:t>
+            </w:r>
+          </w:p>
+        </w:tc>
+        <w:tc>
+          <w:tcPr>
+            <w:tcW w:w="1408" w:type="dxa"/>
+          </w:tcPr>
+          <w:p>
+            <w:pPr>
+              <w:pStyle w:val="--2"/>
+            </w:pPr>
+            <w:r>
+              <w:rPr>
+                <w:sz w:val="14"/>
+                <w:rFonts w:ascii="Arial" w:hAnsi="Arial"/>
+              </w:rPr>
+              <w:t xml:space="preserve">мойка</w:t>
+            </w:r>
+          </w:p>
+        </w:tc>
+        <w:tc>
+          <w:tcPr>
+            <w:tcW w:w="506" w:type="dxa"/>
+            <w:vMerge w:val="restart"/>
+            <w:tcMar>
+              <w:left w:w="0" w:type="dxa"/>
+              <w:right w:w="0" w:type="dxa"/>
+            </w:tcMar>
+            <w:textDirection w:val="btLr"/>
+            <w:vAlign w:val="center"/>
+          </w:tcPr>
+          <w:p>
+            <w:pPr>
+              <w:pStyle w:val="--3"/>
+            </w:pPr>
+            <w:r>
+              <w:rPr>
+                <w:sz w:val="14"/>
+                <w:rFonts w:ascii="Arial" w:hAnsi="Arial"/>
+              </w:rPr>
+              <w:t xml:space="preserve"/>
+            </w:r>
+          </w:p>
+        </w:tc>
+        <w:tc>
+          <w:tcPr>
+            <w:tcW w:w="1913" w:type="dxa"/>
+            <w:shd w:val="clear" w:color="auto" w:fill="99FF99"/>
+          </w:tcPr>
+          <w:p>
+            <w:pPr>
+              <w:pStyle w:val="-0"/>
+            </w:pPr>
+            <w:r>
+              <w:rPr>
+                <w:rFonts w:ascii="Arial" w:hAnsi="Arial"/>
+                <w:b/>
+                <w:sz w:val="14"/>
+              </w:rPr>
+              <w:t>ХИМИТЕК ИЗУМРУД 310</w:t>
+            </w:r>
+          </w:p>
+        </w:tc>
+        <w:tc>
+          <w:tcPr>
+            <w:tcW w:w="1520" w:type="dxa"/>
+          </w:tcPr>
+          <w:p>
+            <w:pPr>
+              <w:pStyle w:val="--2"/>
+            </w:pPr>
+            <w:r>
+              <w:rPr>
+                <w:sz w:val="14"/>
+                <w:rFonts w:ascii="Arial" w:hAnsi="Arial"/>
+              </w:rPr>
+              <w:t xml:space="preserve">ручной (протирание)</w:t>
+            </w:r>
+          </w:p>
+        </w:tc>
+        <w:tc>
+          <w:tcPr>
+            <w:tcW w:w="2025" w:type="dxa"/>
+          </w:tcPr>
+          <w:p>
+            <w:pPr>
+              <w:pStyle w:val="--3"/>
+            </w:pPr>
+            <w:r>
+              <w:rPr>
+                <w:rFonts w:ascii="Arial" w:hAnsi="Arial"/>
+                <w:sz w:val="14"/>
+              </w:rPr>
+              <w:t>1,0 % - 2,0 %</w:t>
+            </w:r>
+            <w:r>
+              <w:br/>
+            </w:r>
+            <w:r>
+              <w:rPr>
+                <w:rFonts w:ascii="Arial" w:hAnsi="Arial"/>
+                <w:sz w:val="14"/>
+              </w:rPr>
+              <w:t>дозирующая система ProMax</w:t>
+            </w:r>
+          </w:p>
+        </w:tc>
+        <w:tc>
+          <w:tcPr>
+            <w:tcW w:w="1183" w:type="dxa"/>
+          </w:tcPr>
+          <w:p>
+            <w:pPr>
+              <w:pStyle w:val="--3"/>
+            </w:pPr>
+            <w:r>
+              <w:rPr>
+                <w:sz w:val="14"/>
+                <w:rFonts w:ascii="Arial" w:hAnsi="Arial"/>
+              </w:rPr>
+              <w:t xml:space="preserve">не ниже 40°C</w:t>
+            </w:r>
+          </w:p>
+        </w:tc>
+        <w:tc>
+          <w:tcPr>
+            <w:tcW w:w="1126" w:type="dxa"/>
+          </w:tcPr>
+          <w:p>
+            <w:pPr>
+              <w:pStyle w:val="--3"/>
+            </w:pPr>
+            <w:r>
+              <w:rPr>
+                <w:sz w:val="14"/>
+                <w:rFonts w:ascii="Arial" w:hAnsi="Arial"/>
+              </w:rPr>
+              <w:t xml:space="preserve">___________</w:t>
+            </w:r>
+          </w:p>
+        </w:tc>
+        <w:tc>
+          <w:tcPr>
+            <w:tcW w:w="510" w:type="dxa"/>
+            <w:vMerge w:val="restart"/>
+            <w:noWrap/>
+            <w:tcMar>
+              <w:left w:w="0" w:type="dxa"/>
+              <w:right w:w="0" w:type="dxa"/>
+            </w:tcMar>
+            <w:textDirection w:val="btLr"/>
+            <w:tcFitText/>
+            <w:vAlign w:val="center"/>
+          </w:tcPr>
+          <w:p>
+            <w:pPr>
+              <w:pStyle w:val="--3"/>
+            </w:pPr>
+            <w:r>
+              <w:rPr>
+                <w:sz w:val="14"/>
+                <w:rFonts w:ascii="Arial" w:hAnsi="Arial"/>
+                <w:b/>
+              </w:rPr>
+              <w:t xml:space="preserve">промаркированный</w:t>
+            </w:r>
+          </w:p>
+        </w:tc>
+        <w:tc>
+          <w:tcPr>
+            <w:tcW w:w="958" w:type="dxa"/>
+            <w:vMerge w:val="restart"/>
+          </w:tcPr>
+          <w:p>
+            <w:pPr>
+              <w:pStyle w:val="--3"/>
+            </w:pPr>
+            <w:r>
+              <w:rPr>
+                <w:sz w:val="14"/>
+                <w:rFonts w:ascii="Arial" w:hAnsi="Arial"/>
+              </w:rPr>
+              <w:t xml:space="preserve">1 раз в смену</w:t>
+            </w:r>
+          </w:p>
+        </w:tc>
+        <w:tc>
+          <w:tcPr>
+            <w:tcW w:w="1351" w:type="dxa"/>
+            <w:vMerge w:val="restart"/>
+          </w:tcPr>
+          <w:p>
+            <w:pPr>
+              <w:pStyle w:val="--2"/>
+            </w:pPr>
+            <w:r>
+              <w:rPr>
+                <w:sz w:val="14"/>
+                <w:rFonts w:ascii="Arial" w:hAnsi="Arial"/>
+              </w:rPr>
+              <w:t xml:space="preserve">сотрудник внутреннего клининга</w:t>
+            </w:r>
+          </w:p>
+        </w:tc>
+        <w:tc>
+          <w:tcPr>
+            <w:tcW w:w="1688" w:type="dxa"/>
+            <w:vMerge w:val="restart"/>
+          </w:tcPr>
+          <w:p>
+            <w:pPr>
+              <w:pStyle w:val="--2"/>
+            </w:pPr>
+            <w:r>
+              <w:rPr>
+                <w:sz w:val="14"/>
+                <w:rFonts w:ascii="Arial" w:hAnsi="Arial"/>
+              </w:rPr>
+              <w:t xml:space="preserve">визуальный контроль/ сотрудник отдела качества</w:t>
+            </w:r>
+          </w:p>
+        </w:tc>
+      </w:tr>
+      <w:tr>
+        <w:tc>
+          <w:tcPr>
+            <w:tcW w:w="1688" w:type="dxa"/>
+            <w:vMerge/>
+          </w:tcPr>
+          <w:p/>
+        </w:tc>
+        <w:tc>
+          <w:tcPr>
+            <w:tcW w:w="1408" w:type="dxa"/>
+          </w:tcPr>
+          <w:p>
+            <w:pPr>
+              <w:pStyle w:val="--2"/>
+            </w:pPr>
+            <w:r>
+              <w:rPr>
+                <w:sz w:val="14"/>
+                <w:rFonts w:ascii="Arial" w:hAnsi="Arial"/>
+              </w:rPr>
+              <w:t xml:space="preserve">дезинфекция</w:t>
+            </w:r>
+          </w:p>
+        </w:tc>
+        <w:tc>
+          <w:tcPr>
+            <w:tcW w:w="506" w:type="dxa"/>
+            <w:vMerge/>
+            <w:tcMar>
+              <w:left w:w="0" w:type="dxa"/>
+              <w:right w:w="0" w:type="dxa"/>
+            </w:tcMar>
+            <w:textDirection w:val="btLr"/>
+            <w:vAlign w:val="center"/>
+          </w:tcPr>
+          <w:p/>
+        </w:tc>
+        <w:tc>
+          <w:tcPr>
+            <w:tcW w:w="1913" w:type="dxa"/>
+            <w:shd w:val="clear" w:color="auto" w:fill="FFFFCC"/>
+          </w:tcPr>
+          <w:p>
+            <w:pPr>
+              <w:pStyle w:val="-0"/>
+            </w:pPr>
+            <w:r>
+              <w:rPr>
+                <w:rFonts w:ascii="Arial" w:hAnsi="Arial"/>
+                <w:b/>
+                <w:sz w:val="14"/>
+              </w:rPr>
+              <w:t>ХИМИТЕК ПОЛИДЕЗ</w:t>
+            </w:r>
+            <w:r>
+              <w:rPr>
+                <w:rFonts w:ascii="Arial" w:hAnsi="Arial"/>
+                <w:b/>
+                <w:sz w:val="14"/>
+                <w:vertAlign w:val="superscript"/>
+              </w:rPr>
+              <w:t>®</w:t>
+            </w:r>
+            <w:r>
+              <w:rPr>
+                <w:rFonts w:ascii="Arial" w:hAnsi="Arial"/>
+                <w:b/>
+                <w:sz w:val="14"/>
+              </w:rPr>
+              <w:t>-СУПЕР</w:t>
+            </w:r>
+          </w:p>
+        </w:tc>
+        <w:tc>
+          <w:tcPr>
+            <w:tcW w:w="1520" w:type="dxa"/>
+          </w:tcPr>
+          <w:p>
+            <w:pPr>
+              <w:pStyle w:val="--2"/>
+            </w:pPr>
+            <w:r>
+              <w:rPr>
+                <w:sz w:val="14"/>
+                <w:rFonts w:ascii="Arial" w:hAnsi="Arial"/>
+              </w:rPr>
+              <w:t xml:space="preserve">протирание</w:t>
+            </w:r>
+          </w:p>
+        </w:tc>
+        <w:tc>
+          <w:tcPr>
+            <w:tcW w:w="2025" w:type="dxa"/>
+          </w:tcPr>
+          <w:p>
+            <w:pPr>
+              <w:pStyle w:val="--3"/>
+            </w:pPr>
+            <w:r>
+              <w:rPr>
+                <w:rFonts w:ascii="Arial" w:hAnsi="Arial"/>
+                <w:sz w:val="14"/>
+              </w:rPr>
+              <w:t>0,02 % - 0,04 % (по НУК)</w:t>
+            </w:r>
+            <w:r>
+              <w:br/>
+            </w:r>
+            <w:r>
+              <w:rPr>
+                <w:rFonts w:ascii="Arial" w:hAnsi="Arial"/>
+                <w:sz w:val="14"/>
+              </w:rPr>
+              <w:t>дозирующая система ProMax</w:t>
+            </w:r>
+          </w:p>
+        </w:tc>
+        <w:tc>
+          <w:tcPr>
+            <w:tcW w:w="1183" w:type="dxa"/>
+          </w:tcPr>
+          <w:p>
+            <w:pPr>
+              <w:pStyle w:val="--3"/>
+            </w:pPr>
+            <w:r>
+              <w:rPr>
+                <w:sz w:val="14"/>
+                <w:rFonts w:ascii="Arial" w:hAnsi="Arial"/>
+              </w:rPr>
+              <w:t xml:space="preserve">18-20°C</w:t>
+            </w:r>
+          </w:p>
+        </w:tc>
+        <w:tc>
+          <w:tcPr>
+            <w:tcW w:w="1126" w:type="dxa"/>
+          </w:tcPr>
+          <w:p>
+            <w:pPr>
+              <w:pStyle w:val="--3"/>
+            </w:pPr>
+            <w:r>
+              <w:rPr>
+                <w:sz w:val="14"/>
+                <w:rFonts w:ascii="Arial" w:hAnsi="Arial"/>
+              </w:rPr>
+              <w:t xml:space="preserve">20 минут</w:t>
+            </w:r>
+          </w:p>
+        </w:tc>
+        <w:tc>
+          <w:tcPr>
+            <w:tcW w:w="510" w:type="dxa"/>
+            <w:vMerge/>
+            <w:noWrap/>
+            <w:tcMar>
+              <w:left w:w="0" w:type="dxa"/>
+              <w:right w:w="0" w:type="dxa"/>
+            </w:tcMar>
+            <w:textDirection w:val="btLr"/>
+            <w:tcFitText/>
+            <w:vAlign w:val="center"/>
+          </w:tcPr>
+          <w:p/>
+        </w:tc>
+        <w:tc>
+          <w:tcPr>
+            <w:tcW w:w="958" w:type="dxa"/>
+            <w:vMerge/>
+          </w:tcPr>
+          <w:p/>
+        </w:tc>
+        <w:tc>
+          <w:tcPr>
+            <w:tcW w:w="1351" w:type="dxa"/>
+            <w:vMerge/>
+          </w:tcPr>
+          <w:p/>
+        </w:tc>
+        <w:tc>
+          <w:tcPr>
+            <w:tcW w:w="1688" w:type="dxa"/>
+            <w:vMerge/>
+          </w:tcPr>
+          <w:p/>
+        </w:tc>
+      </w:tr>
+      <w:tr>
+        <w:tc>
+          <w:tcPr>
+            <w:tcW w:w="1688" w:type="dxa"/>
+            <w:vMerge/>
+          </w:tcPr>
+          <w:p/>
+        </w:tc>
+        <w:tc>
+          <w:tcPr>
+            <w:tcW w:w="1408" w:type="dxa"/>
+          </w:tcPr>
+          <w:p>
+            <w:pPr>
+              <w:pStyle w:val="--2"/>
+            </w:pPr>
+            <w:r>
+              <w:rPr>
+                <w:sz w:val="14"/>
+                <w:rFonts w:ascii="Arial" w:hAnsi="Arial"/>
+              </w:rPr>
+              <w:t xml:space="preserve">дезинфекция</w:t>
+            </w:r>
+          </w:p>
+        </w:tc>
+        <w:tc>
+          <w:tcPr>
+            <w:tcW w:w="506" w:type="dxa"/>
+            <w:vMerge w:val="restart"/>
+            <w:tcMar>
+              <w:left w:w="0" w:type="dxa"/>
+              <w:right w:w="0" w:type="dxa"/>
+            </w:tcMar>
+            <w:textDirection w:val="btLr"/>
+            <w:vAlign w:val="center"/>
+          </w:tcPr>
+          <w:p>
+            <w:pPr>
+              <w:pStyle w:val="--3"/>
+            </w:pPr>
+            <w:r>
+              <w:rPr>
+                <w:sz w:val="14"/>
+                <w:rFonts w:ascii="Arial" w:hAnsi="Arial"/>
+              </w:rPr>
+              <w:t xml:space="preserve"/>
+            </w:r>
+          </w:p>
+        </w:tc>
+        <w:tc>
+          <w:tcPr>
+            <w:tcW w:w="1913" w:type="dxa"/>
+            <w:shd w:val="clear" w:color="auto" w:fill="FFFFCC"/>
+          </w:tcPr>
+          <w:p>
+            <w:pPr>
+              <w:pStyle w:val="-0"/>
+            </w:pPr>
+            <w:r>
+              <w:rPr>
+                <w:rFonts w:ascii="Arial" w:hAnsi="Arial"/>
+                <w:b/>
+                <w:sz w:val="14"/>
+              </w:rPr>
+              <w:t>ХИМИТЕК ПОЛИДЕЗ</w:t>
+            </w:r>
+            <w:r>
+              <w:rPr>
+                <w:rFonts w:ascii="Arial" w:hAnsi="Arial"/>
+                <w:b/>
+                <w:sz w:val="14"/>
+                <w:vertAlign w:val="superscript"/>
+              </w:rPr>
+              <w:t>®</w:t>
+            </w:r>
+            <w:r>
+              <w:rPr>
+                <w:rFonts w:ascii="Arial" w:hAnsi="Arial"/>
+                <w:b/>
+                <w:sz w:val="14"/>
+              </w:rPr>
+              <w:t>-ЭКСПРЕСС</w:t>
+            </w:r>
+          </w:p>
+        </w:tc>
+        <w:tc>
+          <w:tcPr>
+            <w:tcW w:w="1520" w:type="dxa"/>
+          </w:tcPr>
+          <w:p>
+            <w:pPr>
+              <w:pStyle w:val="--2"/>
+            </w:pPr>
+            <w:r>
+              <w:rPr>
+                <w:sz w:val="14"/>
+                <w:rFonts w:ascii="Arial" w:hAnsi="Arial"/>
+              </w:rPr>
+              <w:t xml:space="preserve">ручной (протирание)</w:t>
+            </w:r>
+          </w:p>
+        </w:tc>
+        <w:tc>
+          <w:tcPr>
+            <w:tcW w:w="2025" w:type="dxa"/>
+          </w:tcPr>
+          <w:p>
+            <w:pPr>
+              <w:pStyle w:val="--3"/>
+            </w:pPr>
+            <w:r>
+              <w:rPr>
+                <w:rFonts w:ascii="Arial" w:hAnsi="Arial"/>
+                <w:sz w:val="14"/>
+              </w:rPr>
+              <w:t>___________________</w:t>
+            </w:r>
+            <w:r>
+              <w:br/>
+            </w:r>
+            <w:r>
+              <w:rPr>
+                <w:rFonts w:ascii="Arial" w:hAnsi="Arial"/>
+                <w:sz w:val="14"/>
+              </w:rPr>
+              <w:t>готовая форма</w:t>
+            </w:r>
+          </w:p>
+        </w:tc>
+        <w:tc>
+          <w:tcPr>
+            <w:tcW w:w="1183" w:type="dxa"/>
+          </w:tcPr>
+          <w:p>
+            <w:pPr>
+              <w:pStyle w:val="--3"/>
+            </w:pPr>
+            <w:r>
+              <w:rPr>
+                <w:sz w:val="14"/>
+                <w:rFonts w:ascii="Arial" w:hAnsi="Arial"/>
+              </w:rPr>
+              <w:t xml:space="preserve">___________</w:t>
+            </w:r>
+          </w:p>
+        </w:tc>
+        <w:tc>
+          <w:tcPr>
+            <w:tcW w:w="1126" w:type="dxa"/>
+          </w:tcPr>
+          <w:p>
+            <w:pPr>
+              <w:pStyle w:val="--3"/>
+            </w:pPr>
+            <w:r>
+              <w:rPr>
+                <w:sz w:val="14"/>
+                <w:rFonts w:ascii="Arial" w:hAnsi="Arial"/>
+              </w:rPr>
+              <w:t xml:space="preserve">15 минут</w:t>
+            </w:r>
+          </w:p>
+        </w:tc>
+        <w:tc>
+          <w:tcPr>
+            <w:tcW w:w="510" w:type="dxa"/>
+            <w:vMerge/>
+            <w:noWrap/>
+            <w:tcMar>
+              <w:left w:w="0" w:type="dxa"/>
+              <w:right w:w="0" w:type="dxa"/>
+            </w:tcMar>
+            <w:textDirection w:val="btLr"/>
+            <w:tcFitText/>
+            <w:vAlign w:val="center"/>
+          </w:tcPr>
+          <w:p/>
+        </w:tc>
+        <w:tc>
+          <w:tcPr>
+            <w:tcW w:w="958" w:type="dxa"/>
+          </w:tcPr>
+          <w:p>
+            <w:pPr>
+              <w:pStyle w:val="--3"/>
+            </w:pPr>
+            <w:r>
+              <w:rPr>
+                <w:sz w:val="14"/>
+                <w:rFonts w:ascii="Arial" w:hAnsi="Arial"/>
+              </w:rPr>
+              <w:t xml:space="preserve">2 раза в смену</w:t>
+            </w:r>
+          </w:p>
+        </w:tc>
+        <w:tc>
+          <w:tcPr>
+            <w:tcW w:w="1351" w:type="dxa"/>
+            <w:vMerge/>
+          </w:tcPr>
+          <w:p/>
+        </w:tc>
+        <w:tc>
+          <w:tcPr>
+            <w:tcW w:w="1688" w:type="dxa"/>
+            <w:vMerge/>
+          </w:tcPr>
+          <w:p/>
+        </w:tc>
+      </w:tr>
+      <w:tr>
+        <w:tc>
+          <w:tcPr>
+            <w:tcW w:w="1688" w:type="dxa"/>
+            <w:vMerge/>
+          </w:tcPr>
+          <w:p/>
+        </w:tc>
+        <w:tc>
+          <w:tcPr>
+            <w:tcW w:w="1408" w:type="dxa"/>
+          </w:tcPr>
+          <w:p>
+            <w:pPr>
+              <w:pStyle w:val="--2"/>
+            </w:pPr>
+            <w:r>
+              <w:rPr>
+                <w:sz w:val="14"/>
+                <w:rFonts w:ascii="Arial" w:hAnsi="Arial"/>
+              </w:rPr>
+              <w:t xml:space="preserve">дезинфекция</w:t>
+            </w:r>
+          </w:p>
+        </w:tc>
+        <w:tc>
+          <w:tcPr>
+            <w:tcW w:w="506" w:type="dxa"/>
+            <w:vMerge/>
+            <w:tcMar>
+              <w:left w:w="0" w:type="dxa"/>
+              <w:right w:w="0" w:type="dxa"/>
+            </w:tcMar>
+            <w:textDirection w:val="btLr"/>
+            <w:vAlign w:val="center"/>
+          </w:tcPr>
+          <w:p/>
+        </w:tc>
+        <w:tc>
+          <w:tcPr>
+            <w:tcW w:w="1913" w:type="dxa"/>
+            <w:shd w:val="clear" w:color="auto" w:fill="FFFFCC"/>
+          </w:tcPr>
+          <w:p>
+            <w:pPr>
+              <w:pStyle w:val="-0"/>
+            </w:pPr>
+            <w:r>
+              <w:rPr>
+                <w:rFonts w:ascii="Arial" w:hAnsi="Arial"/>
+                <w:b/>
+                <w:sz w:val="14"/>
+              </w:rPr>
+              <w:t>ХИМИТЕК ПОЛИДЕЗ</w:t>
+            </w:r>
+            <w:r>
+              <w:rPr>
+                <w:rFonts w:ascii="Arial" w:hAnsi="Arial"/>
+                <w:b/>
+                <w:sz w:val="14"/>
+                <w:vertAlign w:val="superscript"/>
+              </w:rPr>
+              <w:t>®</w:t>
+            </w:r>
+          </w:p>
+        </w:tc>
+        <w:tc>
+          <w:tcPr>
+            <w:tcW w:w="1520" w:type="dxa"/>
+          </w:tcPr>
+          <w:p>
+            <w:pPr>
+              <w:pStyle w:val="--2"/>
+            </w:pPr>
+            <w:r>
+              <w:rPr>
+                <w:sz w:val="14"/>
+                <w:rFonts w:ascii="Arial" w:hAnsi="Arial"/>
+              </w:rPr>
+              <w:t xml:space="preserve">ручной (протирание)</w:t>
+            </w:r>
+          </w:p>
+        </w:tc>
+        <w:tc>
+          <w:tcPr>
+            <w:tcW w:w="2025" w:type="dxa"/>
+          </w:tcPr>
+          <w:p>
+            <w:pPr>
+              <w:pStyle w:val="--3"/>
+            </w:pPr>
+            <w:r>
+              <w:rPr>
+                <w:rFonts w:ascii="Arial" w:hAnsi="Arial"/>
+                <w:sz w:val="14"/>
+              </w:rPr>
+              <w:t>1-2%</w:t>
+            </w:r>
+            <w:r>
+              <w:br/>
+            </w:r>
+            <w:r>
+              <w:rPr>
+                <w:rFonts w:ascii="Arial" w:hAnsi="Arial"/>
+                <w:sz w:val="14"/>
+              </w:rPr>
+              <w:t>Промакс</w:t>
+            </w:r>
+          </w:p>
+        </w:tc>
+        <w:tc>
+          <w:tcPr>
+            <w:tcW w:w="1183" w:type="dxa"/>
+          </w:tcPr>
+          <w:p>
+            <w:pPr>
+              <w:pStyle w:val="--3"/>
+            </w:pPr>
+            <w:r>
+              <w:rPr>
+                <w:sz w:val="14"/>
+                <w:rFonts w:ascii="Arial" w:hAnsi="Arial"/>
+              </w:rPr>
+              <w:t xml:space="preserve">___________</w:t>
+            </w:r>
+          </w:p>
+        </w:tc>
+        <w:tc>
+          <w:tcPr>
+            <w:tcW w:w="1126" w:type="dxa"/>
+          </w:tcPr>
+          <w:p>
+            <w:pPr>
+              <w:pStyle w:val="--3"/>
+            </w:pPr>
+            <w:r>
+              <w:rPr>
+                <w:sz w:val="14"/>
+                <w:rFonts w:ascii="Arial" w:hAnsi="Arial"/>
+              </w:rPr>
+              <w:t xml:space="preserve">15 минут</w:t>
+            </w:r>
+          </w:p>
+        </w:tc>
+        <w:tc>
+          <w:tcPr>
+            <w:tcW w:w="510" w:type="dxa"/>
+            <w:vMerge/>
+            <w:noWrap/>
+            <w:tcMar>
+              <w:left w:w="0" w:type="dxa"/>
+              <w:right w:w="0" w:type="dxa"/>
+            </w:tcMar>
+            <w:textDirection w:val="btLr"/>
+            <w:tcFitText/>
+            <w:vAlign w:val="center"/>
+          </w:tcPr>
+          <w:p/>
+        </w:tc>
+        <w:tc>
+          <w:tcPr>
+            <w:tcW w:w="958" w:type="dxa"/>
+          </w:tcPr>
+          <w:p>
+            <w:pPr>
+              <w:pStyle w:val="--3"/>
+            </w:pPr>
+            <w:r>
+              <w:rPr>
+                <w:sz w:val="14"/>
+                <w:rFonts w:ascii="Arial" w:hAnsi="Arial"/>
+              </w:rPr>
+              <w:t xml:space="preserve">1 раз в 5 минут</w:t>
+            </w:r>
+          </w:p>
+        </w:tc>
+        <w:tc>
+          <w:tcPr>
+            <w:tcW w:w="1351" w:type="dxa"/>
+            <w:vMerge/>
+          </w:tcPr>
+          <w:p/>
+        </w:tc>
+        <w:tc>
+          <w:tcPr>
+            <w:tcW w:w="1688" w:type="dxa"/>
+            <w:vMerge/>
+          </w:tcPr>
+          <w:p/>
+        </w:tc>
+      </w:tr>
+      <w:tr>
+        <w:tc>
+          <w:tcPr>
+            <w:tcW w:w="1688" w:type="dxa"/>
+            <w:vMerge w:val="restart"/>
+          </w:tcPr>
+          <w:p>
+            <w:pPr>
+              <w:pStyle w:val="--2"/>
+            </w:pPr>
+            <w:r>
+              <w:rPr>
+                <w:sz w:val="14"/>
+                <w:rFonts w:ascii="Arial" w:hAnsi="Arial"/>
+              </w:rPr>
+              <w:t xml:space="preserve">дверные ручки</w:t>
+            </w:r>
+          </w:p>
+        </w:tc>
+        <w:tc>
+          <w:tcPr>
+            <w:tcW w:w="1408" w:type="dxa"/>
+          </w:tcPr>
+          <w:p>
+            <w:pPr>
+              <w:pStyle w:val="--2"/>
+            </w:pPr>
+            <w:r>
+              <w:rPr>
+                <w:sz w:val="14"/>
+                <w:rFonts w:ascii="Arial" w:hAnsi="Arial"/>
+              </w:rPr>
+              <w:t xml:space="preserve">мойка</w:t>
+            </w:r>
+          </w:p>
+        </w:tc>
+        <w:tc>
+          <w:tcPr>
+            <w:tcW w:w="506" w:type="dxa"/>
+            <w:vMerge w:val="restart"/>
+            <w:tcMar>
+              <w:left w:w="0" w:type="dxa"/>
+              <w:right w:w="0" w:type="dxa"/>
+            </w:tcMar>
+            <w:textDirection w:val="btLr"/>
+            <w:vAlign w:val="center"/>
+          </w:tcPr>
+          <w:p>
+            <w:pPr>
+              <w:pStyle w:val="--3"/>
+            </w:pPr>
+            <w:r>
+              <w:rPr>
+                <w:sz w:val="14"/>
+                <w:rFonts w:ascii="Arial" w:hAnsi="Arial"/>
+              </w:rPr>
+              <w:t xml:space="preserve"/>
+            </w:r>
+          </w:p>
+        </w:tc>
+        <w:tc>
+          <w:tcPr>
+            <w:tcW w:w="1913" w:type="dxa"/>
+            <w:shd w:val="clear" w:color="auto" w:fill="99FF99"/>
+          </w:tcPr>
+          <w:p>
+            <w:pPr>
+              <w:pStyle w:val="-0"/>
+            </w:pPr>
+            <w:r>
+              <w:rPr>
+                <w:rFonts w:ascii="Arial" w:hAnsi="Arial"/>
+                <w:b/>
+                <w:sz w:val="14"/>
+              </w:rPr>
+              <w:t>ХИМИТЕК ИЗУМРУД 310</w:t>
+            </w:r>
+          </w:p>
+        </w:tc>
+        <w:tc>
+          <w:tcPr>
+            <w:tcW w:w="1520" w:type="dxa"/>
+          </w:tcPr>
+          <w:p>
+            <w:pPr>
+              <w:pStyle w:val="--2"/>
+            </w:pPr>
+            <w:r>
+              <w:rPr>
+                <w:sz w:val="14"/>
+                <w:rFonts w:ascii="Arial" w:hAnsi="Arial"/>
+              </w:rPr>
+              <w:t xml:space="preserve">ручной (протирание)</w:t>
+            </w:r>
+          </w:p>
+        </w:tc>
+        <w:tc>
+          <w:tcPr>
+            <w:tcW w:w="2025" w:type="dxa"/>
+          </w:tcPr>
+          <w:p>
+            <w:pPr>
+              <w:pStyle w:val="--3"/>
+            </w:pPr>
+            <w:r>
+              <w:rPr>
+                <w:rFonts w:ascii="Arial" w:hAnsi="Arial"/>
+                <w:sz w:val="14"/>
+              </w:rPr>
+              <w:t>1,0 % - 2,0 %</w:t>
+            </w:r>
+            <w:r>
+              <w:br/>
+            </w:r>
+            <w:r>
+              <w:rPr>
+                <w:rFonts w:ascii="Arial" w:hAnsi="Arial"/>
+                <w:sz w:val="14"/>
+              </w:rPr>
+              <w:t>дозирующая система ProMax</w:t>
+            </w:r>
+          </w:p>
+        </w:tc>
+        <w:tc>
+          <w:tcPr>
+            <w:tcW w:w="1183" w:type="dxa"/>
+          </w:tcPr>
+          <w:p>
+            <w:pPr>
+              <w:pStyle w:val="--3"/>
+            </w:pPr>
+            <w:r>
+              <w:rPr>
+                <w:sz w:val="14"/>
+                <w:rFonts w:ascii="Arial" w:hAnsi="Arial"/>
+              </w:rPr>
+              <w:t xml:space="preserve">не ниже 40°C</w:t>
+            </w:r>
+          </w:p>
+        </w:tc>
+        <w:tc>
+          <w:tcPr>
+            <w:tcW w:w="1126" w:type="dxa"/>
+          </w:tcPr>
+          <w:p>
+            <w:pPr>
+              <w:pStyle w:val="--3"/>
+            </w:pPr>
+            <w:r>
+              <w:rPr>
+                <w:sz w:val="14"/>
+                <w:rFonts w:ascii="Arial" w:hAnsi="Arial"/>
+              </w:rPr>
+              <w:t xml:space="preserve">___________</w:t>
+            </w:r>
+          </w:p>
+        </w:tc>
+        <w:tc>
+          <w:tcPr>
+            <w:tcW w:w="510" w:type="dxa"/>
+            <w:vMerge w:val="restart"/>
+            <w:noWrap/>
+            <w:tcMar>
+              <w:left w:w="0" w:type="dxa"/>
+              <w:right w:w="0" w:type="dxa"/>
+            </w:tcMar>
+            <w:textDirection w:val="btLr"/>
+            <w:tcFitText/>
+            <w:vAlign w:val="center"/>
+          </w:tcPr>
+          <w:p>
+            <w:pPr>
+              <w:pStyle w:val="--3"/>
+            </w:pPr>
+            <w:r>
+              <w:rPr>
+                <w:sz w:val="14"/>
+                <w:rFonts w:ascii="Arial" w:hAnsi="Arial"/>
+                <w:b/>
+              </w:rPr>
+              <w:t xml:space="preserve">промаркированный</w:t>
+            </w:r>
+          </w:p>
+        </w:tc>
+        <w:tc>
+          <w:tcPr>
+            <w:tcW w:w="958" w:type="dxa"/>
+            <w:vMerge w:val="restart"/>
+          </w:tcPr>
+          <w:p>
+            <w:pPr>
+              <w:pStyle w:val="--3"/>
+            </w:pPr>
+            <w:r>
+              <w:rPr>
+                <w:sz w:val="14"/>
+                <w:rFonts w:ascii="Arial" w:hAnsi="Arial"/>
+              </w:rPr>
+              <w:t xml:space="preserve">1 раз в смену</w:t>
+            </w:r>
+          </w:p>
+        </w:tc>
+        <w:tc>
+          <w:tcPr>
+            <w:tcW w:w="1351" w:type="dxa"/>
+            <w:vMerge w:val="restart"/>
+          </w:tcPr>
+          <w:p>
+            <w:pPr>
+              <w:pStyle w:val="--2"/>
+            </w:pPr>
+            <w:r>
+              <w:rPr>
+                <w:sz w:val="14"/>
+                <w:rFonts w:ascii="Arial" w:hAnsi="Arial"/>
+              </w:rPr>
+              <w:t xml:space="preserve">сотрудник внутреннего клининга</w:t>
+            </w:r>
+          </w:p>
+        </w:tc>
+        <w:tc>
+          <w:tcPr>
+            <w:tcW w:w="1688" w:type="dxa"/>
+            <w:vMerge w:val="restart"/>
+          </w:tcPr>
+          <w:p>
+            <w:pPr>
+              <w:pStyle w:val="--2"/>
+            </w:pPr>
+            <w:r>
+              <w:rPr>
+                <w:sz w:val="14"/>
+                <w:rFonts w:ascii="Arial" w:hAnsi="Arial"/>
+              </w:rPr>
+              <w:t xml:space="preserve">визуальный контроль/ сотрудник отдела качества</w:t>
+            </w:r>
+          </w:p>
+        </w:tc>
+      </w:tr>
+      <w:tr>
+        <w:tc>
+          <w:tcPr>
+            <w:tcW w:w="1688" w:type="dxa"/>
+            <w:vMerge/>
+          </w:tcPr>
+          <w:p/>
+        </w:tc>
+        <w:tc>
+          <w:tcPr>
+            <w:tcW w:w="1408" w:type="dxa"/>
+          </w:tcPr>
+          <w:p>
+            <w:pPr>
+              <w:pStyle w:val="--2"/>
+            </w:pPr>
+            <w:r>
+              <w:rPr>
+                <w:sz w:val="14"/>
+                <w:rFonts w:ascii="Arial" w:hAnsi="Arial"/>
+              </w:rPr>
+              <w:t xml:space="preserve">дезинфекция</w:t>
+            </w:r>
+          </w:p>
+        </w:tc>
+        <w:tc>
+          <w:tcPr>
+            <w:tcW w:w="506" w:type="dxa"/>
+            <w:vMerge/>
+            <w:tcMar>
+              <w:left w:w="0" w:type="dxa"/>
+              <w:right w:w="0" w:type="dxa"/>
+            </w:tcMar>
+            <w:textDirection w:val="btLr"/>
+            <w:vAlign w:val="center"/>
+          </w:tcPr>
+          <w:p/>
+        </w:tc>
+        <w:tc>
+          <w:tcPr>
+            <w:tcW w:w="1913" w:type="dxa"/>
+            <w:shd w:val="clear" w:color="auto" w:fill="FFFFCC"/>
+          </w:tcPr>
+          <w:p>
+            <w:pPr>
+              <w:pStyle w:val="-0"/>
+            </w:pPr>
+            <w:r>
+              <w:rPr>
+                <w:rFonts w:ascii="Arial" w:hAnsi="Arial"/>
+                <w:b/>
+                <w:sz w:val="14"/>
+              </w:rPr>
+              <w:t>ХИМИТЕК ПОЛИДЕЗ</w:t>
+            </w:r>
+            <w:r>
+              <w:rPr>
+                <w:rFonts w:ascii="Arial" w:hAnsi="Arial"/>
+                <w:b/>
+                <w:sz w:val="14"/>
+                <w:vertAlign w:val="superscript"/>
+              </w:rPr>
+              <w:t>®</w:t>
+            </w:r>
+            <w:r>
+              <w:rPr>
+                <w:rFonts w:ascii="Arial" w:hAnsi="Arial"/>
+                <w:b/>
+                <w:sz w:val="14"/>
+              </w:rPr>
+              <w:t>-СУПЕР</w:t>
+            </w:r>
+          </w:p>
+        </w:tc>
+        <w:tc>
+          <w:tcPr>
+            <w:tcW w:w="1520" w:type="dxa"/>
+          </w:tcPr>
+          <w:p>
+            <w:pPr>
+              <w:pStyle w:val="--2"/>
+            </w:pPr>
+            <w:r>
+              <w:rPr>
+                <w:sz w:val="14"/>
+                <w:rFonts w:ascii="Arial" w:hAnsi="Arial"/>
+              </w:rPr>
+              <w:t xml:space="preserve">протирание</w:t>
+            </w:r>
+          </w:p>
+        </w:tc>
+        <w:tc>
+          <w:tcPr>
+            <w:tcW w:w="2025" w:type="dxa"/>
+          </w:tcPr>
+          <w:p>
+            <w:pPr>
+              <w:pStyle w:val="--3"/>
+            </w:pPr>
+            <w:r>
+              <w:rPr>
+                <w:rFonts w:ascii="Arial" w:hAnsi="Arial"/>
+                <w:sz w:val="14"/>
+              </w:rPr>
+              <w:t>0,02 % - 0,04 % (по НУК)</w:t>
+            </w:r>
+            <w:r>
+              <w:br/>
+            </w:r>
+            <w:r>
+              <w:rPr>
+                <w:rFonts w:ascii="Arial" w:hAnsi="Arial"/>
+                <w:sz w:val="14"/>
+              </w:rPr>
+              <w:t>дозирующая система ProMax</w:t>
+            </w:r>
+          </w:p>
+        </w:tc>
+        <w:tc>
+          <w:tcPr>
+            <w:tcW w:w="1183" w:type="dxa"/>
+          </w:tcPr>
+          <w:p>
+            <w:pPr>
+              <w:pStyle w:val="--3"/>
+            </w:pPr>
+            <w:r>
+              <w:rPr>
+                <w:sz w:val="14"/>
+                <w:rFonts w:ascii="Arial" w:hAnsi="Arial"/>
+              </w:rPr>
+              <w:t xml:space="preserve">не выше 20°C</w:t>
+            </w:r>
+          </w:p>
+        </w:tc>
+        <w:tc>
+          <w:tcPr>
+            <w:tcW w:w="1126" w:type="dxa"/>
+          </w:tcPr>
+          <w:p>
+            <w:pPr>
+              <w:pStyle w:val="--3"/>
+            </w:pPr>
+            <w:r>
+              <w:rPr>
+                <w:sz w:val="14"/>
+                <w:rFonts w:ascii="Arial" w:hAnsi="Arial"/>
+              </w:rPr>
+              <w:t xml:space="preserve">20 минут</w:t>
+            </w:r>
+          </w:p>
+        </w:tc>
+        <w:tc>
+          <w:tcPr>
+            <w:tcW w:w="510" w:type="dxa"/>
+            <w:vMerge/>
+            <w:noWrap/>
+            <w:tcMar>
+              <w:left w:w="0" w:type="dxa"/>
+              <w:right w:w="0" w:type="dxa"/>
+            </w:tcMar>
+            <w:textDirection w:val="btLr"/>
+            <w:tcFitText/>
+            <w:vAlign w:val="center"/>
+          </w:tcPr>
+          <w:p/>
+        </w:tc>
+        <w:tc>
+          <w:tcPr>
+            <w:tcW w:w="958" w:type="dxa"/>
+            <w:vMerge/>
+          </w:tcPr>
+          <w:p/>
+        </w:tc>
+        <w:tc>
+          <w:tcPr>
+            <w:tcW w:w="1351" w:type="dxa"/>
+            <w:vMerge/>
+          </w:tcPr>
+          <w:p/>
+        </w:tc>
+        <w:tc>
+          <w:tcPr>
+            <w:tcW w:w="1688" w:type="dxa"/>
+            <w:vMerge/>
+          </w:tcPr>
+          <w:p/>
+        </w:tc>
+      </w:tr>
+      <w:tr>
+        <w:tc>
+          <w:tcPr>
+            <w:tcW w:w="1688" w:type="dxa"/>
+            <w:vMerge w:val="restart"/>
+          </w:tcPr>
+          <w:p>
+            <w:pPr>
+              <w:pStyle w:val="--2"/>
+            </w:pPr>
+            <w:r>
+              <w:rPr>
+                <w:sz w:val="14"/>
+                <w:rFonts w:ascii="Arial" w:hAnsi="Arial"/>
+              </w:rPr>
+              <w:t xml:space="preserve">смесители</w:t>
+            </w:r>
+          </w:p>
+        </w:tc>
+        <w:tc>
+          <w:tcPr>
+            <w:tcW w:w="1408" w:type="dxa"/>
+          </w:tcPr>
+          <w:p>
+            <w:pPr>
+              <w:pStyle w:val="--2"/>
+            </w:pPr>
+            <w:r>
+              <w:rPr>
+                <w:sz w:val="14"/>
+                <w:rFonts w:ascii="Arial" w:hAnsi="Arial"/>
+              </w:rPr>
+              <w:t xml:space="preserve">мойка</w:t>
+            </w:r>
+          </w:p>
+        </w:tc>
+        <w:tc>
+          <w:tcPr>
+            <w:tcW w:w="506" w:type="dxa"/>
+            <w:vMerge w:val="restart"/>
+            <w:tcMar>
+              <w:left w:w="0" w:type="dxa"/>
+              <w:right w:w="0" w:type="dxa"/>
+            </w:tcMar>
+            <w:textDirection w:val="btLr"/>
+            <w:vAlign w:val="center"/>
+          </w:tcPr>
+          <w:p>
+            <w:pPr>
+              <w:pStyle w:val="--3"/>
+            </w:pPr>
+            <w:r>
+              <w:rPr>
+                <w:sz w:val="14"/>
+                <w:rFonts w:ascii="Arial" w:hAnsi="Arial"/>
+              </w:rPr>
+              <w:t xml:space="preserve"/>
+            </w:r>
+          </w:p>
+        </w:tc>
+        <w:tc>
+          <w:tcPr>
+            <w:tcW w:w="1913" w:type="dxa"/>
+          </w:tcPr>
+          <w:p>
+            <w:pPr>
+              <w:pStyle w:val="-0"/>
+            </w:pPr>
+            <w:r>
+              <w:rPr>
+                <w:rFonts w:ascii="Arial" w:hAnsi="Arial"/>
+                <w:b/>
+                <w:sz w:val="14"/>
+              </w:rPr>
+              <w:t>ХИМИТЕК ПОЛИКОР</w:t>
+            </w:r>
+            <w:r>
+              <w:rPr>
+                <w:rFonts w:ascii="Arial" w:hAnsi="Arial"/>
+                <w:b/>
+                <w:sz w:val="14"/>
+                <w:vertAlign w:val="superscript"/>
+              </w:rPr>
+              <w:t>®</w:t>
+            </w:r>
+            <w:r>
+              <w:rPr>
+                <w:rFonts w:ascii="Arial" w:hAnsi="Arial"/>
+                <w:b/>
+                <w:sz w:val="14"/>
+              </w:rPr>
+              <w:t>-ГЕЛЬ ДДС 180022</w:t>
+            </w:r>
+          </w:p>
+        </w:tc>
+        <w:tc>
+          <w:tcPr>
+            <w:tcW w:w="1520" w:type="dxa"/>
+          </w:tcPr>
+          <w:p>
+            <w:pPr>
+              <w:pStyle w:val="--2"/>
+            </w:pPr>
+            <w:r>
+              <w:rPr>
+                <w:sz w:val="14"/>
+                <w:rFonts w:ascii="Arial" w:hAnsi="Arial"/>
+              </w:rPr>
+              <w:t xml:space="preserve">ручной (протирание, обработка щёткой)</w:t>
+            </w:r>
+          </w:p>
+        </w:tc>
+        <w:tc>
+          <w:tcPr>
+            <w:tcW w:w="2025" w:type="dxa"/>
+          </w:tcPr>
+          <w:p>
+            <w:pPr>
+              <w:pStyle w:val="--3"/>
+            </w:pPr>
+            <w:r>
+              <w:rPr>
+                <w:rFonts w:ascii="Arial" w:hAnsi="Arial"/>
+                <w:sz w:val="14"/>
+              </w:rPr>
+              <w:t>10,0 % - 11,0 %</w:t>
+            </w:r>
+            <w:r>
+              <w:br/>
+            </w:r>
+            <w:r>
+              <w:rPr>
+                <w:rFonts w:ascii="Arial" w:hAnsi="Arial"/>
+                <w:sz w:val="14"/>
+              </w:rPr>
+              <w:t>дозирующая система ProMax</w:t>
+            </w:r>
+          </w:p>
+        </w:tc>
+        <w:tc>
+          <w:tcPr>
+            <w:tcW w:w="1183" w:type="dxa"/>
+          </w:tcPr>
+          <w:p>
+            <w:pPr>
+              <w:pStyle w:val="--3"/>
+            </w:pPr>
+            <w:r>
+              <w:rPr>
+                <w:sz w:val="14"/>
+                <w:rFonts w:ascii="Arial" w:hAnsi="Arial"/>
+              </w:rPr>
+              <w:t xml:space="preserve">не ниже 40°C</w:t>
+            </w:r>
+          </w:p>
+        </w:tc>
+        <w:tc>
+          <w:tcPr>
+            <w:tcW w:w="1126" w:type="dxa"/>
+          </w:tcPr>
+          <w:p>
+            <w:pPr>
+              <w:pStyle w:val="--3"/>
+            </w:pPr>
+            <w:r>
+              <w:rPr>
+                <w:sz w:val="14"/>
+                <w:rFonts w:ascii="Arial" w:hAnsi="Arial"/>
+              </w:rPr>
+              <w:t xml:space="preserve">___________</w:t>
+            </w:r>
+          </w:p>
+        </w:tc>
+        <w:tc>
+          <w:tcPr>
+            <w:tcW w:w="510" w:type="dxa"/>
+            <w:vMerge w:val="restart"/>
+            <w:noWrap/>
+            <w:tcMar>
+              <w:left w:w="0" w:type="dxa"/>
+              <w:right w:w="0" w:type="dxa"/>
+            </w:tcMar>
+            <w:textDirection w:val="btLr"/>
+            <w:tcFitText/>
+            <w:vAlign w:val="center"/>
+          </w:tcPr>
+          <w:p>
+            <w:pPr>
+              <w:pStyle w:val="--3"/>
+            </w:pPr>
+            <w:r>
+              <w:rPr>
+                <w:sz w:val="14"/>
+                <w:rFonts w:ascii="Arial" w:hAnsi="Arial"/>
+                <w:b/>
+              </w:rPr>
+              <w:t xml:space="preserve">промаркированный</w:t>
+            </w:r>
+          </w:p>
+        </w:tc>
+        <w:tc>
+          <w:tcPr>
+            <w:tcW w:w="958" w:type="dxa"/>
+            <w:vMerge w:val="restart"/>
+          </w:tcPr>
+          <w:p>
+            <w:pPr>
+              <w:pStyle w:val="--3"/>
+            </w:pPr>
+            <w:r>
+              <w:rPr>
+                <w:sz w:val="14"/>
+                <w:rFonts w:ascii="Arial" w:hAnsi="Arial"/>
+              </w:rPr>
+              <w:t xml:space="preserve">2 раза в смену, по мере загрязнения</w:t>
+            </w:r>
+          </w:p>
+        </w:tc>
+        <w:tc>
+          <w:tcPr>
+            <w:tcW w:w="1351" w:type="dxa"/>
+            <w:vMerge w:val="restart"/>
+          </w:tcPr>
+          <w:p>
+            <w:pPr>
+              <w:pStyle w:val="--2"/>
+            </w:pPr>
+            <w:r>
+              <w:rPr>
+                <w:sz w:val="14"/>
+                <w:rFonts w:ascii="Arial" w:hAnsi="Arial"/>
+              </w:rPr>
+              <w:t xml:space="preserve">сотрудник внутреннего клининга</w:t>
+            </w:r>
+          </w:p>
+        </w:tc>
+        <w:tc>
+          <w:tcPr>
+            <w:tcW w:w="1688" w:type="dxa"/>
+            <w:vMerge w:val="restart"/>
+          </w:tcPr>
+          <w:p>
+            <w:pPr>
+              <w:pStyle w:val="--2"/>
+            </w:pPr>
+            <w:r>
+              <w:rPr>
+                <w:sz w:val="14"/>
+                <w:rFonts w:ascii="Arial" w:hAnsi="Arial"/>
+              </w:rPr>
+              <w:t xml:space="preserve">визуальный контроль/ сотрудник отдела качества</w:t>
+            </w:r>
+          </w:p>
+        </w:tc>
+      </w:tr>
+      <w:tr>
+        <w:tc>
+          <w:tcPr>
+            <w:tcW w:w="1688" w:type="dxa"/>
+            <w:vMerge/>
+          </w:tcPr>
+          <w:p/>
+        </w:tc>
+        <w:tc>
+          <w:tcPr>
+            <w:tcW w:w="1408" w:type="dxa"/>
+          </w:tcPr>
+          <w:p>
+            <w:pPr>
+              <w:pStyle w:val="--2"/>
+            </w:pPr>
+            <w:r>
+              <w:rPr>
+                <w:sz w:val="14"/>
+                <w:rFonts w:ascii="Arial" w:hAnsi="Arial"/>
+              </w:rPr>
+              <w:t xml:space="preserve">дезинфекция</w:t>
+            </w:r>
+          </w:p>
+        </w:tc>
+        <w:tc>
+          <w:tcPr>
+            <w:tcW w:w="506" w:type="dxa"/>
+            <w:vMerge/>
+            <w:tcMar>
+              <w:left w:w="0" w:type="dxa"/>
+              <w:right w:w="0" w:type="dxa"/>
+            </w:tcMar>
+            <w:textDirection w:val="btLr"/>
+            <w:vAlign w:val="center"/>
+          </w:tcPr>
+          <w:p/>
+        </w:tc>
+        <w:tc>
+          <w:tcPr>
+            <w:tcW w:w="1913" w:type="dxa"/>
+            <w:shd w:val="clear" w:color="auto" w:fill="FFFFCC"/>
+          </w:tcPr>
+          <w:p>
+            <w:pPr>
+              <w:pStyle w:val="-0"/>
+            </w:pPr>
+            <w:r>
+              <w:rPr>
+                <w:rFonts w:ascii="Arial" w:hAnsi="Arial"/>
+                <w:b/>
+                <w:sz w:val="14"/>
+              </w:rPr>
+              <w:t>ХИМИТЕК ПОЛИДЕЗ</w:t>
+            </w:r>
+            <w:r>
+              <w:rPr>
+                <w:rFonts w:ascii="Arial" w:hAnsi="Arial"/>
+                <w:b/>
+                <w:sz w:val="14"/>
+                <w:vertAlign w:val="superscript"/>
+              </w:rPr>
+              <w:t>®</w:t>
+            </w:r>
+            <w:r>
+              <w:rPr>
+                <w:rFonts w:ascii="Arial" w:hAnsi="Arial"/>
+                <w:b/>
+                <w:sz w:val="14"/>
+              </w:rPr>
+              <w:t>-СУПЕР</w:t>
+            </w:r>
+          </w:p>
+        </w:tc>
+        <w:tc>
+          <w:tcPr>
+            <w:tcW w:w="1520" w:type="dxa"/>
+          </w:tcPr>
+          <w:p>
+            <w:pPr>
+              <w:pStyle w:val="--2"/>
+            </w:pPr>
+            <w:r>
+              <w:rPr>
+                <w:sz w:val="14"/>
+                <w:rFonts w:ascii="Arial" w:hAnsi="Arial"/>
+              </w:rPr>
+              <w:t xml:space="preserve">протирание</w:t>
+            </w:r>
+          </w:p>
+        </w:tc>
+        <w:tc>
+          <w:tcPr>
+            <w:tcW w:w="2025" w:type="dxa"/>
+          </w:tcPr>
+          <w:p>
+            <w:pPr>
+              <w:pStyle w:val="--3"/>
+            </w:pPr>
+            <w:r>
+              <w:rPr>
+                <w:rFonts w:ascii="Arial" w:hAnsi="Arial"/>
+                <w:sz w:val="14"/>
+              </w:rPr>
+              <w:t>0,02 % - 0,04 % (по НУК)</w:t>
+            </w:r>
+            <w:r>
+              <w:br/>
+            </w:r>
+            <w:r>
+              <w:rPr>
+                <w:rFonts w:ascii="Arial" w:hAnsi="Arial"/>
+                <w:sz w:val="14"/>
+              </w:rPr>
+              <w:t>дозирующая система ProMax</w:t>
+            </w:r>
+          </w:p>
+        </w:tc>
+        <w:tc>
+          <w:tcPr>
+            <w:tcW w:w="1183" w:type="dxa"/>
+          </w:tcPr>
+          <w:p>
+            <w:pPr>
+              <w:pStyle w:val="--3"/>
+            </w:pPr>
+            <w:r>
+              <w:rPr>
+                <w:sz w:val="14"/>
+                <w:rFonts w:ascii="Arial" w:hAnsi="Arial"/>
+              </w:rPr>
+              <w:t xml:space="preserve">не выше 20°C</w:t>
+            </w:r>
+          </w:p>
+        </w:tc>
+        <w:tc>
+          <w:tcPr>
+            <w:tcW w:w="1126" w:type="dxa"/>
+          </w:tcPr>
+          <w:p>
+            <w:pPr>
+              <w:pStyle w:val="--3"/>
+            </w:pPr>
+            <w:r>
+              <w:rPr>
+                <w:sz w:val="14"/>
+                <w:rFonts w:ascii="Arial" w:hAnsi="Arial"/>
+              </w:rPr>
+              <w:t xml:space="preserve">20 минут</w:t>
+            </w:r>
+          </w:p>
+        </w:tc>
+        <w:tc>
+          <w:tcPr>
+            <w:tcW w:w="510" w:type="dxa"/>
+            <w:vMerge/>
+            <w:noWrap/>
+            <w:tcMar>
+              <w:left w:w="0" w:type="dxa"/>
+              <w:right w:w="0" w:type="dxa"/>
+            </w:tcMar>
+            <w:textDirection w:val="btLr"/>
+            <w:tcFitText/>
+            <w:vAlign w:val="center"/>
+          </w:tcPr>
+          <w:p/>
+        </w:tc>
+        <w:tc>
+          <w:tcPr>
+            <w:tcW w:w="958" w:type="dxa"/>
+            <w:vMerge/>
+          </w:tcPr>
+          <w:p/>
+        </w:tc>
+        <w:tc>
+          <w:tcPr>
+            <w:tcW w:w="1351" w:type="dxa"/>
+            <w:vMerge/>
+          </w:tcPr>
+          <w:p/>
+        </w:tc>
+        <w:tc>
+          <w:tcPr>
+            <w:tcW w:w="1688" w:type="dxa"/>
+            <w:vMerge/>
+          </w:tcPr>
+          <w:p/>
+        </w:tc>
+      </w:tr>
+      <w:tr>
+        <w:tc>
+          <w:tcPr>
+            <w:tcW w:w="1688" w:type="dxa"/>
+            <w:vMerge w:val="restart"/>
+          </w:tcPr>
+          <w:p>
+            <w:pPr>
+              <w:pStyle w:val="--2"/>
+            </w:pPr>
+            <w:r>
+              <w:rPr>
+                <w:sz w:val="14"/>
+                <w:rFonts w:ascii="Arial" w:hAnsi="Arial"/>
+              </w:rPr>
+              <w:t xml:space="preserve">душевые секции</w:t>
+            </w:r>
+          </w:p>
+        </w:tc>
+        <w:tc>
+          <w:tcPr>
+            <w:tcW w:w="1408" w:type="dxa"/>
+          </w:tcPr>
+          <w:p>
+            <w:pPr>
+              <w:pStyle w:val="--2"/>
+            </w:pPr>
+            <w:r>
+              <w:rPr>
+                <w:sz w:val="14"/>
+                <w:rFonts w:ascii="Arial" w:hAnsi="Arial"/>
+              </w:rPr>
+              <w:t xml:space="preserve">мойка</w:t>
+            </w:r>
+          </w:p>
+        </w:tc>
+        <w:tc>
+          <w:tcPr>
+            <w:tcW w:w="506" w:type="dxa"/>
+            <w:vMerge w:val="restart"/>
+            <w:tcMar>
+              <w:left w:w="0" w:type="dxa"/>
+              <w:right w:w="0" w:type="dxa"/>
+            </w:tcMar>
+            <w:textDirection w:val="btLr"/>
+            <w:vAlign w:val="center"/>
+          </w:tcPr>
+          <w:p>
+            <w:pPr>
+              <w:pStyle w:val="--3"/>
+            </w:pPr>
+            <w:r>
+              <w:rPr>
+                <w:sz w:val="14"/>
+                <w:rFonts w:ascii="Arial" w:hAnsi="Arial"/>
+              </w:rPr>
+              <w:t xml:space="preserve"/>
+            </w:r>
+          </w:p>
+        </w:tc>
+        <w:tc>
+          <w:tcPr>
+            <w:tcW w:w="1913" w:type="dxa"/>
+            <w:shd w:val="clear" w:color="auto" w:fill="99FF99"/>
+          </w:tcPr>
+          <w:p>
+            <w:pPr>
+              <w:pStyle w:val="-0"/>
+            </w:pPr>
+            <w:r>
+              <w:rPr>
+                <w:rFonts w:ascii="Arial" w:hAnsi="Arial"/>
+                <w:b/>
+                <w:sz w:val="14"/>
+              </w:rPr>
+              <w:t>ХИМИТЕК ИЗУМРУД 310</w:t>
+            </w:r>
+          </w:p>
+        </w:tc>
+        <w:tc>
+          <w:tcPr>
+            <w:tcW w:w="1520" w:type="dxa"/>
+          </w:tcPr>
+          <w:p>
+            <w:pPr>
+              <w:pStyle w:val="--2"/>
+            </w:pPr>
+            <w:r>
+              <w:rPr>
+                <w:sz w:val="14"/>
+                <w:rFonts w:ascii="Arial" w:hAnsi="Arial"/>
+              </w:rPr>
+              <w:t xml:space="preserve">ручной (протирание, обработка щёткой)</w:t>
+            </w:r>
+          </w:p>
+        </w:tc>
+        <w:tc>
+          <w:tcPr>
+            <w:tcW w:w="2025" w:type="dxa"/>
+          </w:tcPr>
+          <w:p>
+            <w:pPr>
+              <w:pStyle w:val="--3"/>
+            </w:pPr>
+            <w:r>
+              <w:rPr>
+                <w:rFonts w:ascii="Arial" w:hAnsi="Arial"/>
+                <w:sz w:val="14"/>
+              </w:rPr>
+              <w:t>1,0 % - 2,0 %</w:t>
+            </w:r>
+            <w:r>
+              <w:br/>
+            </w:r>
+            <w:r>
+              <w:rPr>
+                <w:rFonts w:ascii="Arial" w:hAnsi="Arial"/>
+                <w:sz w:val="14"/>
+              </w:rPr>
+              <w:t>дозирующая система ProMax</w:t>
+            </w:r>
+          </w:p>
+        </w:tc>
+        <w:tc>
+          <w:tcPr>
+            <w:tcW w:w="1183" w:type="dxa"/>
+          </w:tcPr>
+          <w:p>
+            <w:pPr>
+              <w:pStyle w:val="--3"/>
+            </w:pPr>
+            <w:r>
+              <w:rPr>
+                <w:sz w:val="14"/>
+                <w:rFonts w:ascii="Arial" w:hAnsi="Arial"/>
+              </w:rPr>
+              <w:t xml:space="preserve">не ниже 40°C</w:t>
+            </w:r>
+          </w:p>
+        </w:tc>
+        <w:tc>
+          <w:tcPr>
+            <w:tcW w:w="1126" w:type="dxa"/>
+          </w:tcPr>
+          <w:p>
+            <w:pPr>
+              <w:pStyle w:val="--3"/>
+            </w:pPr>
+            <w:r>
+              <w:rPr>
+                <w:sz w:val="14"/>
+                <w:rFonts w:ascii="Arial" w:hAnsi="Arial"/>
+              </w:rPr>
+              <w:t xml:space="preserve">5 минут</w:t>
+            </w:r>
+          </w:p>
+        </w:tc>
+        <w:tc>
+          <w:tcPr>
+            <w:tcW w:w="510" w:type="dxa"/>
+            <w:vMerge w:val="restart"/>
+            <w:noWrap/>
+            <w:tcMar>
+              <w:left w:w="0" w:type="dxa"/>
+              <w:right w:w="0" w:type="dxa"/>
+            </w:tcMar>
+            <w:textDirection w:val="btLr"/>
+            <w:tcFitText/>
+            <w:vAlign w:val="center"/>
+          </w:tcPr>
+          <w:p>
+            <w:pPr>
+              <w:pStyle w:val="--3"/>
+            </w:pPr>
+            <w:r>
+              <w:rPr>
+                <w:sz w:val="14"/>
+                <w:rFonts w:ascii="Arial" w:hAnsi="Arial"/>
+                <w:b/>
+              </w:rPr>
+              <w:t xml:space="preserve">промаркированный</w:t>
+            </w:r>
+          </w:p>
+        </w:tc>
+        <w:tc>
+          <w:tcPr>
+            <w:tcW w:w="958" w:type="dxa"/>
+            <w:vMerge w:val="restart"/>
+          </w:tcPr>
+          <w:p>
+            <w:pPr>
+              <w:pStyle w:val="--3"/>
+            </w:pPr>
+            <w:r>
+              <w:rPr>
+                <w:sz w:val="14"/>
+                <w:rFonts w:ascii="Arial" w:hAnsi="Arial"/>
+              </w:rPr>
+              <w:t xml:space="preserve">1 раз в неделю, по мере загрязнения</w:t>
+            </w:r>
+          </w:p>
+        </w:tc>
+        <w:tc>
+          <w:tcPr>
+            <w:tcW w:w="1351" w:type="dxa"/>
+            <w:vMerge w:val="restart"/>
+          </w:tcPr>
+          <w:p>
+            <w:pPr>
+              <w:pStyle w:val="--2"/>
+            </w:pPr>
+            <w:r>
+              <w:rPr>
+                <w:sz w:val="14"/>
+                <w:rFonts w:ascii="Arial" w:hAnsi="Arial"/>
+              </w:rPr>
+              <w:t xml:space="preserve">сотрудник внутреннего клининга</w:t>
+            </w:r>
+          </w:p>
+        </w:tc>
+        <w:tc>
+          <w:tcPr>
+            <w:tcW w:w="1688" w:type="dxa"/>
+            <w:vMerge w:val="restart"/>
+          </w:tcPr>
+          <w:p>
+            <w:pPr>
+              <w:pStyle w:val="--2"/>
+            </w:pPr>
+            <w:r>
+              <w:rPr>
+                <w:sz w:val="14"/>
+                <w:rFonts w:ascii="Arial" w:hAnsi="Arial"/>
+              </w:rPr>
+              <w:t xml:space="preserve">визуальный контроль/ сотрудник отдела качества</w:t>
+            </w:r>
+          </w:p>
+        </w:tc>
+      </w:tr>
+      <w:tr>
+        <w:tc>
+          <w:tcPr>
+            <w:tcW w:w="1688" w:type="dxa"/>
+            <w:vMerge/>
+          </w:tcPr>
+          <w:p/>
+        </w:tc>
+        <w:tc>
+          <w:tcPr>
+            <w:tcW w:w="1408" w:type="dxa"/>
+          </w:tcPr>
+          <w:p>
+            <w:pPr>
+              <w:pStyle w:val="--2"/>
+            </w:pPr>
+            <w:r>
+              <w:rPr>
+                <w:sz w:val="14"/>
+                <w:rFonts w:ascii="Arial" w:hAnsi="Arial"/>
+              </w:rPr>
+              <w:t xml:space="preserve">дезинфекция</w:t>
+            </w:r>
+          </w:p>
+        </w:tc>
+        <w:tc>
+          <w:tcPr>
+            <w:tcW w:w="506" w:type="dxa"/>
+            <w:vMerge/>
+            <w:tcMar>
+              <w:left w:w="0" w:type="dxa"/>
+              <w:right w:w="0" w:type="dxa"/>
+            </w:tcMar>
+            <w:textDirection w:val="btLr"/>
+            <w:vAlign w:val="center"/>
+          </w:tcPr>
+          <w:p/>
+        </w:tc>
+        <w:tc>
+          <w:tcPr>
+            <w:tcW w:w="1913" w:type="dxa"/>
+            <w:shd w:val="clear" w:color="auto" w:fill="FFFFCC"/>
+          </w:tcPr>
+          <w:p>
+            <w:pPr>
+              <w:pStyle w:val="-0"/>
+            </w:pPr>
+            <w:r>
+              <w:rPr>
+                <w:rFonts w:ascii="Arial" w:hAnsi="Arial"/>
+                <w:b/>
+                <w:sz w:val="14"/>
+              </w:rPr>
+              <w:t>ХИМИТЕК ПОЛИДЕЗ</w:t>
+            </w:r>
+            <w:r>
+              <w:rPr>
+                <w:rFonts w:ascii="Arial" w:hAnsi="Arial"/>
+                <w:b/>
+                <w:sz w:val="14"/>
+                <w:vertAlign w:val="superscript"/>
+              </w:rPr>
+              <w:t>®</w:t>
+            </w:r>
+            <w:r>
+              <w:rPr>
+                <w:rFonts w:ascii="Arial" w:hAnsi="Arial"/>
+                <w:b/>
+                <w:sz w:val="14"/>
+              </w:rPr>
+              <w:t>-СУПЕР</w:t>
+            </w:r>
+          </w:p>
+        </w:tc>
+        <w:tc>
+          <w:tcPr>
+            <w:tcW w:w="1520" w:type="dxa"/>
+          </w:tcPr>
+          <w:p>
+            <w:pPr>
+              <w:pStyle w:val="--2"/>
+            </w:pPr>
+            <w:r>
+              <w:rPr>
+                <w:sz w:val="14"/>
+                <w:rFonts w:ascii="Arial" w:hAnsi="Arial"/>
+              </w:rPr>
+              <w:t xml:space="preserve">протирание</w:t>
+            </w:r>
+          </w:p>
+        </w:tc>
+        <w:tc>
+          <w:tcPr>
+            <w:tcW w:w="2025" w:type="dxa"/>
+          </w:tcPr>
+          <w:p>
+            <w:pPr>
+              <w:pStyle w:val="--3"/>
+            </w:pPr>
+            <w:r>
+              <w:rPr>
+                <w:rFonts w:ascii="Arial" w:hAnsi="Arial"/>
+                <w:sz w:val="14"/>
+              </w:rPr>
+              <w:t>0,02 % - 0,04 % (по НУК)</w:t>
+            </w:r>
+            <w:r>
+              <w:br/>
+            </w:r>
+            <w:r>
+              <w:rPr>
+                <w:rFonts w:ascii="Arial" w:hAnsi="Arial"/>
+                <w:sz w:val="14"/>
+              </w:rPr>
+              <w:t>дозирующая система ProMax</w:t>
+            </w:r>
+          </w:p>
+        </w:tc>
+        <w:tc>
+          <w:tcPr>
+            <w:tcW w:w="1183" w:type="dxa"/>
+          </w:tcPr>
+          <w:p>
+            <w:pPr>
+              <w:pStyle w:val="--3"/>
+            </w:pPr>
+            <w:r>
+              <w:rPr>
+                <w:sz w:val="14"/>
+                <w:rFonts w:ascii="Arial" w:hAnsi="Arial"/>
+              </w:rPr>
+              <w:t xml:space="preserve">не выше 20°C</w:t>
+            </w:r>
+          </w:p>
+        </w:tc>
+        <w:tc>
+          <w:tcPr>
+            <w:tcW w:w="1126" w:type="dxa"/>
+          </w:tcPr>
+          <w:p>
+            <w:pPr>
+              <w:pStyle w:val="--3"/>
+            </w:pPr>
+            <w:r>
+              <w:rPr>
+                <w:sz w:val="14"/>
+                <w:rFonts w:ascii="Arial" w:hAnsi="Arial"/>
+              </w:rPr>
+              <w:t xml:space="preserve">20 минут</w:t>
+            </w:r>
+          </w:p>
+        </w:tc>
+        <w:tc>
+          <w:tcPr>
+            <w:tcW w:w="510" w:type="dxa"/>
+            <w:vMerge/>
+            <w:noWrap/>
+            <w:tcMar>
+              <w:left w:w="0" w:type="dxa"/>
+              <w:right w:w="0" w:type="dxa"/>
+            </w:tcMar>
+            <w:textDirection w:val="btLr"/>
+            <w:tcFitText/>
+            <w:vAlign w:val="center"/>
+          </w:tcPr>
+          <w:p/>
+        </w:tc>
+        <w:tc>
+          <w:tcPr>
+            <w:tcW w:w="958" w:type="dxa"/>
+            <w:vMerge/>
+          </w:tcPr>
+          <w:p/>
+        </w:tc>
+        <w:tc>
+          <w:tcPr>
+            <w:tcW w:w="1351" w:type="dxa"/>
+            <w:vMerge/>
+          </w:tcPr>
+          <w:p/>
+        </w:tc>
+        <w:tc>
+          <w:tcPr>
+            <w:tcW w:w="1688" w:type="dxa"/>
+            <w:vMerge/>
+          </w:tcPr>
+          <w:p/>
+        </w:tc>
+      </w:tr>
+      <w:tr>
+        <w:tc>
+          <w:tcPr>
+            <w:tcW w:w="1688" w:type="dxa"/>
+          </w:tcPr>
+          <w:p>
+            <w:pPr>
+              <w:pStyle w:val="--2"/>
+            </w:pPr>
+            <w:r>
+              <w:rPr>
+                <w:sz w:val="14"/>
+                <w:rFonts w:ascii="Arial" w:hAnsi="Arial"/>
+              </w:rPr>
+              <w:t xml:space="preserve">зеркальные поверхности</w:t>
             </w:r>
           </w:p>
         </w:tc>
@@ -3127,7 +5102,7 @@
                 <w:b/>
                 <w:sz w:val="14"/>
               </w:rPr>
-              <w:t>ХИМИТЕК КУХМАСТЕР-ФОРТЕ для дозирующих систем</w:t>
+              <w:t>ХИМИТЕК ИЗУМРУД 310</w:t>
             </w:r>
           </w:p>
         </w:tc>
@@ -3144,7 +5119,7 @@
                 <w:sz w:val="14"/>
                 <w:rFonts w:ascii="Arial" w:hAnsi="Arial"/>
               </w:rPr>
-              <w:t xml:space="preserve">ручной (обработка щёткой)</w:t>
+              <w:t xml:space="preserve">ручной (протирание)</w:t>
             </w:r>
           </w:p>
         </w:tc>
@@ -3161,7 +5136,7 @@
                 <w:rFonts w:ascii="Arial" w:hAnsi="Arial"/>
                 <w:sz w:val="14"/>
               </w:rPr>
-              <w:t>3,0 % - 4,0 %</w:t>
+              <w:t>1,0 % - 2,0 %</w:t>
             </w:r>
             <w:r>
               <w:br/>
@@ -3188,7 +5163,7 @@
                 <w:sz w:val="14"/>
                 <w:rFonts w:ascii="Arial" w:hAnsi="Arial"/>
               </w:rPr>
-              <w:t xml:space="preserve">не ниже 40°C</w:t>
+              <w:t xml:space="preserve">___________</w:t>
             </w:r>
           </w:p>
         </w:tc>
@@ -3248,7 +5223,7 @@
                 <w:sz w:val="14"/>
                 <w:rFonts w:ascii="Arial" w:hAnsi="Arial"/>
               </w:rPr>
-              <w:t xml:space="preserve">1 раз в смену</w:t>
+              <w:t xml:space="preserve">1 раз в неделю</w:t>
             </w:r>
           </w:p>
         </w:tc>
@@ -3291,6 +5266,7 @@
         <w:tc>
           <w:tcPr>
             <w:tcW w:w="1688" w:type="dxa"/>
+            <w:vMerge w:val="restart"/>
           </w:tcPr>
           <w:p>
             <w:pPr>
@@ -3301,7 +5277,7 @@
                 <w:sz w:val="14"/>
                 <w:rFonts w:ascii="Arial" w:hAnsi="Arial"/>
               </w:rPr>
-              <w:t xml:space="preserve">пол</w:t>
+              <w:t xml:space="preserve">вешалки</w:t>
             </w:r>
           </w:p>
         </w:tc>
@@ -3325,6 +5301,7 @@
         <w:tc>
           <w:tcPr>
             <w:tcW w:w="506" w:type="dxa"/>
+            <w:vMerge w:val="restart"/>
             <w:tcMar>
               <w:left w:w="0" w:type="dxa"/>
               <w:right w:w="0" w:type="dxa"/>
@@ -3348,7 +5325,7 @@
         <w:tc>
           <w:tcPr>
             <w:tcW w:w="1913" w:type="dxa"/>
-            <w:shd w:val="clear" w:color="auto" w:fill="99CCFF"/>
+            <w:shd w:val="clear" w:color="auto" w:fill="99FF99"/>
           </w:tcPr>
           <w:p>
             <w:pPr>
@@ -3360,24 +5337,7 @@
                 <w:b/>
                 <w:sz w:val="14"/>
               </w:rPr>
-              <w:t>ХИМИТЕК ЧУДОДЕЙ</w:t>
-            </w:r>
-            <w:r>
-              <w:rPr>
-                <w:rFonts w:ascii="Arial" w:hAnsi="Arial"/>
-                <w:b/>
-                <w:sz w:val="14"/>
-                <w:vertAlign w:val="superscript"/>
-              </w:rPr>
-              <w:t>®</w:t>
-            </w:r>
-            <w:r>
-              <w:rPr>
-                <w:rFonts w:ascii="Arial" w:hAnsi="Arial"/>
-                <w:b/>
-                <w:sz w:val="14"/>
-              </w:rPr>
-              <w:t>-ПОЛИПРОМ</w:t>
+              <w:t>ХИМИТЕК ИЗУМРУД 310</w:t>
             </w:r>
           </w:p>
         </w:tc>
@@ -3411,7 +5371,7 @@
                 <w:rFonts w:ascii="Arial" w:hAnsi="Arial"/>
                 <w:sz w:val="14"/>
               </w:rPr>
-              <w:t>0,5 % - 1,0 %</w:t>
+              <w:t>1,0 % - 2,0 %</w:t>
             </w:r>
             <w:r>
               <w:br/>
@@ -3462,6 +5422,7 @@
         <w:tc>
           <w:tcPr>
             <w:tcW w:w="510" w:type="dxa"/>
+            <w:vMerge w:val="restart"/>
             <w:noWrap/>
             <w:tcMar>
               <w:left w:w="0" w:type="dxa"/>
@@ -3488,6 +5449,7 @@
         <w:tc>
           <w:tcPr>
             <w:tcW w:w="958" w:type="dxa"/>
+            <w:vMerge w:val="restart"/>
           </w:tcPr>
           <w:p>
             <w:pPr>
@@ -3498,13 +5460,14 @@
                 <w:sz w:val="14"/>
                 <w:rFonts w:ascii="Arial" w:hAnsi="Arial"/>
               </w:rPr>
-              <w:t xml:space="preserve">2 раза в смену, по мере загрязнения</w:t>
+              <w:t xml:space="preserve">1 раз в неделю, по мере загрязнения</w:t>
             </w:r>
           </w:p>
         </w:tc>
         <w:tc>
           <w:tcPr>
             <w:tcW w:w="1351" w:type="dxa"/>
+            <w:vMerge w:val="restart"/>
           </w:tcPr>
           <w:p>
             <w:pPr>
@@ -3522,6 +5485,7 @@
         <w:tc>
           <w:tcPr>
             <w:tcW w:w="1688" w:type="dxa"/>
+            <w:vMerge w:val="restart"/>
           </w:tcPr>
           <w:p>
             <w:pPr>
@@ -3540,8 +5504,14 @@
       <w:tr>
         <w:tc>
           <w:tcPr>
-            <w:tcW w:w="15876" w:type="dxa"/>
-            <w:gridSpan w:val="12"/>
+            <w:tcW w:w="1688" w:type="dxa"/>
+            <w:vMerge/>
+          </w:tcPr>
+          <w:p/>
+        </w:tc>
+        <w:tc>
+          <w:tcPr>
+            <w:tcW w:w="1408" w:type="dxa"/>
           </w:tcPr>
           <w:p>
             <w:pPr>
@@ -3549,46 +5519,17 @@
             </w:pPr>
             <w:r>
               <w:rPr>
-                <w:b/>
-                <w:sz w:val="14"/>
-                <w:rFonts w:ascii="Arial" w:hAnsi="Arial"/>
-              </w:rPr>
-              <w:t xml:space="preserve">Объекты без инструкций (требуют настройки)</w:t>
-            </w:r>
-          </w:p>
-        </w:tc>
-      </w:tr>
-      <w:tr>
-        <w:tc>
-          <w:tcPr>
-            <w:tcW w:w="1688" w:type="dxa"/>
-          </w:tcPr>
-          <w:p>
-            <w:pPr>
-              <w:pStyle w:val="--2"/>
-            </w:pPr>
-            <w:r>
-              <w:rPr>
-                <w:sz w:val="14"/>
-                <w:rFonts w:ascii="Arial" w:hAnsi="Arial"/>
-              </w:rPr>
-              <w:t xml:space="preserve">вентиляционные диффузоры</w:t>
-            </w:r>
-          </w:p>
-        </w:tc>
-        <w:tc>
-          <w:tcPr>
-            <w:tcW w:w="1408" w:type="dxa"/>
-          </w:tcPr>
-          <w:p>
-            <w:pPr>
-              <w:pStyle w:val="--2"/>
-            </w:pPr>
+                <w:sz w:val="14"/>
+                <w:rFonts w:ascii="Arial" w:hAnsi="Arial"/>
+              </w:rPr>
+              <w:t xml:space="preserve">дезинфекция</w:t>
+            </w:r>
           </w:p>
         </w:tc>
         <w:tc>
           <w:tcPr>
             <w:tcW w:w="506" w:type="dxa"/>
+            <w:vMerge/>
             <w:tcMar>
               <w:left w:w="0" w:type="dxa"/>
               <w:right w:w="0" w:type="dxa"/>
@@ -3596,65 +5537,126 @@
             <w:textDirection w:val="btLr"/>
             <w:vAlign w:val="center"/>
           </w:tcPr>
+          <w:p/>
+        </w:tc>
+        <w:tc>
+          <w:tcPr>
+            <w:tcW w:w="1913" w:type="dxa"/>
+            <w:shd w:val="clear" w:color="auto" w:fill="FFFFCC"/>
+          </w:tcPr>
+          <w:p>
+            <w:pPr>
+              <w:pStyle w:val="-0"/>
+            </w:pPr>
+            <w:r>
+              <w:rPr>
+                <w:rFonts w:ascii="Arial" w:hAnsi="Arial"/>
+                <w:b/>
+                <w:sz w:val="14"/>
+              </w:rPr>
+              <w:t>ХИМИТЕК ПОЛИДЕЗ</w:t>
+            </w:r>
+            <w:r>
+              <w:rPr>
+                <w:rFonts w:ascii="Arial" w:hAnsi="Arial"/>
+                <w:b/>
+                <w:sz w:val="14"/>
+                <w:vertAlign w:val="superscript"/>
+              </w:rPr>
+              <w:t>®</w:t>
+            </w:r>
+            <w:r>
+              <w:rPr>
+                <w:rFonts w:ascii="Arial" w:hAnsi="Arial"/>
+                <w:b/>
+                <w:sz w:val="14"/>
+              </w:rPr>
+              <w:t>-СУПЕР</w:t>
+            </w:r>
+          </w:p>
+        </w:tc>
+        <w:tc>
+          <w:tcPr>
+            <w:tcW w:w="1520" w:type="dxa"/>
+          </w:tcPr>
+          <w:p>
+            <w:pPr>
+              <w:pStyle w:val="--2"/>
+            </w:pPr>
+            <w:r>
+              <w:rPr>
+                <w:sz w:val="14"/>
+                <w:rFonts w:ascii="Arial" w:hAnsi="Arial"/>
+              </w:rPr>
+              <w:t xml:space="preserve">протирание</w:t>
+            </w:r>
+          </w:p>
+        </w:tc>
+        <w:tc>
+          <w:tcPr>
+            <w:tcW w:w="2025" w:type="dxa"/>
+          </w:tcPr>
           <w:p>
             <w:pPr>
               <w:pStyle w:val="--3"/>
             </w:pPr>
-          </w:p>
-        </w:tc>
-        <w:tc>
-          <w:tcPr>
-            <w:tcW w:w="1913" w:type="dxa"/>
-          </w:tcPr>
-          <w:p>
-            <w:pPr>
-              <w:pStyle w:val="-0"/>
-            </w:pPr>
-          </w:p>
-        </w:tc>
-        <w:tc>
-          <w:tcPr>
-            <w:tcW w:w="1520" w:type="dxa"/>
-          </w:tcPr>
-          <w:p>
-            <w:pPr>
-              <w:pStyle w:val="--2"/>
-            </w:pPr>
-          </w:p>
-        </w:tc>
-        <w:tc>
-          <w:tcPr>
-            <w:tcW w:w="2025" w:type="dxa"/>
+            <w:r>
+              <w:rPr>
+                <w:rFonts w:ascii="Arial" w:hAnsi="Arial"/>
+                <w:sz w:val="14"/>
+              </w:rPr>
+              <w:t>0,02 % - 0,04 % (по НУК)</w:t>
+            </w:r>
+            <w:r>
+              <w:br/>
+            </w:r>
+            <w:r>
+              <w:rPr>
+                <w:rFonts w:ascii="Arial" w:hAnsi="Arial"/>
+                <w:sz w:val="14"/>
+              </w:rPr>
+              <w:t>дозирующая система ProMax</w:t>
+            </w:r>
+          </w:p>
+        </w:tc>
+        <w:tc>
+          <w:tcPr>
+            <w:tcW w:w="1183" w:type="dxa"/>
           </w:tcPr>
           <w:p>
             <w:pPr>
               <w:pStyle w:val="--3"/>
             </w:pPr>
-          </w:p>
-        </w:tc>
-        <w:tc>
-          <w:tcPr>
-            <w:tcW w:w="1183" w:type="dxa"/>
+            <w:r>
+              <w:rPr>
+                <w:sz w:val="14"/>
+                <w:rFonts w:ascii="Arial" w:hAnsi="Arial"/>
+              </w:rPr>
+              <w:t xml:space="preserve">не выше 20°C</w:t>
+            </w:r>
+          </w:p>
+        </w:tc>
+        <w:tc>
+          <w:tcPr>
+            <w:tcW w:w="1126" w:type="dxa"/>
           </w:tcPr>
           <w:p>
             <w:pPr>
               <w:pStyle w:val="--3"/>
             </w:pPr>
-          </w:p>
-        </w:tc>
-        <w:tc>
-          <w:tcPr>
-            <w:tcW w:w="1126" w:type="dxa"/>
-          </w:tcPr>
-          <w:p>
-            <w:pPr>
-              <w:pStyle w:val="--3"/>
-            </w:pPr>
+            <w:r>
+              <w:rPr>
+                <w:sz w:val="14"/>
+                <w:rFonts w:ascii="Arial" w:hAnsi="Arial"/>
+              </w:rPr>
+              <w:t xml:space="preserve">20 минут</w:t>
+            </w:r>
           </w:p>
         </w:tc>
         <w:tc>
           <w:tcPr>
             <w:tcW w:w="510" w:type="dxa"/>
+            <w:vMerge/>
             <w:noWrap/>
             <w:tcMar>
               <w:left w:w="0" w:type="dxa"/>
@@ -3664,47 +5666,57 @@
             <w:tcFitText/>
             <w:vAlign w:val="center"/>
           </w:tcPr>
-          <w:p>
-            <w:pPr>
-              <w:pStyle w:val="--3"/>
-            </w:pPr>
-          </w:p>
+          <w:p/>
         </w:tc>
         <w:tc>
           <w:tcPr>
             <w:tcW w:w="958" w:type="dxa"/>
-          </w:tcPr>
-          <w:p>
-            <w:pPr>
-              <w:pStyle w:val="--3"/>
-            </w:pPr>
-          </w:p>
+            <w:vMerge/>
+          </w:tcPr>
+          <w:p/>
         </w:tc>
         <w:tc>
           <w:tcPr>
             <w:tcW w:w="1351" w:type="dxa"/>
-          </w:tcPr>
-          <w:p>
-            <w:pPr>
-              <w:pStyle w:val="--2"/>
-            </w:pPr>
-          </w:p>
+            <w:vMerge/>
+          </w:tcPr>
+          <w:p/>
         </w:tc>
         <w:tc>
           <w:tcPr>
             <w:tcW w:w="1688" w:type="dxa"/>
-          </w:tcPr>
-          <w:p>
-            <w:pPr>
-              <w:pStyle w:val="--2"/>
-            </w:pPr>
-          </w:p>
+            <w:vMerge/>
+          </w:tcPr>
+          <w:p/>
         </w:tc>
       </w:tr>
       <w:tr>
         <w:tc>
           <w:tcPr>
+            <w:tcW w:w="15876" w:type="dxa"/>
+            <w:gridSpan w:val="12"/>
+            <w:shd w:val="clear" w:color="auto" w:fill="D2D2D2"/>
+          </w:tcPr>
+          <w:p>
+            <w:pPr>
+              <w:pStyle w:val="--2"/>
+            </w:pPr>
+            <w:r>
+              <w:rPr>
+                <w:sz w:val="14"/>
+                <w:rFonts w:ascii="Arial" w:hAnsi="Arial"/>
+                <w:b/>
+              </w:rPr>
+              <w:t xml:space="preserve">Санитарная обработка средств измерений</w:t>
+            </w:r>
+          </w:p>
+        </w:tc>
+      </w:tr>
+      <w:tr>
+        <w:tc>
+          <w:tcPr>
             <w:tcW w:w="1688" w:type="dxa"/>
+            <w:vMerge w:val="restart"/>
           </w:tcPr>
           <w:p>
             <w:pPr>
@@ -3715,7 +5727,7 @@
                 <w:sz w:val="14"/>
                 <w:rFonts w:ascii="Arial" w:hAnsi="Arial"/>
               </w:rPr>
-              <w:t xml:space="preserve">двери</w:t>
+              <w:t xml:space="preserve">мусорные корзины</w:t>
             </w:r>
           </w:p>
         </w:tc>
@@ -3727,11 +5739,19 @@
             <w:pPr>
               <w:pStyle w:val="--2"/>
             </w:pPr>
+            <w:r>
+              <w:rPr>
+                <w:sz w:val="14"/>
+                <w:rFonts w:ascii="Arial" w:hAnsi="Arial"/>
+              </w:rPr>
+              <w:t xml:space="preserve">мойка</w:t>
+            </w:r>
           </w:p>
         </w:tc>
         <w:tc>
           <w:tcPr>
             <w:tcW w:w="506" w:type="dxa"/>
+            <w:vMerge w:val="restart"/>
             <w:tcMar>
               <w:left w:w="0" w:type="dxa"/>
               <w:right w:w="0" w:type="dxa"/>
@@ -3743,16 +5763,32 @@
             <w:pPr>
               <w:pStyle w:val="--3"/>
             </w:pPr>
+            <w:r>
+              <w:rPr>
+                <w:sz w:val="14"/>
+                <w:rFonts w:ascii="Arial" w:hAnsi="Arial"/>
+              </w:rPr>
+              <w:t xml:space="preserve"/>
+            </w:r>
           </w:p>
         </w:tc>
         <w:tc>
           <w:tcPr>
             <w:tcW w:w="1913" w:type="dxa"/>
+            <w:shd w:val="clear" w:color="auto" w:fill="99FF99"/>
           </w:tcPr>
           <w:p>
             <w:pPr>
               <w:pStyle w:val="-0"/>
             </w:pPr>
+            <w:r>
+              <w:rPr>
+                <w:rFonts w:ascii="Arial" w:hAnsi="Arial"/>
+                <w:b/>
+                <w:sz w:val="14"/>
+              </w:rPr>
+              <w:t>ХИМИТЕК ИЗУМРУД 310</w:t>
+            </w:r>
           </w:p>
         </w:tc>
         <w:tc>
@@ -3763,6 +5799,13 @@
             <w:pPr>
               <w:pStyle w:val="--2"/>
             </w:pPr>
+            <w:r>
+              <w:rPr>
+                <w:sz w:val="14"/>
+                <w:rFonts w:ascii="Arial" w:hAnsi="Arial"/>
+              </w:rPr>
+              <w:t xml:space="preserve">ручной (протирание, обработка щёткой)</w:t>
+            </w:r>
           </w:p>
         </w:tc>
         <w:tc>
@@ -3773,6 +5816,23 @@
             <w:pPr>
               <w:pStyle w:val="--3"/>
             </w:pPr>
+            <w:r>
+              <w:rPr>
+                <w:rFonts w:ascii="Arial" w:hAnsi="Arial"/>
+                <w:sz w:val="14"/>
+              </w:rPr>
+              <w:t>1,0 % - 2,0 %</w:t>
+            </w:r>
+            <w:r>
+              <w:br/>
+            </w:r>
+            <w:r>
+              <w:rPr>
+                <w:rFonts w:ascii="Arial" w:hAnsi="Arial"/>
+                <w:sz w:val="14"/>
+              </w:rPr>
+              <w:t>дозирующая система ProMax</w:t>
+            </w:r>
           </w:p>
         </w:tc>
         <w:tc>
@@ -3783,6 +5843,13 @@
             <w:pPr>
               <w:pStyle w:val="--3"/>
             </w:pPr>
+            <w:r>
+              <w:rPr>
+                <w:sz w:val="14"/>
+                <w:rFonts w:ascii="Arial" w:hAnsi="Arial"/>
+              </w:rPr>
+              <w:t xml:space="preserve">не ниже 40°C</w:t>
+            </w:r>
           </w:p>
         </w:tc>
         <w:tc>
@@ -3793,11 +5860,19 @@
             <w:pPr>
               <w:pStyle w:val="--3"/>
             </w:pPr>
+            <w:r>
+              <w:rPr>
+                <w:sz w:val="14"/>
+                <w:rFonts w:ascii="Arial" w:hAnsi="Arial"/>
+              </w:rPr>
+              <w:t xml:space="preserve">___________</w:t>
+            </w:r>
           </w:p>
         </w:tc>
         <w:tc>
           <w:tcPr>
             <w:tcW w:w="510" w:type="dxa"/>
+            <w:vMerge w:val="restart"/>
             <w:noWrap/>
             <w:tcMar>
               <w:left w:w="0" w:type="dxa"/>
@@ -3811,36 +5886,68 @@
             <w:pPr>
               <w:pStyle w:val="--3"/>
             </w:pPr>
+            <w:r>
+              <w:rPr>
+                <w:sz w:val="14"/>
+                <w:rFonts w:ascii="Arial" w:hAnsi="Arial"/>
+                <w:b/>
+              </w:rPr>
+              <w:t xml:space="preserve">промаркированный</w:t>
+            </w:r>
           </w:p>
         </w:tc>
         <w:tc>
           <w:tcPr>
             <w:tcW w:w="958" w:type="dxa"/>
+            <w:vMerge w:val="restart"/>
           </w:tcPr>
           <w:p>
             <w:pPr>
               <w:pStyle w:val="--3"/>
             </w:pPr>
+            <w:r>
+              <w:rPr>
+                <w:sz w:val="14"/>
+                <w:rFonts w:ascii="Arial" w:hAnsi="Arial"/>
+              </w:rPr>
+              <w:t xml:space="preserve">1 раз в неделю, по мере загрязнения</w:t>
+            </w:r>
           </w:p>
         </w:tc>
         <w:tc>
           <w:tcPr>
             <w:tcW w:w="1351" w:type="dxa"/>
+            <w:vMerge w:val="restart"/>
           </w:tcPr>
           <w:p>
             <w:pPr>
               <w:pStyle w:val="--2"/>
             </w:pPr>
+            <w:r>
+              <w:rPr>
+                <w:sz w:val="14"/>
+                <w:rFonts w:ascii="Arial" w:hAnsi="Arial"/>
+              </w:rPr>
+              <w:t xml:space="preserve">сотрудник внутреннего клининга</w:t>
+            </w:r>
           </w:p>
         </w:tc>
         <w:tc>
           <w:tcPr>
             <w:tcW w:w="1688" w:type="dxa"/>
+            <w:vMerge w:val="restart"/>
           </w:tcPr>
           <w:p>
             <w:pPr>
               <w:pStyle w:val="--2"/>
             </w:pPr>
+            <w:r>
+              <w:rPr>
+                <w:sz w:val="14"/>
+                <w:rFonts w:ascii="Arial" w:hAnsi="Arial"/>
+              </w:rPr>
+              <w:t xml:space="preserve">визуальный контроль/ сотрудник отдела качества</w:t>
+            </w:r>
           </w:p>
         </w:tc>
       </w:tr>
@@ -3848,6 +5955,13 @@
         <w:tc>
           <w:tcPr>
             <w:tcW w:w="1688" w:type="dxa"/>
+            <w:vMerge/>
+          </w:tcPr>
+          <w:p/>
+        </w:tc>
+        <w:tc>
+          <w:tcPr>
+            <w:tcW w:w="1408" w:type="dxa"/>
           </w:tcPr>
           <w:p>
             <w:pPr>
@@ -3858,23 +5972,14 @@
                 <w:sz w:val="14"/>
                 <w:rFonts w:ascii="Arial" w:hAnsi="Arial"/>
               </w:rPr>
-              <w:t xml:space="preserve">пол в душевых секциях</w:t>
-            </w:r>
-          </w:p>
-        </w:tc>
-        <w:tc>
-          <w:tcPr>
-            <w:tcW w:w="1408" w:type="dxa"/>
-          </w:tcPr>
-          <w:p>
-            <w:pPr>
-              <w:pStyle w:val="--2"/>
-            </w:pPr>
+              <w:t xml:space="preserve">дезинфекция</w:t>
+            </w:r>
           </w:p>
         </w:tc>
         <w:tc>
           <w:tcPr>
             <w:tcW w:w="506" w:type="dxa"/>
+            <w:vMerge/>
             <w:tcMar>
               <w:left w:w="0" w:type="dxa"/>
               <w:right w:w="0" w:type="dxa"/>
@@ -3882,65 +5987,126 @@
             <w:textDirection w:val="btLr"/>
             <w:vAlign w:val="center"/>
           </w:tcPr>
+          <w:p/>
+        </w:tc>
+        <w:tc>
+          <w:tcPr>
+            <w:tcW w:w="1913" w:type="dxa"/>
+            <w:shd w:val="clear" w:color="auto" w:fill="FFFFCC"/>
+          </w:tcPr>
+          <w:p>
+            <w:pPr>
+              <w:pStyle w:val="-0"/>
+            </w:pPr>
+            <w:r>
+              <w:rPr>
+                <w:rFonts w:ascii="Arial" w:hAnsi="Arial"/>
+                <w:b/>
+                <w:sz w:val="14"/>
+              </w:rPr>
+              <w:t>ХИМИТЕК ПОЛИДЕЗ</w:t>
+            </w:r>
+            <w:r>
+              <w:rPr>
+                <w:rFonts w:ascii="Arial" w:hAnsi="Arial"/>
+                <w:b/>
+                <w:sz w:val="14"/>
+                <w:vertAlign w:val="superscript"/>
+              </w:rPr>
+              <w:t>®</w:t>
+            </w:r>
+            <w:r>
+              <w:rPr>
+                <w:rFonts w:ascii="Arial" w:hAnsi="Arial"/>
+                <w:b/>
+                <w:sz w:val="14"/>
+              </w:rPr>
+              <w:t>-СУПЕР</w:t>
+            </w:r>
+          </w:p>
+        </w:tc>
+        <w:tc>
+          <w:tcPr>
+            <w:tcW w:w="1520" w:type="dxa"/>
+          </w:tcPr>
+          <w:p>
+            <w:pPr>
+              <w:pStyle w:val="--2"/>
+            </w:pPr>
+            <w:r>
+              <w:rPr>
+                <w:sz w:val="14"/>
+                <w:rFonts w:ascii="Arial" w:hAnsi="Arial"/>
+              </w:rPr>
+              <w:t xml:space="preserve">протирание</w:t>
+            </w:r>
+          </w:p>
+        </w:tc>
+        <w:tc>
+          <w:tcPr>
+            <w:tcW w:w="2025" w:type="dxa"/>
+          </w:tcPr>
           <w:p>
             <w:pPr>
               <w:pStyle w:val="--3"/>
             </w:pPr>
-          </w:p>
-        </w:tc>
-        <w:tc>
-          <w:tcPr>
-            <w:tcW w:w="1913" w:type="dxa"/>
-          </w:tcPr>
-          <w:p>
-            <w:pPr>
-              <w:pStyle w:val="-0"/>
-            </w:pPr>
-          </w:p>
-        </w:tc>
-        <w:tc>
-          <w:tcPr>
-            <w:tcW w:w="1520" w:type="dxa"/>
-          </w:tcPr>
-          <w:p>
-            <w:pPr>
-              <w:pStyle w:val="--2"/>
-            </w:pPr>
-          </w:p>
-        </w:tc>
-        <w:tc>
-          <w:tcPr>
-            <w:tcW w:w="2025" w:type="dxa"/>
+            <w:r>
+              <w:rPr>
+                <w:rFonts w:ascii="Arial" w:hAnsi="Arial"/>
+                <w:sz w:val="14"/>
+              </w:rPr>
+              <w:t>0,02 % - 0,04 % (по НУК)</w:t>
+            </w:r>
+            <w:r>
+              <w:br/>
+            </w:r>
+            <w:r>
+              <w:rPr>
+                <w:rFonts w:ascii="Arial" w:hAnsi="Arial"/>
+                <w:sz w:val="14"/>
+              </w:rPr>
+              <w:t>дозирующая система ProMax</w:t>
+            </w:r>
+          </w:p>
+        </w:tc>
+        <w:tc>
+          <w:tcPr>
+            <w:tcW w:w="1183" w:type="dxa"/>
           </w:tcPr>
           <w:p>
             <w:pPr>
               <w:pStyle w:val="--3"/>
             </w:pPr>
-          </w:p>
-        </w:tc>
-        <w:tc>
-          <w:tcPr>
-            <w:tcW w:w="1183" w:type="dxa"/>
+            <w:r>
+              <w:rPr>
+                <w:sz w:val="14"/>
+                <w:rFonts w:ascii="Arial" w:hAnsi="Arial"/>
+              </w:rPr>
+              <w:t xml:space="preserve">не выше 20°C</w:t>
+            </w:r>
+          </w:p>
+        </w:tc>
+        <w:tc>
+          <w:tcPr>
+            <w:tcW w:w="1126" w:type="dxa"/>
           </w:tcPr>
           <w:p>
             <w:pPr>
               <w:pStyle w:val="--3"/>
             </w:pPr>
-          </w:p>
-        </w:tc>
-        <w:tc>
-          <w:tcPr>
-            <w:tcW w:w="1126" w:type="dxa"/>
-          </w:tcPr>
-          <w:p>
-            <w:pPr>
-              <w:pStyle w:val="--3"/>
-            </w:pPr>
+            <w:r>
+              <w:rPr>
+                <w:sz w:val="14"/>
+                <w:rFonts w:ascii="Arial" w:hAnsi="Arial"/>
+              </w:rPr>
+              <w:t xml:space="preserve">20 минут</w:t>
+            </w:r>
           </w:p>
         </w:tc>
         <w:tc>
           <w:tcPr>
             <w:tcW w:w="510" w:type="dxa"/>
+            <w:vMerge/>
             <w:noWrap/>
             <w:tcMar>
               <w:left w:w="0" w:type="dxa"/>
@@ -3950,47 +6116,57 @@
             <w:tcFitText/>
             <w:vAlign w:val="center"/>
           </w:tcPr>
-          <w:p>
-            <w:pPr>
-              <w:pStyle w:val="--3"/>
-            </w:pPr>
-          </w:p>
+          <w:p/>
         </w:tc>
         <w:tc>
           <w:tcPr>
             <w:tcW w:w="958" w:type="dxa"/>
-          </w:tcPr>
-          <w:p>
-            <w:pPr>
-              <w:pStyle w:val="--3"/>
-            </w:pPr>
-          </w:p>
+            <w:vMerge/>
+          </w:tcPr>
+          <w:p/>
         </w:tc>
         <w:tc>
           <w:tcPr>
             <w:tcW w:w="1351" w:type="dxa"/>
-          </w:tcPr>
-          <w:p>
-            <w:pPr>
-              <w:pStyle w:val="--2"/>
-            </w:pPr>
-          </w:p>
+            <w:vMerge/>
+          </w:tcPr>
+          <w:p/>
         </w:tc>
         <w:tc>
           <w:tcPr>
             <w:tcW w:w="1688" w:type="dxa"/>
-          </w:tcPr>
-          <w:p>
-            <w:pPr>
-              <w:pStyle w:val="--2"/>
-            </w:pPr>
-          </w:p>
+            <w:vMerge/>
+          </w:tcPr>
+          <w:p/>
         </w:tc>
       </w:tr>
       <w:tr>
         <w:tc>
           <w:tcPr>
+            <w:tcW w:w="15876" w:type="dxa"/>
+            <w:gridSpan w:val="12"/>
+            <w:shd w:val="clear" w:color="auto" w:fill="D2D2D2"/>
+          </w:tcPr>
+          <w:p>
+            <w:pPr>
+              <w:pStyle w:val="--2"/>
+            </w:pPr>
+            <w:r>
+              <w:rPr>
+                <w:sz w:val="14"/>
+                <w:rFonts w:ascii="Arial" w:hAnsi="Arial"/>
+                <w:b/>
+              </w:rPr>
+              <w:t xml:space="preserve">Санитарная обработка рабочих поверхностей</w:t>
+            </w:r>
+          </w:p>
+        </w:tc>
+      </w:tr>
+      <w:tr>
+        <w:tc>
+          <w:tcPr>
             <w:tcW w:w="1688" w:type="dxa"/>
+            <w:vMerge w:val="restart"/>
           </w:tcPr>
           <w:p>
             <w:pPr>
@@ -4001,7 +6177,7 @@
                 <w:sz w:val="14"/>
                 <w:rFonts w:ascii="Arial" w:hAnsi="Arial"/>
               </w:rPr>
-              <w:t xml:space="preserve">потолок (подвесной)</w:t>
+              <w:t xml:space="preserve">канализационные стоки</w:t>
             </w:r>
           </w:p>
         </w:tc>
@@ -4013,11 +6189,19 @@
             <w:pPr>
               <w:pStyle w:val="--2"/>
             </w:pPr>
+            <w:r>
+              <w:rPr>
+                <w:sz w:val="14"/>
+                <w:rFonts w:ascii="Arial" w:hAnsi="Arial"/>
+              </w:rPr>
+              <w:t xml:space="preserve">мойка</w:t>
+            </w:r>
           </w:p>
         </w:tc>
         <w:tc>
           <w:tcPr>
             <w:tcW w:w="506" w:type="dxa"/>
+            <w:vMerge w:val="restart"/>
             <w:tcMar>
               <w:left w:w="0" w:type="dxa"/>
               <w:right w:w="0" w:type="dxa"/>
@@ -4029,16 +6213,32 @@
             <w:pPr>
               <w:pStyle w:val="--3"/>
             </w:pPr>
+            <w:r>
+              <w:rPr>
+                <w:sz w:val="14"/>
+                <w:rFonts w:ascii="Arial" w:hAnsi="Arial"/>
+              </w:rPr>
+              <w:t xml:space="preserve"/>
+            </w:r>
           </w:p>
         </w:tc>
         <w:tc>
           <w:tcPr>
             <w:tcW w:w="1913" w:type="dxa"/>
+            <w:shd w:val="clear" w:color="auto" w:fill="99FF99"/>
           </w:tcPr>
           <w:p>
             <w:pPr>
               <w:pStyle w:val="-0"/>
             </w:pPr>
+            <w:r>
+              <w:rPr>
+                <w:rFonts w:ascii="Arial" w:hAnsi="Arial"/>
+                <w:b/>
+                <w:sz w:val="14"/>
+              </w:rPr>
+              <w:t>ХИМИТЕК ИЗУМРУД 310</w:t>
+            </w:r>
           </w:p>
         </w:tc>
         <w:tc>
@@ -4049,6 +6249,13 @@
             <w:pPr>
               <w:pStyle w:val="--2"/>
             </w:pPr>
+            <w:r>
+              <w:rPr>
+                <w:sz w:val="14"/>
+                <w:rFonts w:ascii="Arial" w:hAnsi="Arial"/>
+              </w:rPr>
+              <w:t xml:space="preserve">ручной (обработка щёткой)</w:t>
+            </w:r>
           </w:p>
         </w:tc>
         <w:tc>
@@ -4059,6 +6266,23 @@
             <w:pPr>
               <w:pStyle w:val="--3"/>
             </w:pPr>
+            <w:r>
+              <w:rPr>
+                <w:rFonts w:ascii="Arial" w:hAnsi="Arial"/>
+                <w:sz w:val="14"/>
+              </w:rPr>
+              <w:t>1,0 % - 2,0 %</w:t>
+            </w:r>
+            <w:r>
+              <w:br/>
+            </w:r>
+            <w:r>
+              <w:rPr>
+                <w:rFonts w:ascii="Arial" w:hAnsi="Arial"/>
+                <w:sz w:val="14"/>
+              </w:rPr>
+              <w:t>дозирующая система ProMax</w:t>
+            </w:r>
           </w:p>
         </w:tc>
         <w:tc>
@@ -4069,6 +6293,13 @@
             <w:pPr>
               <w:pStyle w:val="--3"/>
             </w:pPr>
+            <w:r>
+              <w:rPr>
+                <w:sz w:val="14"/>
+                <w:rFonts w:ascii="Arial" w:hAnsi="Arial"/>
+              </w:rPr>
+              <w:t xml:space="preserve">не ниже 40°C</w:t>
+            </w:r>
           </w:p>
         </w:tc>
         <w:tc>
@@ -4079,11 +6310,19 @@
             <w:pPr>
               <w:pStyle w:val="--3"/>
             </w:pPr>
+            <w:r>
+              <w:rPr>
+                <w:sz w:val="14"/>
+                <w:rFonts w:ascii="Arial" w:hAnsi="Arial"/>
+              </w:rPr>
+              <w:t xml:space="preserve">___________</w:t>
+            </w:r>
           </w:p>
         </w:tc>
         <w:tc>
           <w:tcPr>
             <w:tcW w:w="510" w:type="dxa"/>
+            <w:vMerge w:val="restart"/>
             <w:noWrap/>
             <w:tcMar>
               <w:left w:w="0" w:type="dxa"/>
@@ -4097,36 +6336,68 @@
             <w:pPr>
               <w:pStyle w:val="--3"/>
             </w:pPr>
+            <w:r>
+              <w:rPr>
+                <w:sz w:val="14"/>
+                <w:rFonts w:ascii="Arial" w:hAnsi="Arial"/>
+                <w:b/>
+              </w:rPr>
+              <w:t xml:space="preserve">промаркированный</w:t>
+            </w:r>
           </w:p>
         </w:tc>
         <w:tc>
           <w:tcPr>
             <w:tcW w:w="958" w:type="dxa"/>
+            <w:vMerge w:val="restart"/>
           </w:tcPr>
           <w:p>
             <w:pPr>
               <w:pStyle w:val="--3"/>
             </w:pPr>
+            <w:r>
+              <w:rPr>
+                <w:sz w:val="14"/>
+                <w:rFonts w:ascii="Arial" w:hAnsi="Arial"/>
+              </w:rPr>
+              <w:t xml:space="preserve">1 раз в смену</w:t>
+            </w:r>
           </w:p>
         </w:tc>
         <w:tc>
           <w:tcPr>
             <w:tcW w:w="1351" w:type="dxa"/>
+            <w:vMerge w:val="restart"/>
           </w:tcPr>
           <w:p>
             <w:pPr>
               <w:pStyle w:val="--2"/>
             </w:pPr>
+            <w:r>
+              <w:rPr>
+                <w:sz w:val="14"/>
+                <w:rFonts w:ascii="Arial" w:hAnsi="Arial"/>
+              </w:rPr>
+              <w:t xml:space="preserve">сотрудник внутреннего клининга</w:t>
+            </w:r>
           </w:p>
         </w:tc>
         <w:tc>
           <w:tcPr>
             <w:tcW w:w="1688" w:type="dxa"/>
+            <w:vMerge w:val="restart"/>
           </w:tcPr>
           <w:p>
             <w:pPr>
               <w:pStyle w:val="--2"/>
             </w:pPr>
+            <w:r>
+              <w:rPr>
+                <w:sz w:val="14"/>
+                <w:rFonts w:ascii="Arial" w:hAnsi="Arial"/>
+              </w:rPr>
+              <w:t xml:space="preserve">визуальный контроль/ сотрудник отдела качества</w:t>
+            </w:r>
           </w:p>
         </w:tc>
       </w:tr>
@@ -4134,6 +6405,13 @@
         <w:tc>
           <w:tcPr>
             <w:tcW w:w="1688" w:type="dxa"/>
+            <w:vMerge/>
+          </w:tcPr>
+          <w:p/>
+        </w:tc>
+        <w:tc>
+          <w:tcPr>
+            <w:tcW w:w="1408" w:type="dxa"/>
           </w:tcPr>
           <w:p>
             <w:pPr>
@@ -4144,23 +6422,14 @@
                 <w:sz w:val="14"/>
                 <w:rFonts w:ascii="Arial" w:hAnsi="Arial"/>
               </w:rPr>
-              <w:t xml:space="preserve">светильники (внешние поверхности)</w:t>
-            </w:r>
-          </w:p>
-        </w:tc>
-        <w:tc>
-          <w:tcPr>
-            <w:tcW w:w="1408" w:type="dxa"/>
-          </w:tcPr>
-          <w:p>
-            <w:pPr>
-              <w:pStyle w:val="--2"/>
-            </w:pPr>
+              <w:t xml:space="preserve">дезинфекция</w:t>
+            </w:r>
           </w:p>
         </w:tc>
         <w:tc>
           <w:tcPr>
             <w:tcW w:w="506" w:type="dxa"/>
+            <w:vMerge/>
             <w:tcMar>
               <w:left w:w="0" w:type="dxa"/>
               <w:right w:w="0" w:type="dxa"/>
@@ -4168,65 +6437,126 @@
             <w:textDirection w:val="btLr"/>
             <w:vAlign w:val="center"/>
           </w:tcPr>
+          <w:p/>
+        </w:tc>
+        <w:tc>
+          <w:tcPr>
+            <w:tcW w:w="1913" w:type="dxa"/>
+            <w:shd w:val="clear" w:color="auto" w:fill="FFFFCC"/>
+          </w:tcPr>
+          <w:p>
+            <w:pPr>
+              <w:pStyle w:val="-0"/>
+            </w:pPr>
+            <w:r>
+              <w:rPr>
+                <w:rFonts w:ascii="Arial" w:hAnsi="Arial"/>
+                <w:b/>
+                <w:sz w:val="14"/>
+              </w:rPr>
+              <w:t>ХИМИТЕК ПОЛИДЕЗ</w:t>
+            </w:r>
+            <w:r>
+              <w:rPr>
+                <w:rFonts w:ascii="Arial" w:hAnsi="Arial"/>
+                <w:b/>
+                <w:sz w:val="14"/>
+                <w:vertAlign w:val="superscript"/>
+              </w:rPr>
+              <w:t>®</w:t>
+            </w:r>
+            <w:r>
+              <w:rPr>
+                <w:rFonts w:ascii="Arial" w:hAnsi="Arial"/>
+                <w:b/>
+                <w:sz w:val="14"/>
+              </w:rPr>
+              <w:t>-СУПЕР</w:t>
+            </w:r>
+          </w:p>
+        </w:tc>
+        <w:tc>
+          <w:tcPr>
+            <w:tcW w:w="1520" w:type="dxa"/>
+          </w:tcPr>
+          <w:p>
+            <w:pPr>
+              <w:pStyle w:val="--2"/>
+            </w:pPr>
+            <w:r>
+              <w:rPr>
+                <w:sz w:val="14"/>
+                <w:rFonts w:ascii="Arial" w:hAnsi="Arial"/>
+              </w:rPr>
+              <w:t xml:space="preserve">протирание</w:t>
+            </w:r>
+          </w:p>
+        </w:tc>
+        <w:tc>
+          <w:tcPr>
+            <w:tcW w:w="2025" w:type="dxa"/>
+          </w:tcPr>
           <w:p>
             <w:pPr>
               <w:pStyle w:val="--3"/>
             </w:pPr>
-          </w:p>
-        </w:tc>
-        <w:tc>
-          <w:tcPr>
-            <w:tcW w:w="1913" w:type="dxa"/>
-          </w:tcPr>
-          <w:p>
-            <w:pPr>
-              <w:pStyle w:val="-0"/>
-            </w:pPr>
-          </w:p>
-        </w:tc>
-        <w:tc>
-          <w:tcPr>
-            <w:tcW w:w="1520" w:type="dxa"/>
-          </w:tcPr>
-          <w:p>
-            <w:pPr>
-              <w:pStyle w:val="--2"/>
-            </w:pPr>
-          </w:p>
-        </w:tc>
-        <w:tc>
-          <w:tcPr>
-            <w:tcW w:w="2025" w:type="dxa"/>
+            <w:r>
+              <w:rPr>
+                <w:rFonts w:ascii="Arial" w:hAnsi="Arial"/>
+                <w:sz w:val="14"/>
+              </w:rPr>
+              <w:t>0,02 % - 0,04 % (по НУК)</w:t>
+            </w:r>
+            <w:r>
+              <w:br/>
+            </w:r>
+            <w:r>
+              <w:rPr>
+                <w:rFonts w:ascii="Arial" w:hAnsi="Arial"/>
+                <w:sz w:val="14"/>
+              </w:rPr>
+              <w:t>дозирующая система ProMax</w:t>
+            </w:r>
+          </w:p>
+        </w:tc>
+        <w:tc>
+          <w:tcPr>
+            <w:tcW w:w="1183" w:type="dxa"/>
           </w:tcPr>
           <w:p>
             <w:pPr>
               <w:pStyle w:val="--3"/>
             </w:pPr>
-          </w:p>
-        </w:tc>
-        <w:tc>
-          <w:tcPr>
-            <w:tcW w:w="1183" w:type="dxa"/>
+            <w:r>
+              <w:rPr>
+                <w:sz w:val="14"/>
+                <w:rFonts w:ascii="Arial" w:hAnsi="Arial"/>
+              </w:rPr>
+              <w:t xml:space="preserve">не выше 20°C</w:t>
+            </w:r>
+          </w:p>
+        </w:tc>
+        <w:tc>
+          <w:tcPr>
+            <w:tcW w:w="1126" w:type="dxa"/>
           </w:tcPr>
           <w:p>
             <w:pPr>
               <w:pStyle w:val="--3"/>
             </w:pPr>
-          </w:p>
-        </w:tc>
-        <w:tc>
-          <w:tcPr>
-            <w:tcW w:w="1126" w:type="dxa"/>
-          </w:tcPr>
-          <w:p>
-            <w:pPr>
-              <w:pStyle w:val="--3"/>
-            </w:pPr>
+            <w:r>
+              <w:rPr>
+                <w:sz w:val="14"/>
+                <w:rFonts w:ascii="Arial" w:hAnsi="Arial"/>
+              </w:rPr>
+              <w:t xml:space="preserve">20 минут</w:t>
+            </w:r>
           </w:p>
         </w:tc>
         <w:tc>
           <w:tcPr>
             <w:tcW w:w="510" w:type="dxa"/>
+            <w:vMerge/>
             <w:noWrap/>
             <w:tcMar>
               <w:left w:w="0" w:type="dxa"/>
@@ -4236,47 +6566,57 @@
             <w:tcFitText/>
             <w:vAlign w:val="center"/>
           </w:tcPr>
-          <w:p>
-            <w:pPr>
-              <w:pStyle w:val="--3"/>
-            </w:pPr>
-          </w:p>
+          <w:p/>
         </w:tc>
         <w:tc>
           <w:tcPr>
             <w:tcW w:w="958" w:type="dxa"/>
-          </w:tcPr>
-          <w:p>
-            <w:pPr>
-              <w:pStyle w:val="--3"/>
-            </w:pPr>
-          </w:p>
+            <w:vMerge/>
+          </w:tcPr>
+          <w:p/>
         </w:tc>
         <w:tc>
           <w:tcPr>
             <w:tcW w:w="1351" w:type="dxa"/>
-          </w:tcPr>
-          <w:p>
-            <w:pPr>
-              <w:pStyle w:val="--2"/>
-            </w:pPr>
-          </w:p>
+            <w:vMerge/>
+          </w:tcPr>
+          <w:p/>
         </w:tc>
         <w:tc>
           <w:tcPr>
             <w:tcW w:w="1688" w:type="dxa"/>
-          </w:tcPr>
-          <w:p>
-            <w:pPr>
-              <w:pStyle w:val="--2"/>
-            </w:pPr>
-          </w:p>
+            <w:vMerge/>
+          </w:tcPr>
+          <w:p/>
         </w:tc>
       </w:tr>
       <w:tr>
         <w:tc>
           <w:tcPr>
+            <w:tcW w:w="15876" w:type="dxa"/>
+            <w:gridSpan w:val="12"/>
+            <w:shd w:val="clear" w:color="auto" w:fill="D2D2D2"/>
+          </w:tcPr>
+          <w:p>
+            <w:pPr>
+              <w:pStyle w:val="--2"/>
+            </w:pPr>
+            <w:r>
+              <w:rPr>
+                <w:sz w:val="14"/>
+                <w:rFonts w:ascii="Arial" w:hAnsi="Arial"/>
+                <w:b/>
+              </w:rPr>
+              <w:t xml:space="preserve">Санитарная обработка технологического оборудования</w:t>
+            </w:r>
+          </w:p>
+        </w:tc>
+      </w:tr>
+      <w:tr>
+        <w:tc>
+          <w:tcPr>
             <w:tcW w:w="1688" w:type="dxa"/>
+            <w:vMerge w:val="restart"/>
           </w:tcPr>
           <w:p>
             <w:pPr>
@@ -4287,7 +6627,7 @@
                 <w:sz w:val="14"/>
                 <w:rFonts w:ascii="Arial" w:hAnsi="Arial"/>
               </w:rPr>
-              <w:t xml:space="preserve">стены (выше 2 м)</w:t>
+              <w:t xml:space="preserve">пол</w:t>
             </w:r>
           </w:p>
         </w:tc>
@@ -4299,11 +6639,19 @@
             <w:pPr>
               <w:pStyle w:val="--2"/>
             </w:pPr>
+            <w:r>
+              <w:rPr>
+                <w:sz w:val="14"/>
+                <w:rFonts w:ascii="Arial" w:hAnsi="Arial"/>
+              </w:rPr>
+              <w:t xml:space="preserve">мойка</w:t>
+            </w:r>
           </w:p>
         </w:tc>
         <w:tc>
           <w:tcPr>
             <w:tcW w:w="506" w:type="dxa"/>
+            <w:vMerge w:val="restart"/>
             <w:tcMar>
               <w:left w:w="0" w:type="dxa"/>
               <w:right w:w="0" w:type="dxa"/>
@@ -4315,16 +6663,32 @@
             <w:pPr>
               <w:pStyle w:val="--3"/>
             </w:pPr>
+            <w:r>
+              <w:rPr>
+                <w:sz w:val="14"/>
+                <w:rFonts w:ascii="Arial" w:hAnsi="Arial"/>
+              </w:rPr>
+              <w:t xml:space="preserve"/>
+            </w:r>
           </w:p>
         </w:tc>
         <w:tc>
           <w:tcPr>
             <w:tcW w:w="1913" w:type="dxa"/>
+            <w:shd w:val="clear" w:color="auto" w:fill="99FF99"/>
           </w:tcPr>
           <w:p>
             <w:pPr>
               <w:pStyle w:val="-0"/>
             </w:pPr>
+            <w:r>
+              <w:rPr>
+                <w:rFonts w:ascii="Arial" w:hAnsi="Arial"/>
+                <w:b/>
+                <w:sz w:val="14"/>
+              </w:rPr>
+              <w:t>ХИМИТЕК ИЗУМРУД 310</w:t>
+            </w:r>
           </w:p>
         </w:tc>
         <w:tc>
@@ -4335,6 +6699,13 @@
             <w:pPr>
               <w:pStyle w:val="--2"/>
             </w:pPr>
+            <w:r>
+              <w:rPr>
+                <w:sz w:val="14"/>
+                <w:rFonts w:ascii="Arial" w:hAnsi="Arial"/>
+              </w:rPr>
+              <w:t xml:space="preserve">ручной (протирание, обработка щёткой)</w:t>
+            </w:r>
           </w:p>
         </w:tc>
         <w:tc>
@@ -4345,6 +6716,23 @@
             <w:pPr>
               <w:pStyle w:val="--3"/>
             </w:pPr>
+            <w:r>
+              <w:rPr>
+                <w:rFonts w:ascii="Arial" w:hAnsi="Arial"/>
+                <w:sz w:val="14"/>
+              </w:rPr>
+              <w:t>1,0 % - 2,0 %</w:t>
+            </w:r>
+            <w:r>
+              <w:br/>
+            </w:r>
+            <w:r>
+              <w:rPr>
+                <w:rFonts w:ascii="Arial" w:hAnsi="Arial"/>
+                <w:sz w:val="14"/>
+              </w:rPr>
+              <w:t>дозирующая система ProMax</w:t>
+            </w:r>
           </w:p>
         </w:tc>
         <w:tc>
@@ -4355,6 +6743,13 @@
             <w:pPr>
               <w:pStyle w:val="--3"/>
             </w:pPr>
+            <w:r>
+              <w:rPr>
+                <w:sz w:val="14"/>
+                <w:rFonts w:ascii="Arial" w:hAnsi="Arial"/>
+              </w:rPr>
+              <w:t xml:space="preserve">не ниже 40°C</w:t>
+            </w:r>
           </w:p>
         </w:tc>
         <w:tc>
@@ -4365,11 +6760,19 @@
             <w:pPr>
               <w:pStyle w:val="--3"/>
             </w:pPr>
+            <w:r>
+              <w:rPr>
+                <w:sz w:val="14"/>
+                <w:rFonts w:ascii="Arial" w:hAnsi="Arial"/>
+              </w:rPr>
+              <w:t xml:space="preserve">___________</w:t>
+            </w:r>
           </w:p>
         </w:tc>
         <w:tc>
           <w:tcPr>
             <w:tcW w:w="510" w:type="dxa"/>
+            <w:vMerge w:val="restart"/>
             <w:noWrap/>
             <w:tcMar>
               <w:left w:w="0" w:type="dxa"/>
@@ -4383,36 +6786,68 @@
             <w:pPr>
               <w:pStyle w:val="--3"/>
             </w:pPr>
+            <w:r>
+              <w:rPr>
+                <w:sz w:val="14"/>
+                <w:rFonts w:ascii="Arial" w:hAnsi="Arial"/>
+                <w:b/>
+              </w:rPr>
+              <w:t xml:space="preserve">промаркированный</w:t>
+            </w:r>
           </w:p>
         </w:tc>
         <w:tc>
           <w:tcPr>
             <w:tcW w:w="958" w:type="dxa"/>
+            <w:vMerge w:val="restart"/>
           </w:tcPr>
           <w:p>
             <w:pPr>
               <w:pStyle w:val="--3"/>
             </w:pPr>
+            <w:r>
+              <w:rPr>
+                <w:sz w:val="14"/>
+                <w:rFonts w:ascii="Arial" w:hAnsi="Arial"/>
+              </w:rPr>
+              <w:t xml:space="preserve">2 раза в смену, по мере загрязнения</w:t>
+            </w:r>
           </w:p>
         </w:tc>
         <w:tc>
           <w:tcPr>
             <w:tcW w:w="1351" w:type="dxa"/>
+            <w:vMerge w:val="restart"/>
           </w:tcPr>
           <w:p>
             <w:pPr>
               <w:pStyle w:val="--2"/>
             </w:pPr>
+            <w:r>
+              <w:rPr>
+                <w:sz w:val="14"/>
+                <w:rFonts w:ascii="Arial" w:hAnsi="Arial"/>
+              </w:rPr>
+              <w:t xml:space="preserve">сотрудник внутреннего клининга</w:t>
+            </w:r>
           </w:p>
         </w:tc>
         <w:tc>
           <w:tcPr>
             <w:tcW w:w="1688" w:type="dxa"/>
+            <w:vMerge w:val="restart"/>
           </w:tcPr>
           <w:p>
             <w:pPr>
               <w:pStyle w:val="--2"/>
             </w:pPr>
+            <w:r>
+              <w:rPr>
+                <w:sz w:val="14"/>
+                <w:rFonts w:ascii="Arial" w:hAnsi="Arial"/>
+              </w:rPr>
+              <w:t xml:space="preserve">визуальный контроль/ сотрудник отдела качества</w:t>
+            </w:r>
           </w:p>
         </w:tc>
       </w:tr>
@@ -4420,6 +6855,13 @@
         <w:tc>
           <w:tcPr>
             <w:tcW w:w="1688" w:type="dxa"/>
+            <w:vMerge/>
+          </w:tcPr>
+          <w:p/>
+        </w:tc>
+        <w:tc>
+          <w:tcPr>
+            <w:tcW w:w="1408" w:type="dxa"/>
           </w:tcPr>
           <w:p>
             <w:pPr>
@@ -4430,23 +6872,14 @@
                 <w:sz w:val="14"/>
                 <w:rFonts w:ascii="Arial" w:hAnsi="Arial"/>
               </w:rPr>
-              <w:t xml:space="preserve">стены (до 2 м)</w:t>
-            </w:r>
-          </w:p>
-        </w:tc>
-        <w:tc>
-          <w:tcPr>
-            <w:tcW w:w="1408" w:type="dxa"/>
-          </w:tcPr>
-          <w:p>
-            <w:pPr>
-              <w:pStyle w:val="--2"/>
-            </w:pPr>
+              <w:t xml:space="preserve">дезинфекция</w:t>
+            </w:r>
           </w:p>
         </w:tc>
         <w:tc>
           <w:tcPr>
             <w:tcW w:w="506" w:type="dxa"/>
+            <w:vMerge/>
             <w:tcMar>
               <w:left w:w="0" w:type="dxa"/>
               <w:right w:w="0" w:type="dxa"/>
@@ -4454,65 +6887,126 @@
             <w:textDirection w:val="btLr"/>
             <w:vAlign w:val="center"/>
           </w:tcPr>
+          <w:p/>
+        </w:tc>
+        <w:tc>
+          <w:tcPr>
+            <w:tcW w:w="1913" w:type="dxa"/>
+            <w:shd w:val="clear" w:color="auto" w:fill="FFFFCC"/>
+          </w:tcPr>
+          <w:p>
+            <w:pPr>
+              <w:pStyle w:val="-0"/>
+            </w:pPr>
+            <w:r>
+              <w:rPr>
+                <w:rFonts w:ascii="Arial" w:hAnsi="Arial"/>
+                <w:b/>
+                <w:sz w:val="14"/>
+              </w:rPr>
+              <w:t>ХИМИТЕК ПОЛИДЕЗ</w:t>
+            </w:r>
+            <w:r>
+              <w:rPr>
+                <w:rFonts w:ascii="Arial" w:hAnsi="Arial"/>
+                <w:b/>
+                <w:sz w:val="14"/>
+                <w:vertAlign w:val="superscript"/>
+              </w:rPr>
+              <w:t>®</w:t>
+            </w:r>
+            <w:r>
+              <w:rPr>
+                <w:rFonts w:ascii="Arial" w:hAnsi="Arial"/>
+                <w:b/>
+                <w:sz w:val="14"/>
+              </w:rPr>
+              <w:t>-СУПЕР</w:t>
+            </w:r>
+          </w:p>
+        </w:tc>
+        <w:tc>
+          <w:tcPr>
+            <w:tcW w:w="1520" w:type="dxa"/>
+          </w:tcPr>
+          <w:p>
+            <w:pPr>
+              <w:pStyle w:val="--2"/>
+            </w:pPr>
+            <w:r>
+              <w:rPr>
+                <w:sz w:val="14"/>
+                <w:rFonts w:ascii="Arial" w:hAnsi="Arial"/>
+              </w:rPr>
+              <w:t xml:space="preserve">протирание</w:t>
+            </w:r>
+          </w:p>
+        </w:tc>
+        <w:tc>
+          <w:tcPr>
+            <w:tcW w:w="2025" w:type="dxa"/>
+          </w:tcPr>
           <w:p>
             <w:pPr>
               <w:pStyle w:val="--3"/>
             </w:pPr>
-          </w:p>
-        </w:tc>
-        <w:tc>
-          <w:tcPr>
-            <w:tcW w:w="1913" w:type="dxa"/>
-          </w:tcPr>
-          <w:p>
-            <w:pPr>
-              <w:pStyle w:val="-0"/>
-            </w:pPr>
-          </w:p>
-        </w:tc>
-        <w:tc>
-          <w:tcPr>
-            <w:tcW w:w="1520" w:type="dxa"/>
-          </w:tcPr>
-          <w:p>
-            <w:pPr>
-              <w:pStyle w:val="--2"/>
-            </w:pPr>
-          </w:p>
-        </w:tc>
-        <w:tc>
-          <w:tcPr>
-            <w:tcW w:w="2025" w:type="dxa"/>
+            <w:r>
+              <w:rPr>
+                <w:rFonts w:ascii="Arial" w:hAnsi="Arial"/>
+                <w:sz w:val="14"/>
+              </w:rPr>
+              <w:t>0,02 % - 0,04 % (по НУК)</w:t>
+            </w:r>
+            <w:r>
+              <w:br/>
+            </w:r>
+            <w:r>
+              <w:rPr>
+                <w:rFonts w:ascii="Arial" w:hAnsi="Arial"/>
+                <w:sz w:val="14"/>
+              </w:rPr>
+              <w:t>дозирующая система ProMax</w:t>
+            </w:r>
+          </w:p>
+        </w:tc>
+        <w:tc>
+          <w:tcPr>
+            <w:tcW w:w="1183" w:type="dxa"/>
           </w:tcPr>
           <w:p>
             <w:pPr>
               <w:pStyle w:val="--3"/>
             </w:pPr>
-          </w:p>
-        </w:tc>
-        <w:tc>
-          <w:tcPr>
-            <w:tcW w:w="1183" w:type="dxa"/>
+            <w:r>
+              <w:rPr>
+                <w:sz w:val="14"/>
+                <w:rFonts w:ascii="Arial" w:hAnsi="Arial"/>
+              </w:rPr>
+              <w:t xml:space="preserve">не выше 20°C</w:t>
+            </w:r>
+          </w:p>
+        </w:tc>
+        <w:tc>
+          <w:tcPr>
+            <w:tcW w:w="1126" w:type="dxa"/>
           </w:tcPr>
           <w:p>
             <w:pPr>
               <w:pStyle w:val="--3"/>
             </w:pPr>
-          </w:p>
-        </w:tc>
-        <w:tc>
-          <w:tcPr>
-            <w:tcW w:w="1126" w:type="dxa"/>
-          </w:tcPr>
-          <w:p>
-            <w:pPr>
-              <w:pStyle w:val="--3"/>
-            </w:pPr>
+            <w:r>
+              <w:rPr>
+                <w:sz w:val="14"/>
+                <w:rFonts w:ascii="Arial" w:hAnsi="Arial"/>
+              </w:rPr>
+              <w:t xml:space="preserve">20 минут</w:t>
+            </w:r>
           </w:p>
         </w:tc>
         <w:tc>
           <w:tcPr>
             <w:tcW w:w="510" w:type="dxa"/>
+            <w:vMerge/>
             <w:noWrap/>
             <w:tcMar>
               <w:left w:w="0" w:type="dxa"/>
@@ -4522,41 +7016,456 @@
             <w:tcFitText/>
             <w:vAlign w:val="center"/>
           </w:tcPr>
+          <w:p/>
+        </w:tc>
+        <w:tc>
+          <w:tcPr>
+            <w:tcW w:w="958" w:type="dxa"/>
+            <w:vMerge/>
+          </w:tcPr>
+          <w:p/>
+        </w:tc>
+        <w:tc>
+          <w:tcPr>
+            <w:tcW w:w="1351" w:type="dxa"/>
+            <w:vMerge/>
+          </w:tcPr>
+          <w:p/>
+        </w:tc>
+        <w:tc>
+          <w:tcPr>
+            <w:tcW w:w="1688" w:type="dxa"/>
+            <w:vMerge/>
+          </w:tcPr>
+          <w:p/>
+        </w:tc>
+      </w:tr>
+      <w:tr>
+        <w:tc>
+          <w:tcPr>
+            <w:tcW w:w="1688" w:type="dxa"/>
+            <w:vMerge w:val="restart"/>
+          </w:tcPr>
+          <w:p>
+            <w:pPr>
+              <w:pStyle w:val="--2"/>
+            </w:pPr>
+            <w:r>
+              <w:rPr>
+                <w:sz w:val="14"/>
+                <w:rFonts w:ascii="Arial" w:hAnsi="Arial"/>
+              </w:rPr>
+              <w:t xml:space="preserve">пол в душевых секциях</w:t>
+            </w:r>
+          </w:p>
+        </w:tc>
+        <w:tc>
+          <w:tcPr>
+            <w:tcW w:w="1408" w:type="dxa"/>
+          </w:tcPr>
+          <w:p>
+            <w:pPr>
+              <w:pStyle w:val="--2"/>
+            </w:pPr>
+            <w:r>
+              <w:rPr>
+                <w:sz w:val="14"/>
+                <w:rFonts w:ascii="Arial" w:hAnsi="Arial"/>
+              </w:rPr>
+              <w:t xml:space="preserve">мойка</w:t>
+            </w:r>
+          </w:p>
+        </w:tc>
+        <w:tc>
+          <w:tcPr>
+            <w:tcW w:w="506" w:type="dxa"/>
+            <w:vMerge w:val="restart"/>
+            <w:tcMar>
+              <w:left w:w="0" w:type="dxa"/>
+              <w:right w:w="0" w:type="dxa"/>
+            </w:tcMar>
+            <w:textDirection w:val="btLr"/>
+            <w:vAlign w:val="center"/>
+          </w:tcPr>
           <w:p>
             <w:pPr>
               <w:pStyle w:val="--3"/>
             </w:pPr>
+            <w:r>
+              <w:rPr>
+                <w:sz w:val="14"/>
+                <w:rFonts w:ascii="Arial" w:hAnsi="Arial"/>
+              </w:rPr>
+              <w:t xml:space="preserve"/>
+            </w:r>
+          </w:p>
+        </w:tc>
+        <w:tc>
+          <w:tcPr>
+            <w:tcW w:w="1913" w:type="dxa"/>
+            <w:shd w:val="clear" w:color="auto" w:fill="99FF99"/>
+          </w:tcPr>
+          <w:p>
+            <w:pPr>
+              <w:pStyle w:val="-0"/>
+            </w:pPr>
+            <w:r>
+              <w:rPr>
+                <w:rFonts w:ascii="Arial" w:hAnsi="Arial"/>
+                <w:b/>
+                <w:sz w:val="14"/>
+              </w:rPr>
+              <w:t>ХИМИТЕК ИЗУМРУД 310</w:t>
+            </w:r>
+          </w:p>
+        </w:tc>
+        <w:tc>
+          <w:tcPr>
+            <w:tcW w:w="1520" w:type="dxa"/>
+          </w:tcPr>
+          <w:p>
+            <w:pPr>
+              <w:pStyle w:val="--2"/>
+            </w:pPr>
+            <w:r>
+              <w:rPr>
+                <w:sz w:val="14"/>
+                <w:rFonts w:ascii="Arial" w:hAnsi="Arial"/>
+              </w:rPr>
+              <w:t xml:space="preserve">ручной (протирание, обработка щёткой)</w:t>
+            </w:r>
+          </w:p>
+        </w:tc>
+        <w:tc>
+          <w:tcPr>
+            <w:tcW w:w="2025" w:type="dxa"/>
+          </w:tcPr>
+          <w:p>
+            <w:pPr>
+              <w:pStyle w:val="--3"/>
+            </w:pPr>
+            <w:r>
+              <w:rPr>
+                <w:rFonts w:ascii="Arial" w:hAnsi="Arial"/>
+                <w:sz w:val="14"/>
+              </w:rPr>
+              <w:t>1,0 % - 2,0 %</w:t>
+            </w:r>
+            <w:r>
+              <w:br/>
+            </w:r>
+            <w:r>
+              <w:rPr>
+                <w:rFonts w:ascii="Arial" w:hAnsi="Arial"/>
+                <w:sz w:val="14"/>
+              </w:rPr>
+              <w:t>дозирующая система ProMax</w:t>
+            </w:r>
+          </w:p>
+        </w:tc>
+        <w:tc>
+          <w:tcPr>
+            <w:tcW w:w="1183" w:type="dxa"/>
+          </w:tcPr>
+          <w:p>
+            <w:pPr>
+              <w:pStyle w:val="--3"/>
+            </w:pPr>
+            <w:r>
+              <w:rPr>
+                <w:sz w:val="14"/>
+                <w:rFonts w:ascii="Arial" w:hAnsi="Arial"/>
+              </w:rPr>
+              <w:t xml:space="preserve">не ниже 40°C</w:t>
+            </w:r>
+          </w:p>
+        </w:tc>
+        <w:tc>
+          <w:tcPr>
+            <w:tcW w:w="1126" w:type="dxa"/>
+          </w:tcPr>
+          <w:p>
+            <w:pPr>
+              <w:pStyle w:val="--3"/>
+            </w:pPr>
+            <w:r>
+              <w:rPr>
+                <w:sz w:val="14"/>
+                <w:rFonts w:ascii="Arial" w:hAnsi="Arial"/>
+              </w:rPr>
+              <w:t xml:space="preserve">___________</w:t>
+            </w:r>
+          </w:p>
+        </w:tc>
+        <w:tc>
+          <w:tcPr>
+            <w:tcW w:w="510" w:type="dxa"/>
+            <w:vMerge w:val="restart"/>
+            <w:noWrap/>
+            <w:tcMar>
+              <w:left w:w="0" w:type="dxa"/>
+              <w:right w:w="0" w:type="dxa"/>
+            </w:tcMar>
+            <w:textDirection w:val="btLr"/>
+            <w:tcFitText/>
+            <w:vAlign w:val="center"/>
+          </w:tcPr>
+          <w:p>
+            <w:pPr>
+              <w:pStyle w:val="--3"/>
+            </w:pPr>
+            <w:r>
+              <w:rPr>
+                <w:sz w:val="14"/>
+                <w:rFonts w:ascii="Arial" w:hAnsi="Arial"/>
+                <w:b/>
+              </w:rPr>
+              <w:t xml:space="preserve">промаркированный</w:t>
+            </w:r>
           </w:p>
         </w:tc>
         <w:tc>
           <w:tcPr>
             <w:tcW w:w="958" w:type="dxa"/>
+            <w:vMerge w:val="restart"/>
           </w:tcPr>
           <w:p>
             <w:pPr>
               <w:pStyle w:val="--3"/>
             </w:pPr>
+            <w:r>
+              <w:rPr>
+                <w:sz w:val="14"/>
+                <w:rFonts w:ascii="Arial" w:hAnsi="Arial"/>
+              </w:rPr>
+              <w:t xml:space="preserve">2 раза в смену, по мере загрязнения</w:t>
+            </w:r>
           </w:p>
         </w:tc>
         <w:tc>
           <w:tcPr>
             <w:tcW w:w="1351" w:type="dxa"/>
+            <w:vMerge w:val="restart"/>
           </w:tcPr>
           <w:p>
             <w:pPr>
               <w:pStyle w:val="--2"/>
             </w:pPr>
+            <w:r>
+              <w:rPr>
+                <w:sz w:val="14"/>
+                <w:rFonts w:ascii="Arial" w:hAnsi="Arial"/>
+              </w:rPr>
+              <w:t xml:space="preserve">сотрудник внутреннего клининга</w:t>
+            </w:r>
           </w:p>
         </w:tc>
         <w:tc>
           <w:tcPr>
             <w:tcW w:w="1688" w:type="dxa"/>
+            <w:vMerge w:val="restart"/>
           </w:tcPr>
           <w:p>
             <w:pPr>
               <w:pStyle w:val="--2"/>
             </w:pPr>
-          </w:p>
+            <w:r>
+              <w:rPr>
+                <w:sz w:val="14"/>
+                <w:rFonts w:ascii="Arial" w:hAnsi="Arial"/>
+              </w:rPr>
+              <w:t xml:space="preserve">визуальный контроль/ сотрудник отдела качества</w:t>
+            </w:r>
+          </w:p>
+        </w:tc>
+      </w:tr>
+      <w:tr>
+        <w:tc>
+          <w:tcPr>
+            <w:tcW w:w="1688" w:type="dxa"/>
+            <w:vMerge/>
+          </w:tcPr>
+          <w:p/>
+        </w:tc>
+        <w:tc>
+          <w:tcPr>
+            <w:tcW w:w="1408" w:type="dxa"/>
+          </w:tcPr>
+          <w:p>
+            <w:pPr>
+              <w:pStyle w:val="--2"/>
+            </w:pPr>
+            <w:r>
+              <w:rPr>
+                <w:sz w:val="14"/>
+                <w:rFonts w:ascii="Arial" w:hAnsi="Arial"/>
+              </w:rPr>
+              <w:t xml:space="preserve">дезинфекция</w:t>
+            </w:r>
+          </w:p>
+        </w:tc>
+        <w:tc>
+          <w:tcPr>
+            <w:tcW w:w="506" w:type="dxa"/>
+            <w:vMerge/>
+            <w:tcMar>
+              <w:left w:w="0" w:type="dxa"/>
+              <w:right w:w="0" w:type="dxa"/>
+            </w:tcMar>
+            <w:textDirection w:val="btLr"/>
+            <w:vAlign w:val="center"/>
+          </w:tcPr>
+          <w:p/>
+        </w:tc>
+        <w:tc>
+          <w:tcPr>
+            <w:tcW w:w="1913" w:type="dxa"/>
+            <w:shd w:val="clear" w:color="auto" w:fill="FFFFCC"/>
+          </w:tcPr>
+          <w:p>
+            <w:pPr>
+              <w:pStyle w:val="-0"/>
+            </w:pPr>
+            <w:r>
+              <w:rPr>
+                <w:rFonts w:ascii="Arial" w:hAnsi="Arial"/>
+                <w:b/>
+                <w:sz w:val="14"/>
+              </w:rPr>
+              <w:t>ХИМИТЕК ПОЛИДЕЗ</w:t>
+            </w:r>
+            <w:r>
+              <w:rPr>
+                <w:rFonts w:ascii="Arial" w:hAnsi="Arial"/>
+                <w:b/>
+                <w:sz w:val="14"/>
+                <w:vertAlign w:val="superscript"/>
+              </w:rPr>
+              <w:t>®</w:t>
+            </w:r>
+            <w:r>
+              <w:rPr>
+                <w:rFonts w:ascii="Arial" w:hAnsi="Arial"/>
+                <w:b/>
+                <w:sz w:val="14"/>
+              </w:rPr>
+              <w:t>-СУПЕР</w:t>
+            </w:r>
+          </w:p>
+        </w:tc>
+        <w:tc>
+          <w:tcPr>
+            <w:tcW w:w="1520" w:type="dxa"/>
+          </w:tcPr>
+          <w:p>
+            <w:pPr>
+              <w:pStyle w:val="--2"/>
+            </w:pPr>
+            <w:r>
+              <w:rPr>
+                <w:sz w:val="14"/>
+                <w:rFonts w:ascii="Arial" w:hAnsi="Arial"/>
+              </w:rPr>
+              <w:t xml:space="preserve">протирание</w:t>
+            </w:r>
+          </w:p>
+        </w:tc>
+        <w:tc>
+          <w:tcPr>
+            <w:tcW w:w="2025" w:type="dxa"/>
+          </w:tcPr>
+          <w:p>
+            <w:pPr>
+              <w:pStyle w:val="--3"/>
+            </w:pPr>
+            <w:r>
+              <w:rPr>
+                <w:rFonts w:ascii="Arial" w:hAnsi="Arial"/>
+                <w:sz w:val="14"/>
+              </w:rPr>
+              <w:t>0,02 % - 0,04 % (по НУК)</w:t>
+            </w:r>
+            <w:r>
+              <w:br/>
+            </w:r>
+            <w:r>
+              <w:rPr>
+                <w:rFonts w:ascii="Arial" w:hAnsi="Arial"/>
+                <w:sz w:val="14"/>
+              </w:rPr>
+              <w:t>дозирующая система ProMax</w:t>
+            </w:r>
+          </w:p>
+        </w:tc>
+        <w:tc>
+          <w:tcPr>
+            <w:tcW w:w="1183" w:type="dxa"/>
+          </w:tcPr>
+          <w:p>
+            <w:pPr>
+              <w:pStyle w:val="--3"/>
+            </w:pPr>
+            <w:r>
+              <w:rPr>
+                <w:sz w:val="14"/>
+                <w:rFonts w:ascii="Arial" w:hAnsi="Arial"/>
+              </w:rPr>
+              <w:t xml:space="preserve">не выше 20°C</w:t>
+            </w:r>
+          </w:p>
+        </w:tc>
+        <w:tc>
+          <w:tcPr>
+            <w:tcW w:w="1126" w:type="dxa"/>
+          </w:tcPr>
+          <w:p>
+            <w:pPr>
+              <w:pStyle w:val="--3"/>
+            </w:pPr>
+            <w:r>
+              <w:rPr>
+                <w:sz w:val="14"/>
+                <w:rFonts w:ascii="Arial" w:hAnsi="Arial"/>
+              </w:rPr>
+              <w:t xml:space="preserve">20 минут</w:t>
+            </w:r>
+          </w:p>
+        </w:tc>
+        <w:tc>
+          <w:tcPr>
+            <w:tcW w:w="510" w:type="dxa"/>
+            <w:vMerge/>
+            <w:noWrap/>
+            <w:tcMar>
+              <w:left w:w="0" w:type="dxa"/>
+              <w:right w:w="0" w:type="dxa"/>
+            </w:tcMar>
+            <w:textDirection w:val="btLr"/>
+            <w:tcFitText/>
+            <w:vAlign w:val="center"/>
+          </w:tcPr>
+          <w:p/>
+        </w:tc>
+        <w:tc>
+          <w:tcPr>
+            <w:tcW w:w="958" w:type="dxa"/>
+            <w:vMerge/>
+          </w:tcPr>
+          <w:p/>
+        </w:tc>
+        <w:tc>
+          <w:tcPr>
+            <w:tcW w:w="1351" w:type="dxa"/>
+            <w:vMerge/>
+          </w:tcPr>
+          <w:p/>
+        </w:tc>
+        <w:tc>
+          <w:tcPr>
+            <w:tcW w:w="1688" w:type="dxa"/>
+            <w:vMerge/>
+          </w:tcPr>
+          <w:p/>
         </w:tc>
       </w:tr>
     </w:tbl>
